--- a/paper/Context_Rot_Research_Final.docx
+++ b/paper/Context_Rot_Research_Final.docx
@@ -479,7 +479,7 @@
           <w:rFonts w:ascii="Times New Roman" w:hAnsi="Times New Roman" w:cs="Times New Roman"/>
           <w:sz w:val="20"/>
         </w:rPr>
-        <w:t>: the gradual accumulation of stale, contradictory, redundant, and irrelevant material inside the context window. It drives hallucination, unsettles reasoning, and wastes tokens, yet common fixes (truncation, summarization, compression, retrieval) shrink the context without measuring how quickly its contents decay.</w:t>
+        <w:t>: the gradual accumulation of stale, contradictory, redundant, and irrelevant material inside the context window. Common fixes (truncation, summarization, compression, retrieval) shrink the context without measuring how quickly its contents decay.</w:t>
       </w:r>
     </w:p>
     <w:p>
@@ -511,7 +511,7 @@
           <w:rFonts w:ascii="Times New Roman" w:hAnsi="Times New Roman" w:cs="Times New Roman"/>
           <w:sz w:val="20"/>
         </w:rPr>
-        <w:t xml:space="preserve">We ask whether context quality can be measured rather than assumed, and define a </w:t>
+        <w:t xml:space="preserve">We define a </w:t>
       </w:r>
       <w:r>
         <w:rPr>
@@ -526,7 +526,7 @@
           <w:rFonts w:ascii="Times New Roman" w:hAnsi="Times New Roman" w:cs="Times New Roman"/>
           <w:sz w:val="20"/>
         </w:rPr>
-        <w:t>: the number of turns after which a piece of information has a 50% chance of no longer helping the model answer.</w:t>
+        <w:t>, the number of turns after which a piece of information has a 50% chance of no longer helping the model answer, and ask whether it can be measured and used to repair a context.</w:t>
       </w:r>
     </w:p>
     <w:p>
@@ -558,7 +558,7 @@
           <w:rFonts w:ascii="Times New Roman" w:hAnsi="Times New Roman" w:cs="Times New Roman"/>
           <w:sz w:val="20"/>
         </w:rPr>
-        <w:t>Borrowing survival analysis from reliability and medical statistics, we estimate half-lives by ageing facts inside conversations, summarise a session with a Rot Index, and use both to drive a repair loop that UPDATEs outdated facts, MERGEs duplicates, and REMOVEs irrelevant material, while a protection set and verification with rollback shield knowledge that still matters. Repair works entirely at the context layer, so any LLM benefits without retraining. A lightweight reference implementation uses needle-in-a-haystack tests, rolling summaries, embedding-based de-duplication, and relevance pruning.</w:t>
+        <w:t>We estimate half-lives with survival analysis (Weibull and Kaplan–Meier fits), summarise a session with a Rot Index, and use both to drive a repair loop that UPDATEs outdated facts, MERGEs duplicates, and REMOVEs irrelevant material behind a protection set and verification with rollback. In a deliberately small study on one laptop (one 3-billion-parameter open model, 35 LongMemEval questions, 20 facts per age, synthetic rot-injection sessions) we run five experiments and report every outcome, including those that contradict our seven hypotheses.</w:t>
       </w:r>
     </w:p>
     <w:p>
@@ -576,7 +576,7 @@
           <w:b/>
           <w:sz w:val="20"/>
         </w:rPr>
-        <w:t>Expected results:</w:t>
+        <w:t>Results:</w:t>
       </w:r>
       <w:r>
         <w:rPr>
@@ -590,7 +590,7 @@
           <w:rFonts w:ascii="Times New Roman" w:hAnsi="Times New Roman" w:cs="Times New Roman"/>
           <w:sz w:val="20"/>
         </w:rPr>
-        <w:t>The framework will be evaluated on LongMemEval, LongBench v2, the Chroma Context Rot benchmark, and a synthetic rot-injection suite, using accuracy, reasoning quality, hallucination rate, token efficiency, and latency. We pre-register seven hypotheses and report no empirical numbers of our own.</w:t>
+        <w:t>Decay depends on content: a changing value fell to 50% correct after 80 turns (Weibull half-life 69 turns, 95% CI 53–102), a stable preference did not decay at all, and a number in a tool output kept 75%. Rewording the question so that it shares no content word with the evidence cut needle-in-a-haystack accuracy from 55% to 30%. Detectors found stale and contradictory segments perfectly on synthetic sessions but flagged irrelevant text with precision of only 38%. Half-life-guided repair cut input tokens by 39% but did not improve accuracy (46% against 54% for full context), raised hallucination, and cost more time than it saved; of seven hypotheses, two were partly supported, three were not supported or could not be tested, and two were refuted at this scale.</w:t>
       </w:r>
     </w:p>
     <w:p>
@@ -622,7 +622,7 @@
           <w:rFonts w:ascii="Times New Roman" w:hAnsi="Times New Roman" w:cs="Times New Roman"/>
           <w:sz w:val="20"/>
         </w:rPr>
-        <w:t>Measuring context quality reframes long-context reliability as maintenance that is repairable, quantifiable, and improvable without touching the model.</w:t>
+        <w:t>Content-dependent decay is measurable even with a 3B model, but at this scale measurement did not translate into better repair. We release code, raw logs, and negative results so that larger studies can build on them.</w:t>
       </w:r>
     </w:p>
     <w:p>
@@ -651,7 +651,7 @@
           <w:i/>
           <w:sz w:val="20"/>
         </w:rPr>
-        <w:t xml:space="preserve"> Context rot, context half-life, long-context reasoning, lost in the middle, needle-in-a-haystack, retrieval-augmented generation, context engineering.</w:t>
+        <w:t xml:space="preserve"> Context rot, context half-life, long-context reasoning, lost in the middle, needle-in-a-haystack, survival analysis, retrieval-augmented generation, context engineering.</w:t>
       </w:r>
     </w:p>
     <w:p>
@@ -1071,14 +1071,14 @@
           <w:b/>
           <w:sz w:val="20"/>
         </w:rPr>
-        <w:t>An evaluation protocol and reference implementation:</w:t>
-      </w:r>
-      <w:r>
-        <w:rPr>
-          <w:rFonts w:ascii="Times New Roman" w:hAnsi="Times New Roman" w:cs="Times New Roman"/>
-          <w:sz w:val="20"/>
-        </w:rPr>
-        <w:t xml:space="preserve"> pre-registered experiments on public benchmarks plus a rot-injection suite, and short Python listings that reproduce the core measurements with free tools.</w:t>
+        <w:t>A small, fully reported empirical study:</w:t>
+      </w:r>
+      <w:r>
+        <w:rPr>
+          <w:rFonts w:ascii="Times New Roman" w:hAnsi="Times New Roman" w:cs="Times New Roman"/>
+          <w:sz w:val="20"/>
+        </w:rPr>
+        <w:t xml:space="preserve"> five experiments with a local 3-billion-parameter model (needle in a haystack, fact ageing, synthetic rot injection, repair on a LongMemEval subset, ablations), with open code and raw logs, including results that contradict our hypotheses.</w:t>
       </w:r>
     </w:p>
     <w:p>
@@ -1140,7 +1140,7 @@
           <w:rFonts w:ascii="Times New Roman" w:hAnsi="Times New Roman" w:cs="Times New Roman"/>
           <w:sz w:val="20"/>
         </w:rPr>
-        <w:t xml:space="preserve"> Does half-life-guided repair improve accuracy, reasoning, and hallucination rate over baselines at equal or lower token cost? </w:t>
+        <w:t xml:space="preserve"> Does half-life-guided repair improve accuracy and hallucination rate over baselines at equal or lower token cost? </w:t>
       </w:r>
       <w:r>
         <w:rPr>
@@ -1155,7 +1155,7 @@
           <w:rFonts w:ascii="Times New Roman" w:hAnsi="Times New Roman" w:cs="Times New Roman"/>
           <w:sz w:val="20"/>
         </w:rPr>
-        <w:t xml:space="preserve"> Which operations contribute most, and at what latency? This paper specifies the framework and pre-registers its evaluation; it reports no empirical results, and worked examples use labelled illustrative values. Section II explains how LLMs read context, Section III reviews related work, Section IV presents the method, Section V the hypotheses and limitations, and Section VI concludes.</w:t>
+        <w:t xml:space="preserve"> Which operations contribute most, and at what latency? An earlier draft of this paper proposed the framework and fixed seven hypotheses before any experiment was run; here we test them at small scale and report each as supported, partly supported, refuted, or not testable. Section II explains how LLMs read context, Section III reviews related work, Section IV presents the method and the hypotheses, Section V the experimental setup, Section VI the results, Section VII the discussion and limitations, and Section VIII concludes.</w:t>
       </w:r>
     </w:p>
     <w:p>
@@ -6418,7 +6418,7 @@
         <w:pStyle w:val="Heading2"/>
       </w:pPr>
       <w:r>
-        <w:t>Experimental design</w:t>
+        <w:t>Hypotheses fixed before the experiments</w:t>
       </w:r>
     </w:p>
     <w:p>
@@ -6433,17 +6433,34 @@
       <w:r>
         <w:rPr>
           <w:rFonts w:ascii="Times New Roman" w:hAnsi="Times New Roman" w:cs="Times New Roman"/>
+          <w:sz w:val="20"/>
+        </w:rPr>
+        <w:t>Seven hypotheses were written in an earlier draft of this paper, before any experiment was run; each states what would refute it, and we report every one as supported, partly supported, refuted, or not testable in Section VII.</w:t>
+      </w:r>
+    </w:p>
+    <w:p>
+      <w:pPr>
+        <w:jc w:val="both"/>
+        <w:rPr>
+          <w:rFonts w:ascii="Times New Roman" w:hAnsi="Times New Roman" w:cs="Times New Roman"/>
+          <w:sz w:val="20"/>
+          <w:szCs w:val="20"/>
+        </w:rPr>
+      </w:pPr>
+      <w:r>
+        <w:rPr>
+          <w:rFonts w:ascii="Times New Roman" w:hAnsi="Times New Roman" w:cs="Times New Roman"/>
           <w:b/>
           <w:sz w:val="20"/>
         </w:rPr>
-        <w:t>Benchmarks.</w:t>
-      </w:r>
-      <w:r>
-        <w:rPr>
-          <w:rFonts w:ascii="Times New Roman" w:hAnsi="Times New Roman" w:cs="Times New Roman"/>
-          <w:sz w:val="20"/>
-        </w:rPr>
-        <w:t xml:space="preserve"> LongMemEval [6] (500 questions; the standard variant of about 115K tokens, a 500-session variant with retrieval, and an oracle upper bound), whose knowledge-update and temporal questions test staleness and whose abstention questions test hallucination; LongBench v2 [25], whose mostly single-document tasks contain little stale content and so test whether gains depend on structural rot; the Chroma toolkit [1] for controlled manipulations of similarity, distractors, and structure; and our rot-injection suite with known decay times. Each is split 20% development and 80% test; all thresholds and prompts are frozen on the development split.</w:t>
+        <w:t>H1: Decay differs by content type.</w:t>
+      </w:r>
+      <w:r>
+        <w:rPr>
+          <w:rFonts w:ascii="Times New Roman" w:hAnsi="Times New Roman" w:cs="Times New Roman"/>
+          <w:sz w:val="20"/>
+        </w:rPr>
+        <w:t xml:space="preserve"> Tool outputs and changing state should have short half-lives and preferences long ones, with some non-exponential shapes (κ ≠ 1). Refuted if type-level survival curves are indistinguishable or the hazard model performs near chance on held-out data.</w:t>
       </w:r>
     </w:p>
     <w:p>
@@ -6461,14 +6478,14 @@
           <w:b/>
           <w:sz w:val="20"/>
         </w:rPr>
-        <w:t>Readers and baselines.</w:t>
-      </w:r>
-      <w:r>
-        <w:rPr>
-          <w:rFonts w:ascii="Times New Roman" w:hAnsi="Times New Roman" w:cs="Times New Roman"/>
-          <w:sz w:val="20"/>
-        </w:rPr>
-        <w:t xml:space="preserve"> Two proprietary and two open-weight readers at fixed versions are compared against full context, a sliding window, rolling summarization, LLMLingua-style compression at matched budget [10], retrieval over history [6], a Mem0-style memory [13], and where reproducible a learned manager [28]. Random and oldest-first repair at equal budget isolate the half-life signal; an oracle using true ablation utilities gives an upper bound.</w:t>
+        <w:t>H2: Half-life localises degradation better than length.</w:t>
+      </w:r>
+      <w:r>
+        <w:rPr>
+          <w:rFonts w:ascii="Times New Roman" w:hAnsi="Times New Roman" w:cs="Times New Roman"/>
+          <w:sz w:val="20"/>
+        </w:rPr>
+        <w:t xml:space="preserve"> R(t) and H(C) should explain more accuracy decline than token count, and t* should land near injected change points, since rot depends on content [1], [9]; the residual length effect [5] is reported as unrepairable. Refuted if token count dominates R(t) in nested models.</w:t>
       </w:r>
     </w:p>
     <w:p>
@@ -6486,14 +6503,503 @@
           <w:b/>
           <w:sz w:val="20"/>
         </w:rPr>
-        <w:t>Metrics</w:t>
-      </w:r>
-      <w:r>
-        <w:rPr>
-          <w:rFonts w:ascii="Times New Roman" w:hAnsi="Times New Roman" w:cs="Times New Roman"/>
-          <w:sz w:val="20"/>
-        </w:rPr>
-        <w:t xml:space="preserve"> are summarised in Table 3. Hallucination is scored against the original history, so repair cannot hide errors by deleting evidence. The metric itself is validated by calibration (Brier score, time-dependent AUC), recovery of known half-lives and change points in the injection suite, rank correlation of R(t) with accuracy decline, likelihood-ratio tests of R(t) beyond token count, dose–response against random repair, and stability across readers and judges. Ablations remove each operation, the protection set, verification, and the adaptive trigger. Comparisons are paired: McNemar's test [34], paired bootstrap intervals with 10,000 resamples [32], and a multiple-comparison correction, reported as effect sizes with intervals.</w:t>
+        <w:t>H3: Repair helps most where rot is structural:</w:t>
+      </w:r>
+      <w:r>
+        <w:rPr>
+          <w:rFonts w:ascii="Times New Roman" w:hAnsi="Times New Roman" w:cs="Times New Roman"/>
+          <w:sz w:val="20"/>
+        </w:rPr>
+        <w:t xml:space="preserve"> in LongMemEval's knowledge-update, multi-session, and temporal categories, with a target of +3 percentage points over full context at no more than 70% of its tokens. Refuted if gains are uniform across question types or absent.</w:t>
+      </w:r>
+    </w:p>
+    <w:p>
+      <w:pPr>
+        <w:jc w:val="both"/>
+        <w:rPr>
+          <w:rFonts w:ascii="Times New Roman" w:hAnsi="Times New Roman" w:cs="Times New Roman"/>
+          <w:sz w:val="20"/>
+          <w:szCs w:val="20"/>
+        </w:rPr>
+      </w:pPr>
+      <w:r>
+        <w:rPr>
+          <w:rFonts w:ascii="Times New Roman" w:hAnsi="Times New Roman" w:cs="Times New Roman"/>
+          <w:b/>
+          <w:sz w:val="20"/>
+        </w:rPr>
+        <w:t>H4: Selective repair beats blind shrinking at equal budget</w:t>
+      </w:r>
+      <w:r>
+        <w:rPr>
+          <w:rFonts w:ascii="Times New Roman" w:hAnsi="Times New Roman" w:cs="Times New Roman"/>
+          <w:sz w:val="20"/>
+        </w:rPr>
+        <w:t>, with fewer lost task states, premature terminations [15], and detail losses from rewriting [14]. Refuted if a blinded error analysis shows no difference.</w:t>
+      </w:r>
+    </w:p>
+    <w:p>
+      <w:pPr>
+        <w:jc w:val="both"/>
+        <w:rPr>
+          <w:rFonts w:ascii="Times New Roman" w:hAnsi="Times New Roman" w:cs="Times New Roman"/>
+          <w:sz w:val="20"/>
+          <w:szCs w:val="20"/>
+        </w:rPr>
+      </w:pPr>
+      <w:r>
+        <w:rPr>
+          <w:rFonts w:ascii="Times New Roman" w:hAnsi="Times New Roman" w:cs="Times New Roman"/>
+          <w:b/>
+          <w:sz w:val="20"/>
+        </w:rPr>
+        <w:t>H5: Each operation has a signature:</w:t>
+      </w:r>
+      <w:r>
+        <w:rPr>
+          <w:rFonts w:ascii="Times New Roman" w:hAnsi="Times New Roman" w:cs="Times New Roman"/>
+          <w:sz w:val="20"/>
+        </w:rPr>
+        <w:t xml:space="preserve"> REMOVE gives most token savings, UPDATE most of the knowledge-update gains, MERGE fewer redundancy errors; dropping protection or verification increases regressions.</w:t>
+      </w:r>
+    </w:p>
+    <w:p>
+      <w:pPr>
+        <w:jc w:val="both"/>
+        <w:rPr>
+          <w:rFonts w:ascii="Times New Roman" w:hAnsi="Times New Roman" w:cs="Times New Roman"/>
+          <w:sz w:val="20"/>
+          <w:szCs w:val="20"/>
+        </w:rPr>
+      </w:pPr>
+      <w:r>
+        <w:rPr>
+          <w:rFonts w:ascii="Times New Roman" w:hAnsi="Times New Roman" w:cs="Times New Roman"/>
+          <w:b/>
+          <w:sz w:val="20"/>
+        </w:rPr>
+        <w:t>H6: Hallucination falls without hurting abstention</w:t>
+      </w:r>
+      <w:r>
+        <w:rPr>
+          <w:rFonts w:ascii="Times New Roman" w:hAnsi="Times New Roman" w:cs="Times New Roman"/>
+          <w:sz w:val="20"/>
+        </w:rPr>
+        <w:t>, because stale and contradictory content breeds confident wrong answers. Refuted if repair removes evidence needed to abstain.</w:t>
+      </w:r>
+    </w:p>
+    <w:p>
+      <w:pPr>
+        <w:jc w:val="both"/>
+        <w:rPr>
+          <w:rFonts w:ascii="Times New Roman" w:hAnsi="Times New Roman" w:cs="Times New Roman"/>
+          <w:sz w:val="20"/>
+          <w:szCs w:val="20"/>
+        </w:rPr>
+      </w:pPr>
+      <w:r>
+        <w:rPr>
+          <w:rFonts w:ascii="Times New Roman" w:hAnsi="Times New Roman" w:cs="Times New Roman"/>
+          <w:b/>
+          <w:sz w:val="20"/>
+        </w:rPr>
+        <w:t>H7: Overhead pays for itself</w:t>
+      </w:r>
+      <w:r>
+        <w:rPr>
+          <w:rFonts w:ascii="Times New Roman" w:hAnsi="Times New Roman" w:cs="Times New Roman"/>
+          <w:sz w:val="20"/>
+        </w:rPr>
+        <w:t>: beyond some session length the smaller reader input outweighs detector and judge costs, as memory systems already show [13]. Refuted if no break-even exists within benchmark lengths.</w:t>
+      </w:r>
+    </w:p>
+    <w:p>
+      <w:pPr>
+        <w:pStyle w:val="Heading2"/>
+      </w:pPr>
+      <w:r>
+        <w:t>What the implementation does differently from the design</w:t>
+      </w:r>
+    </w:p>
+    <w:p>
+      <w:pPr>
+        <w:jc w:val="both"/>
+        <w:rPr>
+          <w:rFonts w:ascii="Times New Roman" w:hAnsi="Times New Roman" w:cs="Times New Roman"/>
+          <w:sz w:val="20"/>
+          <w:szCs w:val="20"/>
+        </w:rPr>
+      </w:pPr>
+      <w:r>
+        <w:rPr>
+          <w:rFonts w:ascii="Times New Roman" w:hAnsi="Times New Roman" w:cs="Times New Roman"/>
+          <w:sz w:val="20"/>
+        </w:rPr>
+        <w:t xml:space="preserve">The reference implementation simplifies the design above in ways that matter for reading the results. First, the Rot Index used in the experiments is </w:t>
+      </w:r>
+      <w:r>
+        <w:rPr>
+          <w:rFonts w:ascii="Times New Roman" w:hAnsi="Times New Roman" w:cs="Times New Roman"/>
+          <w:i/>
+          <w:sz w:val="20"/>
+        </w:rPr>
+        <w:t>detector-based</w:t>
+      </w:r>
+      <w:r>
+        <w:rPr>
+          <w:rFonts w:ascii="Times New Roman" w:hAnsi="Times New Roman" w:cs="Times New Roman"/>
+          <w:sz w:val="20"/>
+        </w:rPr>
+        <w:t>: R̂(t) is the share of tokens in segments flagged by any detector, not the survival-weighted sum of Eq. (6); the survival-weighted form is used only in the illustrative simulation of Fig. 5. Second, the Tier 3 leave-one-out utilities were not computed, so no hazard model of Eq. (7) was fitted; instead, a logistic model of probe failure on content type and age is scored by leave-facts-out AUC. Third, entity–attribute–value extraction is rule-based on the synthetic sessions and done by the 3B model on LongMemEval, and contradiction detection (a natural-language-inference cross-encoder) is used only on the synthetic sessions. Fourth, the REMOVE archive is kept but never recalled, so removal is reversible in principle and not in the measured pipeline.</w:t>
+      </w:r>
+    </w:p>
+    <w:p>
+      <w:pPr>
+        <w:pStyle w:val="Heading1"/>
+      </w:pPr>
+      <w:r>
+        <w:t>Experimental Setup</w:t>
+      </w:r>
+    </w:p>
+    <w:p>
+      <w:pPr>
+        <w:pStyle w:val="Heading2"/>
+      </w:pPr>
+      <w:r>
+        <w:t>Hardware, software, and run policy</w:t>
+      </w:r>
+    </w:p>
+    <w:p>
+      <w:pPr>
+        <w:jc w:val="both"/>
+        <w:rPr>
+          <w:rFonts w:ascii="Times New Roman" w:hAnsi="Times New Roman" w:cs="Times New Roman"/>
+          <w:sz w:val="20"/>
+          <w:szCs w:val="20"/>
+        </w:rPr>
+      </w:pPr>
+      <w:r>
+        <w:rPr>
+          <w:rFonts w:ascii="Times New Roman" w:hAnsi="Times New Roman" w:cs="Times New Roman"/>
+          <w:sz w:val="20"/>
+        </w:rPr>
+        <w:t>All experiments ran on one laptop: an Intel Core Ultra 7 255HX CPU, 15.4 GB of RAM, and an NVIDIA GeForce RTX 5050 Laptop GPU with 8 GB of memory, under Windows 11. Models were served by Ollama 0.40.8 [16] (Python client 0.6.3); analysis used Python 3.14.4, NumPy 2.5.4, SciPy 1.18.1, pandas 3.1.0, scikit-learn 1.9.1, and lifelines 0.30.0 [34]; embeddings and the entailment model ran on the CPU through sentence-transformers 6.2.0 and PyTorch 2.14.1. Exact versions are stored with the results. To keep the GPU cool the runner sends one request at a time, pauses briefly after each call, and waits when the GPU passes 78 °C. Reader calls alone totalled about 56 minutes.</w:t>
+      </w:r>
+    </w:p>
+    <w:p>
+      <w:pPr>
+        <w:pStyle w:val="Heading2"/>
+      </w:pPr>
+      <w:r>
+        <w:t>Models, decoding, and seeds</w:t>
+      </w:r>
+    </w:p>
+    <w:p>
+      <w:pPr>
+        <w:jc w:val="both"/>
+        <w:rPr>
+          <w:rFonts w:ascii="Times New Roman" w:hAnsi="Times New Roman" w:cs="Times New Roman"/>
+          <w:sz w:val="20"/>
+          <w:szCs w:val="20"/>
+        </w:rPr>
+      </w:pPr>
+      <w:r>
+        <w:rPr>
+          <w:rFonts w:ascii="Times New Roman" w:hAnsi="Times New Roman" w:cs="Times New Roman"/>
+          <w:sz w:val="20"/>
+        </w:rPr>
+        <w:t xml:space="preserve">The reader in every experiment is </w:t>
+      </w:r>
+      <w:r>
+        <w:rPr>
+          <w:rFonts w:ascii="Courier New" w:hAnsi="Courier New" w:cs="Courier New"/>
+          <w:sz w:val="18"/>
+        </w:rPr>
+        <w:t>llama3.2:3b</w:t>
+      </w:r>
+      <w:r>
+        <w:rPr>
+          <w:rFonts w:ascii="Times New Roman" w:hAnsi="Times New Roman" w:cs="Times New Roman"/>
+          <w:sz w:val="20"/>
+        </w:rPr>
+        <w:t xml:space="preserve"> (Llama 3.2, 3.2 B parameters, Q4_K_M quantization, digest a80c4f17acd5) [35]; the same model serves as the auxiliary model for attribute extraction and for rolling summaries. The answer judge in E4 is a different model family, </w:t>
+      </w:r>
+      <w:r>
+        <w:rPr>
+          <w:rFonts w:ascii="Courier New" w:hAnsi="Courier New" w:cs="Courier New"/>
+          <w:sz w:val="18"/>
+        </w:rPr>
+        <w:t>qwen2.5:3b</w:t>
+      </w:r>
+      <w:r>
+        <w:rPr>
+          <w:rFonts w:ascii="Times New Roman" w:hAnsi="Times New Roman" w:cs="Times New Roman"/>
+          <w:sz w:val="20"/>
+        </w:rPr>
+        <w:t xml:space="preserve"> (3.1 B parameters, Q4_K_M, digest 357c53fb659c) [36]. Decoding is greedy (temperature 0) with a global seed of 20261022, so reruns reproduce every answer on the same software. Sentence embeddings come from all-MiniLM-L6-v2 [31], [37] and contradictions are scored by the cross-encoder nli-deberta-v3-xsmall [38]. A single reference tokenizer (cl100k, via tiktoken) measures all token budgets, so “input tokens” means the same thing in every condition. Larger models, including hosted ones, were not run.</w:t>
+      </w:r>
+    </w:p>
+    <w:p>
+      <w:pPr>
+        <w:pStyle w:val="Heading2"/>
+      </w:pPr>
+      <w:r>
+        <w:t>Data and subset selection</w:t>
+      </w:r>
+    </w:p>
+    <w:p>
+      <w:pPr>
+        <w:jc w:val="both"/>
+        <w:rPr>
+          <w:rFonts w:ascii="Times New Roman" w:hAnsi="Times New Roman" w:cs="Times New Roman"/>
+          <w:sz w:val="20"/>
+          <w:szCs w:val="20"/>
+        </w:rPr>
+      </w:pPr>
+      <w:r>
+        <w:rPr>
+          <w:rFonts w:ascii="Times New Roman" w:hAnsi="Times New Roman" w:cs="Times New Roman"/>
+          <w:sz w:val="20"/>
+        </w:rPr>
+        <w:t xml:space="preserve">E1 haystacks are cut from three public-domain novels from Project Gutenberg [39]. E2 draws its filler turns from LongMemEval histories [6] (cleaned release, MIT licence, dataset revision 98d7416), skipping every evidence session, with each message cut to 120 words. The facts of E2 and all sessions of E3 are </w:t>
+      </w:r>
+      <w:r>
+        <w:rPr>
+          <w:rFonts w:ascii="Times New Roman" w:hAnsi="Times New Roman" w:cs="Times New Roman"/>
+          <w:b/>
+          <w:sz w:val="20"/>
+        </w:rPr>
+        <w:t>synthetic</w:t>
+      </w:r>
+      <w:r>
+        <w:rPr>
+          <w:rFonts w:ascii="Times New Roman" w:hAnsi="Times New Roman" w:cs="Times New Roman"/>
+          <w:sz w:val="20"/>
+        </w:rPr>
+        <w:t>, generated from templates with seeded random values. E4 uses a stratified random subset of LongMemEval: the plan was 50 questions (12 knowledge-update, 12 temporal, 10 multi-session, 8 single-session, 8 abstention), but only questions whose evidence sessions fit in 4,500 tokens qualify, because each haystack is padded with the question's own distractor sessions to about 8,000 tokens in date order. That left 35 questions: 2 knowledge-update, 12 temporal, 7 multi-session, 8 single-session, and 6 abstention.</w:t>
+      </w:r>
+    </w:p>
+    <w:p>
+      <w:pPr>
+        <w:pStyle w:val="Heading2"/>
+      </w:pPr>
+      <w:r>
+        <w:t>Protocols</w:t>
+      </w:r>
+    </w:p>
+    <w:p>
+      <w:pPr>
+        <w:jc w:val="both"/>
+        <w:rPr>
+          <w:rFonts w:ascii="Times New Roman" w:hAnsi="Times New Roman" w:cs="Times New Roman"/>
+          <w:sz w:val="20"/>
+          <w:szCs w:val="20"/>
+        </w:rPr>
+      </w:pPr>
+      <w:r>
+        <w:rPr>
+          <w:rFonts w:ascii="Times New Roman" w:hAnsi="Times New Roman" w:cs="Times New Roman"/>
+          <w:b/>
+          <w:sz w:val="20"/>
+        </w:rPr>
+        <w:t>E1 (needle in a haystack).</w:t>
+      </w:r>
+      <w:r>
+        <w:rPr>
+          <w:rFonts w:ascii="Times New Roman" w:hAnsi="Times New Roman" w:cs="Times New Roman"/>
+          <w:sz w:val="20"/>
+        </w:rPr>
+        <w:t xml:space="preserve"> Five lengths (1K to 16K tokens), eleven depths (0–100%), three needles, and two wordings give 330 calls. The literal question reuses the needle's words; the paraphrase shares no content word with it, which the code checks. Correctness is a normalised string match on the answer.</w:t>
+      </w:r>
+    </w:p>
+    <w:p>
+      <w:pPr>
+        <w:jc w:val="both"/>
+        <w:rPr>
+          <w:rFonts w:ascii="Times New Roman" w:hAnsi="Times New Roman" w:cs="Times New Roman"/>
+          <w:sz w:val="20"/>
+          <w:szCs w:val="20"/>
+        </w:rPr>
+      </w:pPr>
+      <w:r>
+        <w:rPr>
+          <w:rFonts w:ascii="Times New Roman" w:hAnsi="Times New Roman" w:cs="Times New Roman"/>
+          <w:b/>
+          <w:sz w:val="20"/>
+        </w:rPr>
+        <w:t>E2 (fact-ageing half-life).</w:t>
+      </w:r>
+      <w:r>
+        <w:rPr>
+          <w:rFonts w:ascii="Times New Roman" w:hAnsi="Times New Roman" w:cs="Times New Roman"/>
+          <w:sz w:val="20"/>
+        </w:rPr>
+        <w:t xml:space="preserve"> Three synthetic fact types: a stable preference (a project codename), a changing value (a city, corrected right after it is first stated, so age counts turns since the correction), and a number buried in a roughly 250-token tool output. Each fact is probed at ages 0, 5, 10, 20, 40, and 80 turns of filler, with 20 facts per type; filler is nested, so the age-5 context is a prefix of the age-10 context. A second, </w:t>
+      </w:r>
+      <w:r>
+        <w:rPr>
+          <w:rFonts w:ascii="Times New Roman" w:hAnsi="Times New Roman" w:cs="Times New Roman"/>
+          <w:i/>
+          <w:sz w:val="20"/>
+        </w:rPr>
+        <w:t>length-matched</w:t>
+      </w:r>
+      <w:r>
+        <w:rPr>
+          <w:rFonts w:ascii="Times New Roman" w:hAnsi="Times New Roman" w:cs="Times New Roman"/>
+          <w:sz w:val="20"/>
+        </w:rPr>
+        <w:t xml:space="preserve"> run (10 facts per type) fixes the total at 80 filler turns and varies only how many turns follow the fact, separating age from length. Per type we fit exponential and Weibull survival curves by binomial maximum likelihood, bootstrap facts (500 resamples) for confidence intervals, draw Kaplan–Meier curves from each fact's first failure [29], compare types with a log-rank test, test κ = 1 with a likelihood-ratio test, and score a logistic model of failure on type and age by leave-facts-out AUC.</w:t>
+      </w:r>
+    </w:p>
+    <w:p>
+      <w:pPr>
+        <w:jc w:val="both"/>
+        <w:rPr>
+          <w:rFonts w:ascii="Times New Roman" w:hAnsi="Times New Roman" w:cs="Times New Roman"/>
+          <w:sz w:val="20"/>
+          <w:szCs w:val="20"/>
+        </w:rPr>
+      </w:pPr>
+      <w:r>
+        <w:rPr>
+          <w:rFonts w:ascii="Times New Roman" w:hAnsi="Times New Roman" w:cs="Times New Roman"/>
+          <w:b/>
+          <w:sz w:val="20"/>
+        </w:rPr>
+        <w:t>E3 (rot injection, synthetic).</w:t>
+      </w:r>
+      <w:r>
+        <w:rPr>
+          <w:rFonts w:ascii="Times New Roman" w:hAnsi="Times New Roman" w:cs="Times New Roman"/>
+          <w:sz w:val="20"/>
+        </w:rPr>
+        <w:t xml:space="preserve"> We generate 40 sessions of 40 turns with known labels: three attributes that change value (the old statement is </w:t>
+      </w:r>
+      <w:r>
+        <w:rPr>
+          <w:rFonts w:ascii="Times New Roman" w:hAnsi="Times New Roman" w:cs="Times New Roman"/>
+          <w:i/>
+          <w:sz w:val="20"/>
+        </w:rPr>
+        <w:t>stale</w:t>
+      </w:r>
+      <w:r>
+        <w:rPr>
+          <w:rFonts w:ascii="Times New Roman" w:hAnsi="Times New Roman" w:cs="Times New Roman"/>
+          <w:sz w:val="20"/>
+        </w:rPr>
+        <w:t xml:space="preserve">), two verbatim re-pastes (the older copy is </w:t>
+      </w:r>
+      <w:r>
+        <w:rPr>
+          <w:rFonts w:ascii="Times New Roman" w:hAnsi="Times New Roman" w:cs="Times New Roman"/>
+          <w:i/>
+          <w:sz w:val="20"/>
+        </w:rPr>
+        <w:t>redundant</w:t>
+      </w:r>
+      <w:r>
+        <w:rPr>
+          <w:rFonts w:ascii="Times New Roman" w:hAnsi="Times New Roman" w:cs="Times New Roman"/>
+          <w:sz w:val="20"/>
+        </w:rPr>
+        <w:t>), three build logs (</w:t>
+      </w:r>
+      <w:r>
+        <w:rPr>
+          <w:rFonts w:ascii="Times New Roman" w:hAnsi="Times New Roman" w:cs="Times New Roman"/>
+          <w:i/>
+          <w:sz w:val="20"/>
+        </w:rPr>
+        <w:t>irrelevant</w:t>
+      </w:r>
+      <w:r>
+        <w:rPr>
+          <w:rFonts w:ascii="Times New Roman" w:hAnsi="Times New Roman" w:cs="Times New Roman"/>
+          <w:sz w:val="20"/>
+        </w:rPr>
+        <w:t>), and one wrong assistant claim (</w:t>
+      </w:r>
+      <w:r>
+        <w:rPr>
+          <w:rFonts w:ascii="Times New Roman" w:hAnsi="Times New Roman" w:cs="Times New Roman"/>
+          <w:i/>
+          <w:sz w:val="20"/>
+        </w:rPr>
+        <w:t>contradictory</w:t>
+      </w:r>
+      <w:r>
+        <w:rPr>
+          <w:rFonts w:ascii="Times New Roman" w:hAnsi="Times New Roman" w:cs="Times New Roman"/>
+          <w:sz w:val="20"/>
+        </w:rPr>
+        <w:t xml:space="preserve">). Eight sessions are a development split on which the duplicate and relevance thresholds are tuned; the other 32 are the test split. Detectors see only text. R̂(t) is computed on the prefix of each session, and the onset t* is the least-squares mean-shift change point of that series. A reader probes each attribute's current value at ten checkpoints (every four turns); a </w:t>
+      </w:r>
+      <w:r>
+        <w:rPr>
+          <w:rFonts w:ascii="Times New Roman" w:hAnsi="Times New Roman" w:cs="Times New Roman"/>
+          <w:i/>
+          <w:sz w:val="20"/>
+        </w:rPr>
+        <w:t>twin</w:t>
+      </w:r>
+      <w:r>
+        <w:rPr>
+          <w:rFonts w:ascii="Times New Roman" w:hAnsi="Times New Roman" w:cs="Times New Roman"/>
+          <w:sz w:val="20"/>
+        </w:rPr>
+        <w:t xml:space="preserve"> session with the same turn structure but every injected segment replaced by neutral filler is probed at the end.</w:t>
+      </w:r>
+    </w:p>
+    <w:p>
+      <w:pPr>
+        <w:jc w:val="both"/>
+        <w:rPr>
+          <w:rFonts w:ascii="Times New Roman" w:hAnsi="Times New Roman" w:cs="Times New Roman"/>
+          <w:sz w:val="20"/>
+          <w:szCs w:val="20"/>
+        </w:rPr>
+      </w:pPr>
+      <w:r>
+        <w:rPr>
+          <w:rFonts w:ascii="Times New Roman" w:hAnsi="Times New Roman" w:cs="Times New Roman"/>
+          <w:b/>
+          <w:sz w:val="20"/>
+        </w:rPr>
+        <w:t>E4 and E5 (repair comparison and ablations).</w:t>
+      </w:r>
+      <w:r>
+        <w:rPr>
+          <w:rFonts w:ascii="Times New Roman" w:hAnsi="Times New Roman" w:cs="Times New Roman"/>
+          <w:sz w:val="20"/>
+        </w:rPr>
+        <w:t xml:space="preserve"> For each question the haystack is rendered as a transcript and the reader answers once per condition. Conditions: full context (B0), sliding window (B1), rolling summary (B2), random and oldest-first removal, half-life-guided repair (HL), and an oracle that sees only the evidence sessions. HL extracts user-stated attributes with the 3B model from messages that contain a change cue (a time word or a digit), canonicalises attribute names by embedding similarity (cosine ≥ 0.85), flags stale values, near-duplicates (cosine above 0.95), and segments with relevance to the question below 0.05 (both thresholds tuned on E3's development split), protects user-stated values and the last six segments, and repairs when R̂ exceeds 0.10 (fixed in advance, not tuned). Verification re-asks the question and rolls the repair back if the answer turns into an abstention that the full context did not give; no gold label is used. B1, B2, random, and oldest-first receive, for each question, the token budget that HL ended up with. E5 re-runs HL without UPDATE, without MERGE, without REMOVE, without the protection set, without verification, and with a token-budget trigger (repair only above 90% of the target length). Identical prompts are answered once and the answer is reused.</w:t>
+      </w:r>
+    </w:p>
+    <w:p>
+      <w:pPr>
+        <w:pStyle w:val="Heading2"/>
+      </w:pPr>
+      <w:r>
+        <w:t>Metrics and statistics</w:t>
+      </w:r>
+    </w:p>
+    <w:p>
+      <w:pPr>
+        <w:jc w:val="both"/>
+        <w:rPr>
+          <w:rFonts w:ascii="Times New Roman" w:hAnsi="Times New Roman" w:cs="Times New Roman"/>
+          <w:sz w:val="20"/>
+          <w:szCs w:val="20"/>
+        </w:rPr>
+      </w:pPr>
+      <w:r>
+        <w:rPr>
+          <w:rFonts w:ascii="Times New Roman" w:hAnsi="Times New Roman" w:cs="Times New Roman"/>
+          <w:sz w:val="20"/>
+        </w:rPr>
+        <w:t>Table 3 defines the metrics. Hallucination is a confident wrong answer: an incorrect answer that is not an abstention, or any non-abstaining answer to an unanswerable question. Correctness is judged by the second model with LongMemEval-style prompts [6]. Comparisons are paired by question: exact McNemar test [40], paired bootstrap intervals with 10,000 resamples [32], and Holm's correction [41] over the five comparisons of HL against the other strategies. Intervals are percentile bootstrap intervals over questions or facts, and with samples this small they are wide.</w:t>
       </w:r>
     </w:p>
     <w:p>
@@ -6572,7 +7078,7 @@
           <w:color w:val="000000"/>
           <w:sz w:val="18"/>
         </w:rPr>
-        <w:t>Evaluation metrics</w:t>
+        <w:t>Evaluation metrics (reasoning-quality rubric and human audit were not run)</w:t>
       </w:r>
     </w:p>
     <w:tbl>
@@ -6691,7 +7197,7 @@
                 <w:color w:val="000000"/>
                 <w:sz w:val="15"/>
               </w:rPr>
-              <w:t>Correct answers ÷ questions (benchmark's own scorer or LLM-judge protocol)</w:t>
+              <w:t>Correct answers ÷ questions (LLM judge; string match for E1–E3)</w:t>
             </w:r>
           </w:p>
         </w:tc>
@@ -6720,7 +7226,7 @@
                 <w:color w:val="000000"/>
                 <w:sz w:val="15"/>
               </w:rPr>
-              <w:t>Reasoning quality</w:t>
+              <w:t>Hallucination rate</w:t>
             </w:r>
           </w:p>
         </w:tc>
@@ -6744,7 +7250,7 @@
                 <w:color w:val="000000"/>
                 <w:sz w:val="15"/>
               </w:rPr>
-              <w:t>Rubric score 0–4 from two LLM judges, with a human audit</w:t>
+              <w:t>Share of confident wrong answers, plus any answer to an unanswerable question</w:t>
             </w:r>
           </w:p>
         </w:tc>
@@ -6773,7 +7279,7 @@
                 <w:color w:val="000000"/>
                 <w:sz w:val="15"/>
               </w:rPr>
-              <w:t>Hallucination rate</w:t>
+              <w:t>Token efficiency</w:t>
             </w:r>
           </w:p>
         </w:tc>
@@ -6797,7 +7303,7 @@
                 <w:color w:val="000000"/>
                 <w:sz w:val="15"/>
               </w:rPr>
-              <w:t>Share of answers with a claim unsupported by the original history [33]</w:t>
+              <w:t>Input tokens per query; accuracy per 1,000 tokens</w:t>
             </w:r>
           </w:p>
         </w:tc>
@@ -6826,7 +7332,7 @@
                 <w:color w:val="000000"/>
                 <w:sz w:val="15"/>
               </w:rPr>
-              <w:t>Token efficiency</w:t>
+              <w:t>Latency</w:t>
             </w:r>
           </w:p>
         </w:tc>
@@ -6850,7 +7356,7 @@
                 <w:color w:val="000000"/>
                 <w:sz w:val="15"/>
               </w:rPr>
-              <w:t>Input tokens per query; accuracy per 1,000 tokens</w:t>
+              <w:t>Median and 95th-percentile reader time; repair overhead reported separately</w:t>
             </w:r>
           </w:p>
         </w:tc>
@@ -6865,7 +7371,7 @@
           </w:tcPr>
           <w:p>
             <w:pPr>
-              <w:keepNext/>
+              <w:keepNext w:val="0"/>
               <w:jc w:val="left"/>
               <w:rPr>
                 <w:rFonts w:ascii="Times New Roman" w:hAnsi="Times New Roman" w:cs="Times New Roman"/>
@@ -6879,7 +7385,7 @@
                 <w:color w:val="000000"/>
                 <w:sz w:val="15"/>
               </w:rPr>
-              <w:t>Latency</w:t>
+              <w:t>Context health</w:t>
             </w:r>
           </w:p>
         </w:tc>
@@ -6889,7 +7395,7 @@
           </w:tcPr>
           <w:p>
             <w:pPr>
-              <w:keepNext/>
+              <w:keepNext w:val="0"/>
               <w:jc w:val="left"/>
               <w:rPr>
                 <w:rFonts w:ascii="Times New Roman" w:hAnsi="Times New Roman" w:cs="Times New Roman"/>
@@ -6903,60 +7409,7 @@
                 <w:color w:val="000000"/>
                 <w:sz w:val="15"/>
               </w:rPr>
-              <w:t>Median and 95th-percentile time; repair overhead; break-even session length</w:t>
-            </w:r>
-          </w:p>
-        </w:tc>
-      </w:tr>
-      <w:tr>
-        <w:trPr>
-          <w:cantSplit/>
-        </w:trPr>
-        <w:tc>
-          <w:tcPr>
-            <w:tcW w:type="dxa" w:w="1368"/>
-          </w:tcPr>
-          <w:p>
-            <w:pPr>
-              <w:keepNext w:val="0"/>
-              <w:jc w:val="left"/>
-              <w:rPr>
-                <w:rFonts w:ascii="Times New Roman" w:hAnsi="Times New Roman" w:cs="Times New Roman"/>
-                <w:sz w:val="15"/>
-                <w:szCs w:val="15"/>
-              </w:rPr>
-            </w:pPr>
-            <w:r>
-              <w:rPr>
-                <w:rFonts w:ascii="Times New Roman" w:hAnsi="Times New Roman" w:cs="Times New Roman"/>
-                <w:color w:val="000000"/>
-                <w:sz w:val="15"/>
-              </w:rPr>
-              <w:t>Context health</w:t>
-            </w:r>
-          </w:p>
-        </w:tc>
-        <w:tc>
-          <w:tcPr>
-            <w:tcW w:type="dxa" w:w="3168"/>
-          </w:tcPr>
-          <w:p>
-            <w:pPr>
-              <w:keepNext w:val="0"/>
-              <w:jc w:val="left"/>
-              <w:rPr>
-                <w:rFonts w:ascii="Times New Roman" w:hAnsi="Times New Roman" w:cs="Times New Roman"/>
-                <w:sz w:val="15"/>
-                <w:szCs w:val="15"/>
-              </w:rPr>
-            </w:pPr>
-            <w:r>
-              <w:rPr>
-                <w:rFonts w:ascii="Times New Roman" w:hAnsi="Times New Roman" w:cs="Times New Roman"/>
-                <w:color w:val="000000"/>
-                <w:sz w:val="15"/>
-              </w:rPr>
-              <w:t>Type-level half-life H, Rot Index R(t), onset turn t*</w:t>
+              <w:t>Type-level half-life H, Rot Index R̂(t), onset turn t*</w:t>
             </w:r>
           </w:p>
         </w:tc>
@@ -6975,18 +7428,10 @@
     </w:p>
     <w:p>
       <w:pPr>
-        <w:pStyle w:val="Heading1"/>
-      </w:pPr>
-      <w:r>
-        <w:t>Anticipated Results and Discussion</w:t>
-      </w:r>
-    </w:p>
-    <w:p>
-      <w:pPr>
         <w:pStyle w:val="Heading2"/>
       </w:pPr>
       <w:r>
-        <w:t>Hypotheses</w:t>
+        <w:t>Deviations from the planned study</w:t>
       </w:r>
     </w:p>
     <w:p>
@@ -7003,207 +7448,7 @@
           <w:rFonts w:ascii="Times New Roman" w:hAnsi="Times New Roman" w:cs="Times New Roman"/>
           <w:sz w:val="20"/>
         </w:rPr>
-        <w:t>No empirical results are reported; each hypothesis states what would refute it, and numerical targets are design choices to be confirmed on development data.</w:t>
-      </w:r>
-    </w:p>
-    <w:p>
-      <w:pPr>
-        <w:jc w:val="both"/>
-        <w:rPr>
-          <w:rFonts w:ascii="Times New Roman" w:hAnsi="Times New Roman" w:cs="Times New Roman"/>
-          <w:sz w:val="20"/>
-          <w:szCs w:val="20"/>
-        </w:rPr>
-      </w:pPr>
-      <w:r>
-        <w:rPr>
-          <w:rFonts w:ascii="Times New Roman" w:hAnsi="Times New Roman" w:cs="Times New Roman"/>
-          <w:b/>
-          <w:sz w:val="20"/>
-        </w:rPr>
-        <w:t>H1: Decay differs by content type.</w:t>
-      </w:r>
-      <w:r>
-        <w:rPr>
-          <w:rFonts w:ascii="Times New Roman" w:hAnsi="Times New Roman" w:cs="Times New Roman"/>
-          <w:sz w:val="20"/>
-        </w:rPr>
-        <w:t xml:space="preserve"> Tool outputs and changing state should have short half-lives and preferences long ones, with some non-exponential shapes (κ ≠ 1). Refuted if type-level survival curves are indistinguishable or the hazard model performs near chance on held-out data.</w:t>
-      </w:r>
-    </w:p>
-    <w:p>
-      <w:pPr>
-        <w:jc w:val="both"/>
-        <w:rPr>
-          <w:rFonts w:ascii="Times New Roman" w:hAnsi="Times New Roman" w:cs="Times New Roman"/>
-          <w:sz w:val="20"/>
-          <w:szCs w:val="20"/>
-        </w:rPr>
-      </w:pPr>
-      <w:r>
-        <w:rPr>
-          <w:rFonts w:ascii="Times New Roman" w:hAnsi="Times New Roman" w:cs="Times New Roman"/>
-          <w:b/>
-          <w:sz w:val="20"/>
-        </w:rPr>
-        <w:t>H2: Half-life localises degradation better than length.</w:t>
-      </w:r>
-      <w:r>
-        <w:rPr>
-          <w:rFonts w:ascii="Times New Roman" w:hAnsi="Times New Roman" w:cs="Times New Roman"/>
-          <w:sz w:val="20"/>
-        </w:rPr>
-        <w:t xml:space="preserve"> R(t) and H(C) should explain more accuracy decline than token count, and t* should land near injected change points, since rot depends on content [1], [9]; the residual length effect [5] is reported as unrepairable. Refuted if token count dominates R(t) in nested models.</w:t>
-      </w:r>
-    </w:p>
-    <w:p>
-      <w:pPr>
-        <w:jc w:val="both"/>
-        <w:rPr>
-          <w:rFonts w:ascii="Times New Roman" w:hAnsi="Times New Roman" w:cs="Times New Roman"/>
-          <w:sz w:val="20"/>
-          <w:szCs w:val="20"/>
-        </w:rPr>
-      </w:pPr>
-      <w:r>
-        <w:rPr>
-          <w:rFonts w:ascii="Times New Roman" w:hAnsi="Times New Roman" w:cs="Times New Roman"/>
-          <w:b/>
-          <w:sz w:val="20"/>
-        </w:rPr>
-        <w:t>H3: Repair helps most where rot is structural:</w:t>
-      </w:r>
-      <w:r>
-        <w:rPr>
-          <w:rFonts w:ascii="Times New Roman" w:hAnsi="Times New Roman" w:cs="Times New Roman"/>
-          <w:sz w:val="20"/>
-        </w:rPr>
-        <w:t xml:space="preserve"> in LongMemEval's knowledge-update, multi-session, and temporal categories, with a target of +3 percentage points over full context at no more than 70% of its tokens. Refuted if gains are uniform across question types or absent.</w:t>
-      </w:r>
-    </w:p>
-    <w:p>
-      <w:pPr>
-        <w:jc w:val="both"/>
-        <w:rPr>
-          <w:rFonts w:ascii="Times New Roman" w:hAnsi="Times New Roman" w:cs="Times New Roman"/>
-          <w:sz w:val="20"/>
-          <w:szCs w:val="20"/>
-        </w:rPr>
-      </w:pPr>
-      <w:r>
-        <w:rPr>
-          <w:rFonts w:ascii="Times New Roman" w:hAnsi="Times New Roman" w:cs="Times New Roman"/>
-          <w:b/>
-          <w:sz w:val="20"/>
-        </w:rPr>
-        <w:t>H4: Selective repair beats blind shrinking at equal budget</w:t>
-      </w:r>
-      <w:r>
-        <w:rPr>
-          <w:rFonts w:ascii="Times New Roman" w:hAnsi="Times New Roman" w:cs="Times New Roman"/>
-          <w:sz w:val="20"/>
-        </w:rPr>
-        <w:t>, with fewer lost task states, premature terminations [15], and detail losses from rewriting [14]. Refuted if a blinded error analysis shows no difference.</w:t>
-      </w:r>
-    </w:p>
-    <w:p>
-      <w:pPr>
-        <w:jc w:val="both"/>
-        <w:rPr>
-          <w:rFonts w:ascii="Times New Roman" w:hAnsi="Times New Roman" w:cs="Times New Roman"/>
-          <w:sz w:val="20"/>
-          <w:szCs w:val="20"/>
-        </w:rPr>
-      </w:pPr>
-      <w:r>
-        <w:rPr>
-          <w:rFonts w:ascii="Times New Roman" w:hAnsi="Times New Roman" w:cs="Times New Roman"/>
-          <w:b/>
-          <w:sz w:val="20"/>
-        </w:rPr>
-        <w:t>H5: Each operation has a signature:</w:t>
-      </w:r>
-      <w:r>
-        <w:rPr>
-          <w:rFonts w:ascii="Times New Roman" w:hAnsi="Times New Roman" w:cs="Times New Roman"/>
-          <w:sz w:val="20"/>
-        </w:rPr>
-        <w:t xml:space="preserve"> REMOVE gives most token savings, UPDATE most of the knowledge-update gains, MERGE fewer redundancy errors; dropping protection or verification increases regressions.</w:t>
-      </w:r>
-    </w:p>
-    <w:p>
-      <w:pPr>
-        <w:jc w:val="both"/>
-        <w:rPr>
-          <w:rFonts w:ascii="Times New Roman" w:hAnsi="Times New Roman" w:cs="Times New Roman"/>
-          <w:sz w:val="20"/>
-          <w:szCs w:val="20"/>
-        </w:rPr>
-      </w:pPr>
-      <w:r>
-        <w:rPr>
-          <w:rFonts w:ascii="Times New Roman" w:hAnsi="Times New Roman" w:cs="Times New Roman"/>
-          <w:b/>
-          <w:sz w:val="20"/>
-        </w:rPr>
-        <w:t>H6: Hallucination falls without hurting abstention</w:t>
-      </w:r>
-      <w:r>
-        <w:rPr>
-          <w:rFonts w:ascii="Times New Roman" w:hAnsi="Times New Roman" w:cs="Times New Roman"/>
-          <w:sz w:val="20"/>
-        </w:rPr>
-        <w:t>, because stale and contradictory content breeds confident wrong answers. Refuted if repair removes evidence needed to abstain.</w:t>
-      </w:r>
-    </w:p>
-    <w:p>
-      <w:pPr>
-        <w:jc w:val="both"/>
-        <w:rPr>
-          <w:rFonts w:ascii="Times New Roman" w:hAnsi="Times New Roman" w:cs="Times New Roman"/>
-          <w:sz w:val="20"/>
-          <w:szCs w:val="20"/>
-        </w:rPr>
-      </w:pPr>
-      <w:r>
-        <w:rPr>
-          <w:rFonts w:ascii="Times New Roman" w:hAnsi="Times New Roman" w:cs="Times New Roman"/>
-          <w:b/>
-          <w:sz w:val="20"/>
-        </w:rPr>
-        <w:t>H7: Overhead pays for itself</w:t>
-      </w:r>
-      <w:r>
-        <w:rPr>
-          <w:rFonts w:ascii="Times New Roman" w:hAnsi="Times New Roman" w:cs="Times New Roman"/>
-          <w:sz w:val="20"/>
-        </w:rPr>
-        <w:t>: beyond some session length the smaller reader input outweighs detector and judge costs, as memory systems already show [13]. Refuted if no break-even exists within benchmark lengths.</w:t>
-      </w:r>
-    </w:p>
-    <w:p>
-      <w:pPr>
-        <w:pStyle w:val="Heading2"/>
-      </w:pPr>
-      <w:r>
-        <w:t>Implications and limitations</w:t>
-      </w:r>
-    </w:p>
-    <w:p>
-      <w:pPr>
-        <w:jc w:val="both"/>
-        <w:rPr>
-          <w:rFonts w:ascii="Times New Roman" w:hAnsi="Times New Roman" w:cs="Times New Roman"/>
-          <w:sz w:val="20"/>
-          <w:szCs w:val="20"/>
-        </w:rPr>
-      </w:pPr>
-      <w:r>
-        <w:rPr>
-          <w:rFonts w:ascii="Times New Roman" w:hAnsi="Times New Roman" w:cs="Times New Roman"/>
-          <w:sz w:val="20"/>
-        </w:rPr>
-        <w:t>If H1–H3 hold, the unit of management shifts from the window to the segment: a system can ask how much of its context is still alive and repair before accuracy falls, logging R(t) beside latency and cost as a health signal. The estimator needs no access to model internals, so it suits API-only models and can feed memory layers, incremental context updates, or learned managers such as AdaCoM [28]. The main limitations are:</w:t>
+        <w:t>Because the study had to fit about two hours on one laptop, it is much smaller than the design in the earlier draft. Section VII lists the consequences; here we state the facts.</w:t>
       </w:r>
     </w:p>
     <w:p>
@@ -7223,17 +7468,9 @@
       <w:r>
         <w:rPr>
           <w:rFonts w:ascii="Times New Roman" w:hAnsi="Times New Roman" w:cs="Times New Roman"/>
-          <w:b/>
-          <w:sz w:val="20"/>
-        </w:rPr>
-        <w:t>Dependence:</w:t>
-      </w:r>
-      <w:r>
-        <w:rPr>
-          <w:rFonts w:ascii="Times New Roman" w:hAnsi="Times New Roman" w:cs="Times New Roman"/>
-          <w:sz w:val="20"/>
-        </w:rPr>
-        <w:t xml:space="preserve"> half-life is conditional on the reader and the probe distribution, not a property of text alone.</w:t>
+          <w:sz w:val="20"/>
+        </w:rPr>
+        <w:t>One 3B reader and a 3B judge instead of two open-weight and two proprietary readers; the judge agrees with plain string matching on only 77% of 377 answerable-question answers.</w:t>
       </w:r>
     </w:p>
     <w:p>
@@ -7253,17 +7490,9 @@
       <w:r>
         <w:rPr>
           <w:rFonts w:ascii="Times New Roman" w:hAnsi="Times New Roman" w:cs="Times New Roman"/>
-          <w:b/>
-          <w:sz w:val="20"/>
-        </w:rPr>
-        <w:t>Estimation error:</w:t>
-      </w:r>
-      <w:r>
-        <w:rPr>
-          <w:rFonts w:ascii="Times New Roman" w:hAnsi="Times New Roman" w:cs="Times New Roman"/>
-          <w:sz w:val="20"/>
-        </w:rPr>
-        <w:t xml:space="preserve"> leave-one-out utilities miss interactions, and false positives can delete needed content; protection, verification, and the archive limit but do not remove this risk.</w:t>
+          <w:sz w:val="20"/>
+        </w:rPr>
+        <w:t>35 questions with about 8K-token contexts instead of 100 questions with contexts of up to 115K tokens; LongBench v2, NoLiMa, and the Chroma toolkit were not run.</w:t>
       </w:r>
     </w:p>
     <w:p>
@@ -7283,17 +7512,9 @@
       <w:r>
         <w:rPr>
           <w:rFonts w:ascii="Times New Roman" w:hAnsi="Times New Roman" w:cs="Times New Roman"/>
-          <w:b/>
-          <w:sz w:val="20"/>
-        </w:rPr>
-        <w:t>Evaluation:</w:t>
-      </w:r>
-      <w:r>
-        <w:rPr>
-          <w:rFonts w:ascii="Times New Roman" w:hAnsi="Times New Roman" w:cs="Times New Roman"/>
-          <w:sz w:val="20"/>
-        </w:rPr>
-        <w:t xml:space="preserve"> LLM judges show position, verbosity, and self-preference biases [35], benchmarks may be contaminated, and small pilots give wide intervals.</w:t>
+          <w:sz w:val="20"/>
+        </w:rPr>
+        <w:t>No LLMLingua, memory-layer, or learned-manager baselines; no reasoning-quality rubric; no human audit of the judge; no blinded error analysis (H4).</w:t>
       </w:r>
     </w:p>
     <w:p>
@@ -7313,9 +7534,6582 @@
       <w:r>
         <w:rPr>
           <w:rFonts w:ascii="Times New Roman" w:hAnsi="Times New Roman" w:cs="Times New Roman"/>
+          <w:sz w:val="20"/>
+        </w:rPr>
+        <w:t>The Rot Index is detector-based, and no leave-one-out utilities or hazard model were computed (Section IV-G).</w:t>
+      </w:r>
+    </w:p>
+    <w:p>
+      <w:pPr>
+        <w:pStyle w:val="ListParagraph"/>
+        <w:numPr>
+          <w:ilvl w:val="0"/>
+          <w:numId w:val="15"/>
+        </w:numPr>
+        <w:jc w:val="both"/>
+        <w:rPr>
+          <w:rFonts w:ascii="Times New Roman" w:hAnsi="Times New Roman" w:cs="Times New Roman"/>
+          <w:sz w:val="20"/>
+          <w:szCs w:val="20"/>
+        </w:rPr>
+      </w:pPr>
+      <w:r>
+        <w:rPr>
+          <w:rFonts w:ascii="Times New Roman" w:hAnsi="Times New Roman" w:cs="Times New Roman"/>
+          <w:sz w:val="20"/>
+        </w:rPr>
+        <w:t>E3 is not a clean held-out test. While debugging, we ran the detectors on the whole synthetic set, found that the first generator reused ten filler sentences (so the filler itself was redundant) and that the value extractor mishandled titles such as “Dr.”, fixed both, and re-ran everything before reporting; only the tuned thresholds were restricted to the development sessions.</w:t>
+      </w:r>
+    </w:p>
+    <w:p>
+      <w:pPr>
+        <w:pStyle w:val="Heading2"/>
+      </w:pPr>
+      <w:r>
+        <w:t>Code and data availability</w:t>
+      </w:r>
+    </w:p>
+    <w:p>
+      <w:pPr>
+        <w:jc w:val="both"/>
+        <w:rPr>
+          <w:rFonts w:ascii="Times New Roman" w:hAnsi="Times New Roman" w:cs="Times New Roman"/>
+          <w:sz w:val="20"/>
+          <w:szCs w:val="20"/>
+        </w:rPr>
+      </w:pPr>
+      <w:r>
+        <w:rPr>
+          <w:rFonts w:ascii="Times New Roman" w:hAnsi="Times New Roman" w:cs="Times New Roman"/>
+          <w:sz w:val="20"/>
+        </w:rPr>
+        <w:t xml:space="preserve">All code, raw per-call logs (JSON Lines), summary tables, and the build scripts of this paper are in a public repository [42]. Every number in Section VI is read from a file under </w:t>
+      </w:r>
+      <w:r>
+        <w:rPr>
+          <w:rFonts w:ascii="Courier New" w:hAnsi="Courier New" w:cs="Courier New"/>
+          <w:sz w:val="18"/>
+        </w:rPr>
+        <w:t>results/</w:t>
+      </w:r>
+      <w:r>
+        <w:rPr>
+          <w:rFonts w:ascii="Times New Roman" w:hAnsi="Times New Roman" w:cs="Times New Roman"/>
+          <w:sz w:val="20"/>
+        </w:rPr>
+        <w:t xml:space="preserve"> when the paper is built, and the build fails if a quoted number is missing.</w:t>
+      </w:r>
+    </w:p>
+    <w:p>
+      <w:pPr>
+        <w:pStyle w:val="Heading1"/>
+      </w:pPr>
+      <w:r>
+        <w:t>Results</w:t>
+      </w:r>
+    </w:p>
+    <w:p>
+      <w:pPr>
+        <w:pStyle w:val="Heading2"/>
+      </w:pPr>
+      <w:r>
+        <w:t>E1: needle in a haystack</w:t>
+      </w:r>
+    </w:p>
+    <w:p>
+      <w:pPr>
+        <w:jc w:val="both"/>
+        <w:rPr>
+          <w:rFonts w:ascii="Times New Roman" w:hAnsi="Times New Roman" w:cs="Times New Roman"/>
+          <w:sz w:val="20"/>
+          <w:szCs w:val="20"/>
+        </w:rPr>
+      </w:pPr>
+      <w:r>
+        <w:rPr>
+          <w:rFonts w:ascii="Times New Roman" w:hAnsi="Times New Roman" w:cs="Times New Roman"/>
+          <w:sz w:val="20"/>
+        </w:rPr>
+        <w:t>Accuracy with the literal question is 55% overall (95% CI 47–62) and falls from 73% at 2K tokens to 42% at 8K and 45% at 16K (Fig. 8). Rewording the question so that it shares no content word with the needle lowers overall accuracy to 30%, a paired difference of −24.8 points (95% CI −33.3 to −16.4; McNemar p &lt; 0.001); at 16K tokens the paraphrased question is answered correctly only 18% of the time. The famous lost-in-the-middle dip [2] does not appear: literal accuracy at depths 30–70% is 63%, against 50% at depths of at most 10% or at least 90%. With three needles per cell, each heat-map cell can only take the values 0, 33, 67, and 100%, so single cells should not be interpreted; the trends by length and wording are what the data support.</w:t>
+      </w:r>
+    </w:p>
+    <w:p>
+      <w:pPr>
+        <w:spacing w:after="0"/>
+        <w:rPr>
+          <w:rFonts w:ascii="Times New Roman" w:hAnsi="Times New Roman" w:cs="Times New Roman"/>
+          <w:sz w:val="4"/>
+          <w:szCs w:val="4"/>
+        </w:rPr>
+        <w:sectPr>
+          <w:type w:val="continuous"/>
+          <w:pgSz w:w="12240" w:h="15840"/>
+          <w:pgMar w:top="1440" w:right="1440" w:bottom="1440" w:left="1440" w:header="720" w:footer="720" w:gutter="0"/>
+          <w:cols w:num="2" w:space="180"/>
+          <w:docGrid w:linePitch="360"/>
+        </w:sectPr>
+      </w:pPr>
+    </w:p>
+    <w:p>
+      <w:pPr>
+        <w:keepNext/>
+        <w:spacing w:before="80"/>
+        <w:jc w:val="center"/>
+        <w:rPr>
+          <w:rFonts w:ascii="Times New Roman" w:hAnsi="Times New Roman" w:cs="Times New Roman"/>
+          <w:sz w:val="20"/>
+          <w:szCs w:val="20"/>
+        </w:rPr>
+      </w:pPr>
+      <w:r>
+        <w:drawing>
+          <wp:inline xmlns:a="http://schemas.openxmlformats.org/drawingml/2006/main" xmlns:pic="http://schemas.openxmlformats.org/drawingml/2006/picture">
+            <wp:extent cx="5852160" cy="2203956"/>
+            <wp:docPr id="8" name="Picture 8"/>
+            <wp:cNvGraphicFramePr>
+              <a:graphicFrameLocks noChangeAspect="1"/>
+            </wp:cNvGraphicFramePr>
+            <a:graphic>
+              <a:graphicData uri="http://schemas.openxmlformats.org/drawingml/2006/picture">
+                <pic:pic>
+                  <pic:nvPicPr>
+                    <pic:cNvPr id="0" name="fig_e1_niah.png"/>
+                    <pic:cNvPicPr/>
+                  </pic:nvPicPr>
+                  <pic:blipFill>
+                    <a:blip r:embed="rId15"/>
+                    <a:stretch>
+                      <a:fillRect/>
+                    </a:stretch>
+                  </pic:blipFill>
+                  <pic:spPr>
+                    <a:xfrm>
+                      <a:off x="0" y="0"/>
+                      <a:ext cx="5852160" cy="2203956"/>
+                    </a:xfrm>
+                    <a:prstGeom prst="rect"/>
+                  </pic:spPr>
+                </pic:pic>
+              </a:graphicData>
+            </a:graphic>
+          </wp:inline>
+        </w:drawing>
+      </w:r>
+    </w:p>
+    <w:p>
+      <w:pPr>
+        <w:pStyle w:val="Caption"/>
+        <w:keepNext w:val="0"/>
+        <w:keepLines/>
+        <w:jc w:val="center"/>
+        <w:rPr>
+          <w:rFonts w:ascii="Times New Roman" w:hAnsi="Times New Roman" w:cs="Times New Roman"/>
+          <w:sz w:val="18"/>
+          <w:szCs w:val="18"/>
+        </w:rPr>
+      </w:pPr>
+      <w:r>
+        <w:rPr>
+          <w:rFonts w:ascii="Times New Roman" w:hAnsi="Times New Roman" w:cs="Times New Roman"/>
+          <w:i w:val="0"/>
+          <w:color w:val="000000"/>
+        </w:rPr>
+        <w:t xml:space="preserve">Figure </w:t>
+      </w:r>
+      <w:r>
+        <w:rPr>
+          <w:rFonts w:ascii="Times New Roman" w:hAnsi="Times New Roman" w:cs="Times New Roman"/>
+          <w:i w:val="0"/>
+          <w:color w:val="000000"/>
+        </w:rPr>
+        <w:fldChar w:fldCharType="begin"/>
+      </w:r>
+      <w:r>
+        <w:rPr>
+          <w:rFonts w:ascii="Times New Roman" w:hAnsi="Times New Roman" w:cs="Times New Roman"/>
+          <w:i w:val="0"/>
+          <w:color w:val="000000"/>
+        </w:rPr>
+        <w:instrText xml:space="preserve"> SEQ Figure \* ARABIC </w:instrText>
+      </w:r>
+      <w:r>
+        <w:rPr>
+          <w:rFonts w:ascii="Times New Roman" w:hAnsi="Times New Roman" w:cs="Times New Roman"/>
+          <w:i w:val="0"/>
+          <w:color w:val="000000"/>
+        </w:rPr>
+        <w:fldChar w:fldCharType="separate"/>
+      </w:r>
+      <w:r>
+        <w:rPr>
+          <w:rFonts w:ascii="Times New Roman" w:hAnsi="Times New Roman" w:cs="Times New Roman"/>
+          <w:i w:val="0"/>
+          <w:color w:val="000000"/>
+        </w:rPr>
+        <w:t>8</w:t>
+      </w:r>
+      <w:r>
+        <w:rPr>
+          <w:rFonts w:ascii="Times New Roman" w:hAnsi="Times New Roman" w:cs="Times New Roman"/>
+          <w:i w:val="0"/>
+          <w:color w:val="000000"/>
+        </w:rPr>
+        <w:fldChar w:fldCharType="end"/>
+      </w:r>
+      <w:r>
+        <w:rPr>
+          <w:rFonts w:ascii="Times New Roman" w:hAnsi="Times New Roman" w:cs="Times New Roman"/>
+          <w:i w:val="0"/>
+          <w:color w:val="000000"/>
+        </w:rPr>
+        <w:t xml:space="preserve">: </w:t>
+      </w:r>
+      <w:r>
+        <w:rPr>
+          <w:rFonts w:ascii="Times New Roman" w:hAnsi="Times New Roman" w:cs="Times New Roman"/>
+          <w:i w:val="0"/>
+          <w:color w:val="000000"/>
+          <w:sz w:val="18"/>
+        </w:rPr>
+        <w:t>E1 (measured, llama3.2:3b). (a, b) Accuracy (%) by context length and needle depth for the literal and the paraphrased question (3 needles per cell). (c) Accuracy by length.</w:t>
+      </w:r>
+    </w:p>
+    <w:p>
+      <w:pPr>
+        <w:spacing w:after="0"/>
+        <w:rPr>
+          <w:rFonts w:ascii="Times New Roman" w:hAnsi="Times New Roman" w:cs="Times New Roman"/>
+          <w:sz w:val="4"/>
+          <w:szCs w:val="4"/>
+        </w:rPr>
+        <w:sectPr>
+          <w:type w:val="continuous"/>
+          <w:pgSz w:w="12240" w:h="15840"/>
+          <w:pgMar w:top="1440" w:right="1440" w:bottom="1440" w:left="1440" w:header="720" w:footer="720" w:gutter="0"/>
+          <w:cols w:space="180"/>
+          <w:docGrid w:linePitch="360"/>
+        </w:sectPr>
+      </w:pPr>
+    </w:p>
+    <w:p>
+      <w:pPr>
+        <w:pStyle w:val="Heading2"/>
+      </w:pPr>
+      <w:r>
+        <w:t>E2: fact-ageing half-life</w:t>
+      </w:r>
+    </w:p>
+    <w:p>
+      <w:pPr>
+        <w:jc w:val="both"/>
+        <w:rPr>
+          <w:rFonts w:ascii="Times New Roman" w:hAnsi="Times New Roman" w:cs="Times New Roman"/>
+          <w:sz w:val="20"/>
+          <w:szCs w:val="20"/>
+        </w:rPr>
+      </w:pPr>
+      <w:r>
+        <w:rPr>
+          <w:rFonts w:ascii="Times New Roman" w:hAnsi="Times New Roman" w:cs="Times New Roman"/>
+          <w:sz w:val="20"/>
+        </w:rPr>
+        <w:t xml:space="preserve">Table 4 and Fig. 9 show that content type matters. A </w:t>
+      </w:r>
+      <w:r>
+        <w:rPr>
+          <w:rFonts w:ascii="Times New Roman" w:hAnsi="Times New Roman" w:cs="Times New Roman"/>
+          <w:i/>
+          <w:sz w:val="20"/>
+        </w:rPr>
+        <w:t>changing value</w:t>
+      </w:r>
+      <w:r>
+        <w:rPr>
+          <w:rFonts w:ascii="Times New Roman" w:hAnsi="Times New Roman" w:cs="Times New Roman"/>
+          <w:sz w:val="20"/>
+        </w:rPr>
+        <w:t xml:space="preserve"> is answered correctly at every age up to 20 turns, then drops to 55% at 40 turns and 50% at 80; its Weibull half-life is 69 turns with shape κ = 1.77 (95% CI 1.38–2.32), meaning accelerating decay, and the likelihood-ratio test rejects a constant rate (p = 0.03). The mechanism is staleness: at 80 turns the model answered with the </w:t>
+      </w:r>
+      <w:r>
+        <w:rPr>
+          <w:rFonts w:ascii="Times New Roman" w:hAnsi="Times New Roman" w:cs="Times New Roman"/>
+          <w:i/>
+          <w:sz w:val="20"/>
+        </w:rPr>
+        <w:t>old</w:t>
+      </w:r>
+      <w:r>
+        <w:rPr>
+          <w:rFonts w:ascii="Times New Roman" w:hAnsi="Times New Roman" w:cs="Times New Roman"/>
+          <w:sz w:val="20"/>
+        </w:rPr>
+        <w:t xml:space="preserve"> city in 50% of the probes. A </w:t>
+      </w:r>
+      <w:r>
+        <w:rPr>
+          <w:rFonts w:ascii="Times New Roman" w:hAnsi="Times New Roman" w:cs="Times New Roman"/>
+          <w:i/>
+          <w:sz w:val="20"/>
+        </w:rPr>
+        <w:t>stable preference</w:t>
+      </w:r>
+      <w:r>
+        <w:rPr>
+          <w:rFonts w:ascii="Times New Roman" w:hAnsi="Times New Roman" w:cs="Times New Roman"/>
+          <w:sz w:val="20"/>
+        </w:rPr>
+        <w:t xml:space="preserve"> never decayed within 80 turns, so its half-life is right-censored (above 80), and a </w:t>
+      </w:r>
+      <w:r>
+        <w:rPr>
+          <w:rFonts w:ascii="Times New Roman" w:hAnsi="Times New Roman" w:cs="Times New Roman"/>
+          <w:i/>
+          <w:sz w:val="20"/>
+        </w:rPr>
+        <w:t>number in a tool output</w:t>
+      </w:r>
+      <w:r>
+        <w:rPr>
+          <w:rFonts w:ascii="Times New Roman" w:hAnsi="Times New Roman" w:cs="Times New Roman"/>
+          <w:sz w:val="20"/>
+        </w:rPr>
+        <w:t xml:space="preserve"> was still found in 75% of probes at 80 turns; its fitted half-life lies beyond the measured horizon, and the very large κ simply reflects a single step between 40 and 80 turns, so the narrow interval for the tool-output Weibull fit should not be read as precision. The log-rank test separates the three types (p &lt; 0.001), and a logistic model of failure on type and age reaches a leave-facts-out AUC of 0.94.</w:t>
+      </w:r>
+    </w:p>
+    <w:p>
+      <w:pPr>
+        <w:pStyle w:val="Caption"/>
+        <w:keepNext/>
+        <w:keepLines/>
+        <w:spacing w:after="40"/>
+        <w:jc w:val="center"/>
+        <w:rPr>
+          <w:rFonts w:ascii="Times New Roman" w:hAnsi="Times New Roman" w:cs="Times New Roman"/>
+          <w:sz w:val="18"/>
+          <w:szCs w:val="18"/>
+        </w:rPr>
+      </w:pPr>
+      <w:r>
+        <w:rPr>
+          <w:rFonts w:ascii="Times New Roman" w:hAnsi="Times New Roman" w:cs="Times New Roman"/>
+          <w:i w:val="0"/>
+          <w:color w:val="000000"/>
+        </w:rPr>
+        <w:t xml:space="preserve">Table </w:t>
+      </w:r>
+      <w:r>
+        <w:rPr>
+          <w:rFonts w:ascii="Times New Roman" w:hAnsi="Times New Roman" w:cs="Times New Roman"/>
+          <w:i w:val="0"/>
+          <w:color w:val="000000"/>
+        </w:rPr>
+        <w:fldChar w:fldCharType="begin"/>
+      </w:r>
+      <w:r>
+        <w:rPr>
+          <w:rFonts w:ascii="Times New Roman" w:hAnsi="Times New Roman" w:cs="Times New Roman"/>
+          <w:i w:val="0"/>
+          <w:color w:val="000000"/>
+        </w:rPr>
+        <w:instrText xml:space="preserve"> SEQ Table \* ARABIC </w:instrText>
+      </w:r>
+      <w:r>
+        <w:rPr>
+          <w:rFonts w:ascii="Times New Roman" w:hAnsi="Times New Roman" w:cs="Times New Roman"/>
+          <w:i w:val="0"/>
+          <w:color w:val="000000"/>
+        </w:rPr>
+        <w:fldChar w:fldCharType="separate"/>
+      </w:r>
+      <w:r>
+        <w:rPr>
+          <w:rFonts w:ascii="Times New Roman" w:hAnsi="Times New Roman" w:cs="Times New Roman"/>
+          <w:i w:val="0"/>
+          <w:color w:val="000000"/>
+        </w:rPr>
+        <w:t>4</w:t>
+      </w:r>
+      <w:r>
+        <w:rPr>
+          <w:rFonts w:ascii="Times New Roman" w:hAnsi="Times New Roman" w:cs="Times New Roman"/>
+          <w:i w:val="0"/>
+          <w:color w:val="000000"/>
+        </w:rPr>
+        <w:fldChar w:fldCharType="end"/>
+      </w:r>
+      <w:r>
+        <w:rPr>
+          <w:rFonts w:ascii="Times New Roman" w:hAnsi="Times New Roman" w:cs="Times New Roman"/>
+          <w:i w:val="0"/>
+          <w:color w:val="000000"/>
+        </w:rPr>
+        <w:t xml:space="preserve">: </w:t>
+      </w:r>
+      <w:r>
+        <w:rPr>
+          <w:rFonts w:ascii="Times New Roman" w:hAnsi="Times New Roman" w:cs="Times New Roman"/>
+          <w:i w:val="0"/>
+          <w:color w:val="000000"/>
+          <w:sz w:val="18"/>
+        </w:rPr>
+        <w:t>E2 survival fits, ageing design (20 facts per type; 95% bootstrap CIs in parentheses)</w:t>
+      </w:r>
+    </w:p>
+    <w:tbl>
+      <w:tblPr>
+        <w:tblStyle w:val="TableGrid"/>
+        <w:tblW w:type="dxa" w:w="4534"/>
+        <w:jc w:val="center"/>
+        <w:tblLayout w:type="fixed"/>
+        <w:tblLook w:firstColumn="1" w:firstRow="1" w:lastColumn="0" w:lastRow="0" w:noHBand="0" w:noVBand="1" w:val="04A0"/>
+      </w:tblPr>
+      <w:tblGrid>
+        <w:gridCol w:w="1123"/>
+        <w:gridCol w:w="547"/>
+        <w:gridCol w:w="1036"/>
+        <w:gridCol w:w="892"/>
+        <w:gridCol w:w="936"/>
+      </w:tblGrid>
+      <w:tr>
+        <w:trPr>
+          <w:cantSplit/>
+          <w:tblHeader/>
+        </w:trPr>
+        <w:tc>
+          <w:tcPr>
+            <w:tcW w:type="dxa" w:w="1123"/>
+          </w:tcPr>
+          <w:p>
+            <w:pPr>
+              <w:keepNext/>
+              <w:jc w:val="left"/>
+              <w:rPr>
+                <w:rFonts w:ascii="Times New Roman" w:hAnsi="Times New Roman" w:cs="Times New Roman"/>
+                <w:sz w:val="14"/>
+                <w:szCs w:val="14"/>
+              </w:rPr>
+            </w:pPr>
+            <w:r>
+              <w:rPr>
+                <w:rFonts w:ascii="Times New Roman" w:hAnsi="Times New Roman" w:cs="Times New Roman"/>
+                <w:b/>
+                <w:color w:val="000000"/>
+                <w:sz w:val="14"/>
+              </w:rPr>
+              <w:t>Fact type</w:t>
+            </w:r>
+          </w:p>
+        </w:tc>
+        <w:tc>
+          <w:tcPr>
+            <w:tcW w:type="dxa" w:w="547"/>
+          </w:tcPr>
+          <w:p>
+            <w:pPr>
+              <w:keepNext/>
+              <w:jc w:val="left"/>
+              <w:rPr>
+                <w:rFonts w:ascii="Times New Roman" w:hAnsi="Times New Roman" w:cs="Times New Roman"/>
+                <w:sz w:val="14"/>
+                <w:szCs w:val="14"/>
+              </w:rPr>
+            </w:pPr>
+            <w:r>
+              <w:rPr>
+                <w:rFonts w:ascii="Times New Roman" w:hAnsi="Times New Roman" w:cs="Times New Roman"/>
+                <w:b/>
+                <w:color w:val="000000"/>
+                <w:sz w:val="14"/>
+              </w:rPr>
+              <w:t>S(80)</w:t>
+            </w:r>
+          </w:p>
+        </w:tc>
+        <w:tc>
+          <w:tcPr>
+            <w:tcW w:type="dxa" w:w="1037"/>
+          </w:tcPr>
+          <w:p>
+            <w:pPr>
+              <w:keepNext/>
+              <w:jc w:val="left"/>
+              <w:rPr>
+                <w:rFonts w:ascii="Times New Roman" w:hAnsi="Times New Roman" w:cs="Times New Roman"/>
+                <w:sz w:val="14"/>
+                <w:szCs w:val="14"/>
+              </w:rPr>
+            </w:pPr>
+            <w:r>
+              <w:rPr>
+                <w:rFonts w:ascii="Times New Roman" w:hAnsi="Times New Roman" w:cs="Times New Roman"/>
+                <w:b/>
+                <w:color w:val="000000"/>
+                <w:sz w:val="14"/>
+              </w:rPr>
+              <w:t>Weibull H (turns)</w:t>
+            </w:r>
+          </w:p>
+        </w:tc>
+        <w:tc>
+          <w:tcPr>
+            <w:tcW w:type="dxa" w:w="893"/>
+          </w:tcPr>
+          <w:p>
+            <w:pPr>
+              <w:keepNext/>
+              <w:jc w:val="left"/>
+              <w:rPr>
+                <w:rFonts w:ascii="Times New Roman" w:hAnsi="Times New Roman" w:cs="Times New Roman"/>
+                <w:sz w:val="14"/>
+                <w:szCs w:val="14"/>
+              </w:rPr>
+            </w:pPr>
+            <w:r>
+              <w:rPr>
+                <w:rFonts w:ascii="Times New Roman" w:hAnsi="Times New Roman" w:cs="Times New Roman"/>
+                <w:b/>
+                <w:color w:val="000000"/>
+                <w:sz w:val="14"/>
+              </w:rPr>
+              <w:t>κ</w:t>
+            </w:r>
+          </w:p>
+        </w:tc>
+        <w:tc>
+          <w:tcPr>
+            <w:tcW w:type="dxa" w:w="936"/>
+          </w:tcPr>
+          <w:p>
+            <w:pPr>
+              <w:keepNext/>
+              <w:jc w:val="left"/>
+              <w:rPr>
+                <w:rFonts w:ascii="Times New Roman" w:hAnsi="Times New Roman" w:cs="Times New Roman"/>
+                <w:sz w:val="14"/>
+                <w:szCs w:val="14"/>
+              </w:rPr>
+            </w:pPr>
+            <w:r>
+              <w:rPr>
+                <w:rFonts w:ascii="Times New Roman" w:hAnsi="Times New Roman" w:cs="Times New Roman"/>
+                <w:b/>
+                <w:color w:val="000000"/>
+                <w:sz w:val="14"/>
+              </w:rPr>
+              <w:t>Exp. H (turns)</w:t>
+            </w:r>
+          </w:p>
+        </w:tc>
+      </w:tr>
+      <w:tr>
+        <w:trPr>
+          <w:cantSplit/>
+        </w:trPr>
+        <w:tc>
+          <w:tcPr>
+            <w:tcW w:type="dxa" w:w="1123"/>
+          </w:tcPr>
+          <w:p>
+            <w:pPr>
+              <w:keepNext/>
+              <w:jc w:val="left"/>
+              <w:rPr>
+                <w:rFonts w:ascii="Times New Roman" w:hAnsi="Times New Roman" w:cs="Times New Roman"/>
+                <w:sz w:val="14"/>
+                <w:szCs w:val="14"/>
+              </w:rPr>
+            </w:pPr>
+            <w:r>
+              <w:rPr>
+                <w:rFonts w:ascii="Times New Roman" w:hAnsi="Times New Roman" w:cs="Times New Roman"/>
+                <w:color w:val="000000"/>
+                <w:sz w:val="14"/>
+              </w:rPr>
+              <w:t>Stable preference</w:t>
+            </w:r>
+          </w:p>
+        </w:tc>
+        <w:tc>
+          <w:tcPr>
+            <w:tcW w:type="dxa" w:w="547"/>
+          </w:tcPr>
+          <w:p>
+            <w:pPr>
+              <w:keepNext/>
+              <w:jc w:val="left"/>
+              <w:rPr>
+                <w:rFonts w:ascii="Times New Roman" w:hAnsi="Times New Roman" w:cs="Times New Roman"/>
+                <w:sz w:val="14"/>
+                <w:szCs w:val="14"/>
+              </w:rPr>
+            </w:pPr>
+            <w:r>
+              <w:rPr>
+                <w:rFonts w:ascii="Times New Roman" w:hAnsi="Times New Roman" w:cs="Times New Roman"/>
+                <w:color w:val="000000"/>
+                <w:sz w:val="14"/>
+              </w:rPr>
+              <w:t>100%</w:t>
+            </w:r>
+          </w:p>
+        </w:tc>
+        <w:tc>
+          <w:tcPr>
+            <w:tcW w:type="dxa" w:w="1037"/>
+          </w:tcPr>
+          <w:p>
+            <w:pPr>
+              <w:keepNext/>
+              <w:jc w:val="left"/>
+              <w:rPr>
+                <w:rFonts w:ascii="Times New Roman" w:hAnsi="Times New Roman" w:cs="Times New Roman"/>
+                <w:sz w:val="14"/>
+                <w:szCs w:val="14"/>
+              </w:rPr>
+            </w:pPr>
+            <w:r>
+              <w:rPr>
+                <w:rFonts w:ascii="Times New Roman" w:hAnsi="Times New Roman" w:cs="Times New Roman"/>
+                <w:color w:val="000000"/>
+                <w:sz w:val="14"/>
+              </w:rPr>
+              <w:t>&gt; 80 (censored)</w:t>
+            </w:r>
+          </w:p>
+        </w:tc>
+        <w:tc>
+          <w:tcPr>
+            <w:tcW w:type="dxa" w:w="893"/>
+          </w:tcPr>
+          <w:p>
+            <w:pPr>
+              <w:keepNext/>
+              <w:jc w:val="left"/>
+              <w:rPr>
+                <w:rFonts w:ascii="Times New Roman" w:hAnsi="Times New Roman" w:cs="Times New Roman"/>
+                <w:sz w:val="14"/>
+                <w:szCs w:val="14"/>
+              </w:rPr>
+            </w:pPr>
+            <w:r>
+              <w:rPr>
+                <w:rFonts w:ascii="Times New Roman" w:hAnsi="Times New Roman" w:cs="Times New Roman"/>
+                <w:color w:val="000000"/>
+                <w:sz w:val="14"/>
+              </w:rPr>
+              <w:t>–</w:t>
+            </w:r>
+          </w:p>
+        </w:tc>
+        <w:tc>
+          <w:tcPr>
+            <w:tcW w:type="dxa" w:w="936"/>
+          </w:tcPr>
+          <w:p>
+            <w:pPr>
+              <w:keepNext/>
+              <w:jc w:val="left"/>
+              <w:rPr>
+                <w:rFonts w:ascii="Times New Roman" w:hAnsi="Times New Roman" w:cs="Times New Roman"/>
+                <w:sz w:val="14"/>
+                <w:szCs w:val="14"/>
+              </w:rPr>
+            </w:pPr>
+            <w:r>
+              <w:rPr>
+                <w:rFonts w:ascii="Times New Roman" w:hAnsi="Times New Roman" w:cs="Times New Roman"/>
+                <w:color w:val="000000"/>
+                <w:sz w:val="14"/>
+              </w:rPr>
+              <w:t>–</w:t>
+            </w:r>
+          </w:p>
+        </w:tc>
+      </w:tr>
+      <w:tr>
+        <w:trPr>
+          <w:cantSplit/>
+        </w:trPr>
+        <w:tc>
+          <w:tcPr>
+            <w:tcW w:type="dxa" w:w="1123"/>
+          </w:tcPr>
+          <w:p>
+            <w:pPr>
+              <w:keepNext/>
+              <w:jc w:val="left"/>
+              <w:rPr>
+                <w:rFonts w:ascii="Times New Roman" w:hAnsi="Times New Roman" w:cs="Times New Roman"/>
+                <w:sz w:val="14"/>
+                <w:szCs w:val="14"/>
+              </w:rPr>
+            </w:pPr>
+            <w:r>
+              <w:rPr>
+                <w:rFonts w:ascii="Times New Roman" w:hAnsi="Times New Roman" w:cs="Times New Roman"/>
+                <w:color w:val="000000"/>
+                <w:sz w:val="14"/>
+              </w:rPr>
+              <w:t>Changing value</w:t>
+            </w:r>
+          </w:p>
+        </w:tc>
+        <w:tc>
+          <w:tcPr>
+            <w:tcW w:type="dxa" w:w="547"/>
+          </w:tcPr>
+          <w:p>
+            <w:pPr>
+              <w:keepNext/>
+              <w:jc w:val="left"/>
+              <w:rPr>
+                <w:rFonts w:ascii="Times New Roman" w:hAnsi="Times New Roman" w:cs="Times New Roman"/>
+                <w:sz w:val="14"/>
+                <w:szCs w:val="14"/>
+              </w:rPr>
+            </w:pPr>
+            <w:r>
+              <w:rPr>
+                <w:rFonts w:ascii="Times New Roman" w:hAnsi="Times New Roman" w:cs="Times New Roman"/>
+                <w:color w:val="000000"/>
+                <w:sz w:val="14"/>
+              </w:rPr>
+              <w:t>50%</w:t>
+            </w:r>
+          </w:p>
+        </w:tc>
+        <w:tc>
+          <w:tcPr>
+            <w:tcW w:type="dxa" w:w="1037"/>
+          </w:tcPr>
+          <w:p>
+            <w:pPr>
+              <w:keepNext/>
+              <w:jc w:val="left"/>
+              <w:rPr>
+                <w:rFonts w:ascii="Times New Roman" w:hAnsi="Times New Roman" w:cs="Times New Roman"/>
+                <w:sz w:val="14"/>
+                <w:szCs w:val="14"/>
+              </w:rPr>
+            </w:pPr>
+            <w:r>
+              <w:rPr>
+                <w:rFonts w:ascii="Times New Roman" w:hAnsi="Times New Roman" w:cs="Times New Roman"/>
+                <w:color w:val="000000"/>
+                <w:sz w:val="14"/>
+              </w:rPr>
+              <w:t>69 (53–102)</w:t>
+            </w:r>
+          </w:p>
+        </w:tc>
+        <w:tc>
+          <w:tcPr>
+            <w:tcW w:type="dxa" w:w="893"/>
+          </w:tcPr>
+          <w:p>
+            <w:pPr>
+              <w:keepNext/>
+              <w:jc w:val="left"/>
+              <w:rPr>
+                <w:rFonts w:ascii="Times New Roman" w:hAnsi="Times New Roman" w:cs="Times New Roman"/>
+                <w:sz w:val="14"/>
+                <w:szCs w:val="14"/>
+              </w:rPr>
+            </w:pPr>
+            <w:r>
+              <w:rPr>
+                <w:rFonts w:ascii="Times New Roman" w:hAnsi="Times New Roman" w:cs="Times New Roman"/>
+                <w:color w:val="000000"/>
+                <w:sz w:val="14"/>
+              </w:rPr>
+              <w:t>1.8 (1.4–2.3)</w:t>
+            </w:r>
+          </w:p>
+        </w:tc>
+        <w:tc>
+          <w:tcPr>
+            <w:tcW w:type="dxa" w:w="936"/>
+          </w:tcPr>
+          <w:p>
+            <w:pPr>
+              <w:keepNext/>
+              <w:jc w:val="left"/>
+              <w:rPr>
+                <w:rFonts w:ascii="Times New Roman" w:hAnsi="Times New Roman" w:cs="Times New Roman"/>
+                <w:sz w:val="14"/>
+                <w:szCs w:val="14"/>
+              </w:rPr>
+            </w:pPr>
+            <w:r>
+              <w:rPr>
+                <w:rFonts w:ascii="Times New Roman" w:hAnsi="Times New Roman" w:cs="Times New Roman"/>
+                <w:color w:val="000000"/>
+                <w:sz w:val="14"/>
+              </w:rPr>
+              <w:t>90 (61–157)</w:t>
+            </w:r>
+          </w:p>
+        </w:tc>
+      </w:tr>
+      <w:tr>
+        <w:trPr>
+          <w:cantSplit/>
+        </w:trPr>
+        <w:tc>
+          <w:tcPr>
+            <w:tcW w:type="dxa" w:w="1123"/>
+          </w:tcPr>
+          <w:p>
+            <w:pPr>
+              <w:keepNext w:val="0"/>
+              <w:jc w:val="left"/>
+              <w:rPr>
+                <w:rFonts w:ascii="Times New Roman" w:hAnsi="Times New Roman" w:cs="Times New Roman"/>
+                <w:sz w:val="14"/>
+                <w:szCs w:val="14"/>
+              </w:rPr>
+            </w:pPr>
+            <w:r>
+              <w:rPr>
+                <w:rFonts w:ascii="Times New Roman" w:hAnsi="Times New Roman" w:cs="Times New Roman"/>
+                <w:color w:val="000000"/>
+                <w:sz w:val="14"/>
+              </w:rPr>
+              <w:t>Number in tool output</w:t>
+            </w:r>
+          </w:p>
+        </w:tc>
+        <w:tc>
+          <w:tcPr>
+            <w:tcW w:type="dxa" w:w="547"/>
+          </w:tcPr>
+          <w:p>
+            <w:pPr>
+              <w:keepNext w:val="0"/>
+              <w:jc w:val="left"/>
+              <w:rPr>
+                <w:rFonts w:ascii="Times New Roman" w:hAnsi="Times New Roman" w:cs="Times New Roman"/>
+                <w:sz w:val="14"/>
+                <w:szCs w:val="14"/>
+              </w:rPr>
+            </w:pPr>
+            <w:r>
+              <w:rPr>
+                <w:rFonts w:ascii="Times New Roman" w:hAnsi="Times New Roman" w:cs="Times New Roman"/>
+                <w:color w:val="000000"/>
+                <w:sz w:val="14"/>
+              </w:rPr>
+              <w:t>75%</w:t>
+            </w:r>
+          </w:p>
+        </w:tc>
+        <w:tc>
+          <w:tcPr>
+            <w:tcW w:type="dxa" w:w="1037"/>
+          </w:tcPr>
+          <w:p>
+            <w:pPr>
+              <w:keepNext w:val="0"/>
+              <w:jc w:val="left"/>
+              <w:rPr>
+                <w:rFonts w:ascii="Times New Roman" w:hAnsi="Times New Roman" w:cs="Times New Roman"/>
+                <w:sz w:val="14"/>
+                <w:szCs w:val="14"/>
+              </w:rPr>
+            </w:pPr>
+            <w:r>
+              <w:rPr>
+                <w:rFonts w:ascii="Times New Roman" w:hAnsi="Times New Roman" w:cs="Times New Roman"/>
+                <w:color w:val="000000"/>
+                <w:sz w:val="14"/>
+              </w:rPr>
+              <w:t>beyond horizon</w:t>
+            </w:r>
+            <w:r>
+              <w:rPr>
+                <w:rFonts w:ascii="Times New Roman" w:hAnsi="Times New Roman" w:cs="Times New Roman"/>
+                <w:color w:val="000000"/>
+                <w:sz w:val="14"/>
+                <w:vertAlign w:val="superscript"/>
+              </w:rPr>
+              <w:t>a</w:t>
+            </w:r>
+          </w:p>
+        </w:tc>
+        <w:tc>
+          <w:tcPr>
+            <w:tcW w:type="dxa" w:w="893"/>
+          </w:tcPr>
+          <w:p>
+            <w:pPr>
+              <w:keepNext w:val="0"/>
+              <w:jc w:val="left"/>
+              <w:rPr>
+                <w:rFonts w:ascii="Times New Roman" w:hAnsi="Times New Roman" w:cs="Times New Roman"/>
+                <w:sz w:val="14"/>
+                <w:szCs w:val="14"/>
+              </w:rPr>
+            </w:pPr>
+            <w:r>
+              <w:rPr>
+                <w:rFonts w:ascii="Times New Roman" w:hAnsi="Times New Roman" w:cs="Times New Roman"/>
+                <w:color w:val="000000"/>
+                <w:sz w:val="14"/>
+              </w:rPr>
+              <w:t>poorly identified</w:t>
+            </w:r>
+            <w:r>
+              <w:rPr>
+                <w:rFonts w:ascii="Times New Roman" w:hAnsi="Times New Roman" w:cs="Times New Roman"/>
+                <w:color w:val="000000"/>
+                <w:sz w:val="14"/>
+                <w:vertAlign w:val="superscript"/>
+              </w:rPr>
+              <w:t>a</w:t>
+            </w:r>
+          </w:p>
+        </w:tc>
+        <w:tc>
+          <w:tcPr>
+            <w:tcW w:type="dxa" w:w="936"/>
+          </w:tcPr>
+          <w:p>
+            <w:pPr>
+              <w:keepNext w:val="0"/>
+              <w:jc w:val="left"/>
+              <w:rPr>
+                <w:rFonts w:ascii="Times New Roman" w:hAnsi="Times New Roman" w:cs="Times New Roman"/>
+                <w:sz w:val="14"/>
+                <w:szCs w:val="14"/>
+              </w:rPr>
+            </w:pPr>
+            <w:r>
+              <w:rPr>
+                <w:rFonts w:ascii="Times New Roman" w:hAnsi="Times New Roman" w:cs="Times New Roman"/>
+                <w:color w:val="000000"/>
+                <w:sz w:val="14"/>
+              </w:rPr>
+              <w:t>401 (210–2121)</w:t>
+            </w:r>
+            <w:r>
+              <w:rPr>
+                <w:rFonts w:ascii="Times New Roman" w:hAnsi="Times New Roman" w:cs="Times New Roman"/>
+                <w:color w:val="000000"/>
+                <w:sz w:val="14"/>
+                <w:vertAlign w:val="superscript"/>
+              </w:rPr>
+              <w:t>a</w:t>
+            </w:r>
+          </w:p>
+        </w:tc>
+      </w:tr>
+    </w:tbl>
+    <w:p>
+      <w:pPr>
+        <w:spacing w:after="40"/>
+        <w:jc w:val="both"/>
+        <w:rPr>
+          <w:rFonts w:ascii="Times New Roman" w:hAnsi="Times New Roman" w:cs="Times New Roman"/>
+          <w:sz w:val="12"/>
+          <w:szCs w:val="12"/>
+        </w:rPr>
+      </w:pPr>
+    </w:p>
+    <w:p>
+      <w:pPr>
+        <w:jc w:val="both"/>
+        <w:rPr>
+          <w:rFonts w:ascii="Times New Roman" w:hAnsi="Times New Roman" w:cs="Times New Roman"/>
+          <w:sz w:val="20"/>
+          <w:szCs w:val="20"/>
+        </w:rPr>
+      </w:pPr>
+      <w:r>
+        <w:rPr>
+          <w:rFonts w:ascii="Times New Roman" w:hAnsi="Times New Roman" w:cs="Times New Roman"/>
+          <w:sz w:val="20"/>
+          <w:vertAlign w:val="superscript"/>
+        </w:rPr>
+        <w:t>a</w:t>
+      </w:r>
+      <w:r>
+        <w:rPr>
+          <w:rFonts w:ascii="Times New Roman" w:hAnsi="Times New Roman" w:cs="Times New Roman"/>
+          <w:sz w:val="20"/>
+        </w:rPr>
+        <w:t xml:space="preserve"> Extrapolated beyond the 80-turn horizon from a single step in the data. The exponential half-life of the preference is not estimable because no failure occurred.</w:t>
+      </w:r>
+    </w:p>
+    <w:p>
+      <w:pPr>
+        <w:spacing w:after="0"/>
+        <w:rPr>
+          <w:rFonts w:ascii="Times New Roman" w:hAnsi="Times New Roman" w:cs="Times New Roman"/>
+          <w:sz w:val="4"/>
+          <w:szCs w:val="4"/>
+        </w:rPr>
+        <w:sectPr>
+          <w:type w:val="continuous"/>
+          <w:pgSz w:w="12240" w:h="15840"/>
+          <w:pgMar w:top="1440" w:right="1440" w:bottom="1440" w:left="1440" w:header="720" w:footer="720" w:gutter="0"/>
+          <w:cols w:num="2" w:space="180"/>
+          <w:docGrid w:linePitch="360"/>
+        </w:sectPr>
+      </w:pPr>
+    </w:p>
+    <w:p>
+      <w:pPr>
+        <w:keepNext/>
+        <w:spacing w:before="80"/>
+        <w:jc w:val="center"/>
+        <w:rPr>
+          <w:rFonts w:ascii="Times New Roman" w:hAnsi="Times New Roman" w:cs="Times New Roman"/>
+          <w:sz w:val="20"/>
+          <w:szCs w:val="20"/>
+        </w:rPr>
+      </w:pPr>
+      <w:r>
+        <w:drawing>
+          <wp:inline xmlns:a="http://schemas.openxmlformats.org/drawingml/2006/main" xmlns:pic="http://schemas.openxmlformats.org/drawingml/2006/picture">
+            <wp:extent cx="5852160" cy="1960909"/>
+            <wp:docPr id="9" name="Picture 9"/>
+            <wp:cNvGraphicFramePr>
+              <a:graphicFrameLocks noChangeAspect="1"/>
+            </wp:cNvGraphicFramePr>
+            <a:graphic>
+              <a:graphicData uri="http://schemas.openxmlformats.org/drawingml/2006/picture">
+                <pic:pic>
+                  <pic:nvPicPr>
+                    <pic:cNvPr id="0" name="fig_e2_survival.png"/>
+                    <pic:cNvPicPr/>
+                  </pic:nvPicPr>
+                  <pic:blipFill>
+                    <a:blip r:embed="rId16"/>
+                    <a:stretch>
+                      <a:fillRect/>
+                    </a:stretch>
+                  </pic:blipFill>
+                  <pic:spPr>
+                    <a:xfrm>
+                      <a:off x="0" y="0"/>
+                      <a:ext cx="5852160" cy="1960909"/>
+                    </a:xfrm>
+                    <a:prstGeom prst="rect"/>
+                  </pic:spPr>
+                </pic:pic>
+              </a:graphicData>
+            </a:graphic>
+          </wp:inline>
+        </w:drawing>
+      </w:r>
+    </w:p>
+    <w:p>
+      <w:pPr>
+        <w:pStyle w:val="Caption"/>
+        <w:keepNext w:val="0"/>
+        <w:keepLines/>
+        <w:jc w:val="center"/>
+        <w:rPr>
+          <w:rFonts w:ascii="Times New Roman" w:hAnsi="Times New Roman" w:cs="Times New Roman"/>
+          <w:sz w:val="18"/>
+          <w:szCs w:val="18"/>
+        </w:rPr>
+      </w:pPr>
+      <w:r>
+        <w:rPr>
+          <w:rFonts w:ascii="Times New Roman" w:hAnsi="Times New Roman" w:cs="Times New Roman"/>
+          <w:i w:val="0"/>
+          <w:color w:val="000000"/>
+        </w:rPr>
+        <w:t xml:space="preserve">Figure </w:t>
+      </w:r>
+      <w:r>
+        <w:rPr>
+          <w:rFonts w:ascii="Times New Roman" w:hAnsi="Times New Roman" w:cs="Times New Roman"/>
+          <w:i w:val="0"/>
+          <w:color w:val="000000"/>
+        </w:rPr>
+        <w:fldChar w:fldCharType="begin"/>
+      </w:r>
+      <w:r>
+        <w:rPr>
+          <w:rFonts w:ascii="Times New Roman" w:hAnsi="Times New Roman" w:cs="Times New Roman"/>
+          <w:i w:val="0"/>
+          <w:color w:val="000000"/>
+        </w:rPr>
+        <w:instrText xml:space="preserve"> SEQ Figure \* ARABIC </w:instrText>
+      </w:r>
+      <w:r>
+        <w:rPr>
+          <w:rFonts w:ascii="Times New Roman" w:hAnsi="Times New Roman" w:cs="Times New Roman"/>
+          <w:i w:val="0"/>
+          <w:color w:val="000000"/>
+        </w:rPr>
+        <w:fldChar w:fldCharType="separate"/>
+      </w:r>
+      <w:r>
+        <w:rPr>
+          <w:rFonts w:ascii="Times New Roman" w:hAnsi="Times New Roman" w:cs="Times New Roman"/>
+          <w:i w:val="0"/>
+          <w:color w:val="000000"/>
+        </w:rPr>
+        <w:t>9</w:t>
+      </w:r>
+      <w:r>
+        <w:rPr>
+          <w:rFonts w:ascii="Times New Roman" w:hAnsi="Times New Roman" w:cs="Times New Roman"/>
+          <w:i w:val="0"/>
+          <w:color w:val="000000"/>
+        </w:rPr>
+        <w:fldChar w:fldCharType="end"/>
+      </w:r>
+      <w:r>
+        <w:rPr>
+          <w:rFonts w:ascii="Times New Roman" w:hAnsi="Times New Roman" w:cs="Times New Roman"/>
+          <w:i w:val="0"/>
+          <w:color w:val="000000"/>
+        </w:rPr>
+        <w:t xml:space="preserve">: </w:t>
+      </w:r>
+      <w:r>
+        <w:rPr>
+          <w:rFonts w:ascii="Times New Roman" w:hAnsi="Times New Roman" w:cs="Times New Roman"/>
+          <w:i w:val="0"/>
+          <w:color w:val="000000"/>
+          <w:sz w:val="18"/>
+        </w:rPr>
+        <w:t>E2 (measured, synthetic facts). Fraction of facts answered correctly by age. Dots: observed; faint steps: Kaplan–Meier curves from first failure; dashed: Weibull fits (not drawn for the censored preference). (a) Filler follows the fact (20 facts per type). (b) Length-matched control (10 facts per type).</w:t>
+      </w:r>
+    </w:p>
+    <w:p>
+      <w:pPr>
+        <w:spacing w:after="0"/>
+        <w:rPr>
+          <w:rFonts w:ascii="Times New Roman" w:hAnsi="Times New Roman" w:cs="Times New Roman"/>
+          <w:sz w:val="4"/>
+          <w:szCs w:val="4"/>
+        </w:rPr>
+        <w:sectPr>
+          <w:type w:val="continuous"/>
+          <w:pgSz w:w="12240" w:h="15840"/>
+          <w:pgMar w:top="1440" w:right="1440" w:bottom="1440" w:left="1440" w:header="720" w:footer="720" w:gutter="0"/>
+          <w:cols w:space="180"/>
+          <w:docGrid w:linePitch="360"/>
+        </w:sectPr>
+      </w:pPr>
+    </w:p>
+    <w:p>
+      <w:pPr>
+        <w:jc w:val="both"/>
+        <w:rPr>
+          <w:rFonts w:ascii="Times New Roman" w:hAnsi="Times New Roman" w:cs="Times New Roman"/>
+          <w:sz w:val="20"/>
+          <w:szCs w:val="20"/>
+        </w:rPr>
+      </w:pPr>
+      <w:r>
+        <w:rPr>
+          <w:rFonts w:ascii="Times New Roman" w:hAnsi="Times New Roman" w:cs="Times New Roman"/>
+          <w:sz w:val="20"/>
+        </w:rPr>
+        <w:t xml:space="preserve">The length-matched control (Fig. 9b) does </w:t>
+      </w:r>
+      <w:r>
+        <w:rPr>
+          <w:rFonts w:ascii="Times New Roman" w:hAnsi="Times New Roman" w:cs="Times New Roman"/>
+          <w:i/>
+          <w:sz w:val="20"/>
+        </w:rPr>
+        <w:t>not</w:t>
+      </w:r>
+      <w:r>
+        <w:rPr>
+          <w:rFonts w:ascii="Times New Roman" w:hAnsi="Times New Roman" w:cs="Times New Roman"/>
+          <w:sz w:val="20"/>
+        </w:rPr>
+        <w:t xml:space="preserve"> reproduce this separation: with the total length fixed at 80 turns and only 10 facts per type, the log-rank test finds no difference between types (p = 0.39) and the stable preference dips to 70% at age 20 before recovering, which is sampling noise at this sample size. Age and length are therefore confounded in the main design, and the half-lives above describe decay in a growing context, not age alone.</w:t>
+      </w:r>
+    </w:p>
+    <w:p>
+      <w:pPr>
+        <w:pStyle w:val="Heading2"/>
+      </w:pPr>
+      <w:r>
+        <w:t>E3: rot injection (synthetic sessions)</w:t>
+      </w:r>
+    </w:p>
+    <w:p>
+      <w:pPr>
+        <w:jc w:val="both"/>
+        <w:rPr>
+          <w:rFonts w:ascii="Times New Roman" w:hAnsi="Times New Roman" w:cs="Times New Roman"/>
+          <w:sz w:val="20"/>
+          <w:szCs w:val="20"/>
+        </w:rPr>
+      </w:pPr>
+      <w:r>
+        <w:rPr>
+          <w:rFonts w:ascii="Times New Roman" w:hAnsi="Times New Roman" w:cs="Times New Roman"/>
+          <w:sz w:val="20"/>
+        </w:rPr>
+        <w:t>Table 5 reports detector quality on the 32 test sessions. Because the stale and contradictory statements follow fixed templates, rule-based attribute extraction plus the entailment model find them perfectly, which says more about the generator than about real conversations. The redundancy detector has full recall but precision of only 82%, and the relevance detector flags 237 segments for 93 true irrelevant ones (precision 38%), because study-topic chat is also distant from the current question.</w:t>
+      </w:r>
+    </w:p>
+    <w:p>
+      <w:pPr>
+        <w:pStyle w:val="Caption"/>
+        <w:keepNext/>
+        <w:keepLines/>
+        <w:spacing w:after="40"/>
+        <w:jc w:val="center"/>
+        <w:rPr>
+          <w:rFonts w:ascii="Times New Roman" w:hAnsi="Times New Roman" w:cs="Times New Roman"/>
+          <w:sz w:val="18"/>
+          <w:szCs w:val="18"/>
+        </w:rPr>
+      </w:pPr>
+      <w:r>
+        <w:rPr>
+          <w:rFonts w:ascii="Times New Roman" w:hAnsi="Times New Roman" w:cs="Times New Roman"/>
+          <w:i w:val="0"/>
+          <w:color w:val="000000"/>
+        </w:rPr>
+        <w:t xml:space="preserve">Table </w:t>
+      </w:r>
+      <w:r>
+        <w:rPr>
+          <w:rFonts w:ascii="Times New Roman" w:hAnsi="Times New Roman" w:cs="Times New Roman"/>
+          <w:i w:val="0"/>
+          <w:color w:val="000000"/>
+        </w:rPr>
+        <w:fldChar w:fldCharType="begin"/>
+      </w:r>
+      <w:r>
+        <w:rPr>
+          <w:rFonts w:ascii="Times New Roman" w:hAnsi="Times New Roman" w:cs="Times New Roman"/>
+          <w:i w:val="0"/>
+          <w:color w:val="000000"/>
+        </w:rPr>
+        <w:instrText xml:space="preserve"> SEQ Table \* ARABIC </w:instrText>
+      </w:r>
+      <w:r>
+        <w:rPr>
+          <w:rFonts w:ascii="Times New Roman" w:hAnsi="Times New Roman" w:cs="Times New Roman"/>
+          <w:i w:val="0"/>
+          <w:color w:val="000000"/>
+        </w:rPr>
+        <w:fldChar w:fldCharType="separate"/>
+      </w:r>
+      <w:r>
+        <w:rPr>
+          <w:rFonts w:ascii="Times New Roman" w:hAnsi="Times New Roman" w:cs="Times New Roman"/>
+          <w:i w:val="0"/>
+          <w:color w:val="000000"/>
+        </w:rPr>
+        <w:t>5</w:t>
+      </w:r>
+      <w:r>
+        <w:rPr>
+          <w:rFonts w:ascii="Times New Roman" w:hAnsi="Times New Roman" w:cs="Times New Roman"/>
+          <w:i w:val="0"/>
+          <w:color w:val="000000"/>
+        </w:rPr>
+        <w:fldChar w:fldCharType="end"/>
+      </w:r>
+      <w:r>
+        <w:rPr>
+          <w:rFonts w:ascii="Times New Roman" w:hAnsi="Times New Roman" w:cs="Times New Roman"/>
+          <w:i w:val="0"/>
+          <w:color w:val="000000"/>
+        </w:rPr>
+        <w:t xml:space="preserve">: </w:t>
+      </w:r>
+      <w:r>
+        <w:rPr>
+          <w:rFonts w:ascii="Times New Roman" w:hAnsi="Times New Roman" w:cs="Times New Roman"/>
+          <w:i w:val="0"/>
+          <w:color w:val="000000"/>
+          <w:sz w:val="18"/>
+        </w:rPr>
+        <w:t>E3 detector quality on synthetic test sessions (95% CI over sessions)</w:t>
+      </w:r>
+    </w:p>
+    <w:tbl>
+      <w:tblPr>
+        <w:tblStyle w:val="TableGrid"/>
+        <w:tblW w:type="dxa" w:w="4491"/>
+        <w:jc w:val="center"/>
+        <w:tblLayout w:type="fixed"/>
+        <w:tblLook w:firstColumn="1" w:firstRow="1" w:lastColumn="0" w:lastRow="0" w:noHBand="0" w:noVBand="1" w:val="04A0"/>
+      </w:tblPr>
+      <w:tblGrid>
+        <w:gridCol w:w="1123"/>
+        <w:gridCol w:w="576"/>
+        <w:gridCol w:w="720"/>
+        <w:gridCol w:w="1036"/>
+        <w:gridCol w:w="1036"/>
+      </w:tblGrid>
+      <w:tr>
+        <w:trPr>
+          <w:cantSplit/>
+          <w:tblHeader/>
+        </w:trPr>
+        <w:tc>
+          <w:tcPr>
+            <w:tcW w:type="dxa" w:w="1123"/>
+          </w:tcPr>
+          <w:p>
+            <w:pPr>
+              <w:keepNext/>
+              <w:jc w:val="left"/>
+              <w:rPr>
+                <w:rFonts w:ascii="Times New Roman" w:hAnsi="Times New Roman" w:cs="Times New Roman"/>
+                <w:sz w:val="14"/>
+                <w:szCs w:val="14"/>
+              </w:rPr>
+            </w:pPr>
+            <w:r>
+              <w:rPr>
+                <w:rFonts w:ascii="Times New Roman" w:hAnsi="Times New Roman" w:cs="Times New Roman"/>
+                <w:b/>
+                <w:color w:val="000000"/>
+                <w:sz w:val="14"/>
+              </w:rPr>
+              <w:t>Mode</w:t>
+            </w:r>
+          </w:p>
+        </w:tc>
+        <w:tc>
+          <w:tcPr>
+            <w:tcW w:type="dxa" w:w="576"/>
+          </w:tcPr>
+          <w:p>
+            <w:pPr>
+              <w:keepNext/>
+              <w:jc w:val="left"/>
+              <w:rPr>
+                <w:rFonts w:ascii="Times New Roman" w:hAnsi="Times New Roman" w:cs="Times New Roman"/>
+                <w:sz w:val="14"/>
+                <w:szCs w:val="14"/>
+              </w:rPr>
+            </w:pPr>
+            <w:r>
+              <w:rPr>
+                <w:rFonts w:ascii="Times New Roman" w:hAnsi="Times New Roman" w:cs="Times New Roman"/>
+                <w:b/>
+                <w:color w:val="000000"/>
+                <w:sz w:val="14"/>
+              </w:rPr>
+              <w:t>True</w:t>
+            </w:r>
+          </w:p>
+        </w:tc>
+        <w:tc>
+          <w:tcPr>
+            <w:tcW w:type="dxa" w:w="720"/>
+          </w:tcPr>
+          <w:p>
+            <w:pPr>
+              <w:keepNext/>
+              <w:jc w:val="left"/>
+              <w:rPr>
+                <w:rFonts w:ascii="Times New Roman" w:hAnsi="Times New Roman" w:cs="Times New Roman"/>
+                <w:sz w:val="14"/>
+                <w:szCs w:val="14"/>
+              </w:rPr>
+            </w:pPr>
+            <w:r>
+              <w:rPr>
+                <w:rFonts w:ascii="Times New Roman" w:hAnsi="Times New Roman" w:cs="Times New Roman"/>
+                <w:b/>
+                <w:color w:val="000000"/>
+                <w:sz w:val="14"/>
+              </w:rPr>
+              <w:t>Flagged</w:t>
+            </w:r>
+          </w:p>
+        </w:tc>
+        <w:tc>
+          <w:tcPr>
+            <w:tcW w:type="dxa" w:w="1037"/>
+          </w:tcPr>
+          <w:p>
+            <w:pPr>
+              <w:keepNext/>
+              <w:jc w:val="left"/>
+              <w:rPr>
+                <w:rFonts w:ascii="Times New Roman" w:hAnsi="Times New Roman" w:cs="Times New Roman"/>
+                <w:sz w:val="14"/>
+                <w:szCs w:val="14"/>
+              </w:rPr>
+            </w:pPr>
+            <w:r>
+              <w:rPr>
+                <w:rFonts w:ascii="Times New Roman" w:hAnsi="Times New Roman" w:cs="Times New Roman"/>
+                <w:b/>
+                <w:color w:val="000000"/>
+                <w:sz w:val="14"/>
+              </w:rPr>
+              <w:t>Precision (%)</w:t>
+            </w:r>
+          </w:p>
+        </w:tc>
+        <w:tc>
+          <w:tcPr>
+            <w:tcW w:type="dxa" w:w="1037"/>
+          </w:tcPr>
+          <w:p>
+            <w:pPr>
+              <w:keepNext/>
+              <w:jc w:val="left"/>
+              <w:rPr>
+                <w:rFonts w:ascii="Times New Roman" w:hAnsi="Times New Roman" w:cs="Times New Roman"/>
+                <w:sz w:val="14"/>
+                <w:szCs w:val="14"/>
+              </w:rPr>
+            </w:pPr>
+            <w:r>
+              <w:rPr>
+                <w:rFonts w:ascii="Times New Roman" w:hAnsi="Times New Roman" w:cs="Times New Roman"/>
+                <w:b/>
+                <w:color w:val="000000"/>
+                <w:sz w:val="14"/>
+              </w:rPr>
+              <w:t>Recall (%)</w:t>
+            </w:r>
+          </w:p>
+        </w:tc>
+      </w:tr>
+      <w:tr>
+        <w:trPr>
+          <w:cantSplit/>
+        </w:trPr>
+        <w:tc>
+          <w:tcPr>
+            <w:tcW w:type="dxa" w:w="1123"/>
+          </w:tcPr>
+          <w:p>
+            <w:pPr>
+              <w:keepNext/>
+              <w:jc w:val="left"/>
+              <w:rPr>
+                <w:rFonts w:ascii="Times New Roman" w:hAnsi="Times New Roman" w:cs="Times New Roman"/>
+                <w:sz w:val="14"/>
+                <w:szCs w:val="14"/>
+              </w:rPr>
+            </w:pPr>
+            <w:r>
+              <w:rPr>
+                <w:rFonts w:ascii="Times New Roman" w:hAnsi="Times New Roman" w:cs="Times New Roman"/>
+                <w:color w:val="000000"/>
+                <w:sz w:val="14"/>
+              </w:rPr>
+              <w:t>Stale</w:t>
+            </w:r>
+          </w:p>
+        </w:tc>
+        <w:tc>
+          <w:tcPr>
+            <w:tcW w:type="dxa" w:w="576"/>
+          </w:tcPr>
+          <w:p>
+            <w:pPr>
+              <w:keepNext/>
+              <w:jc w:val="left"/>
+              <w:rPr>
+                <w:rFonts w:ascii="Times New Roman" w:hAnsi="Times New Roman" w:cs="Times New Roman"/>
+                <w:sz w:val="14"/>
+                <w:szCs w:val="14"/>
+              </w:rPr>
+            </w:pPr>
+            <w:r>
+              <w:rPr>
+                <w:rFonts w:ascii="Times New Roman" w:hAnsi="Times New Roman" w:cs="Times New Roman"/>
+                <w:color w:val="000000"/>
+                <w:sz w:val="14"/>
+              </w:rPr>
+              <w:t>96</w:t>
+            </w:r>
+          </w:p>
+        </w:tc>
+        <w:tc>
+          <w:tcPr>
+            <w:tcW w:type="dxa" w:w="720"/>
+          </w:tcPr>
+          <w:p>
+            <w:pPr>
+              <w:keepNext/>
+              <w:jc w:val="left"/>
+              <w:rPr>
+                <w:rFonts w:ascii="Times New Roman" w:hAnsi="Times New Roman" w:cs="Times New Roman"/>
+                <w:sz w:val="14"/>
+                <w:szCs w:val="14"/>
+              </w:rPr>
+            </w:pPr>
+            <w:r>
+              <w:rPr>
+                <w:rFonts w:ascii="Times New Roman" w:hAnsi="Times New Roman" w:cs="Times New Roman"/>
+                <w:color w:val="000000"/>
+                <w:sz w:val="14"/>
+              </w:rPr>
+              <w:t>96</w:t>
+            </w:r>
+          </w:p>
+        </w:tc>
+        <w:tc>
+          <w:tcPr>
+            <w:tcW w:type="dxa" w:w="1037"/>
+          </w:tcPr>
+          <w:p>
+            <w:pPr>
+              <w:keepNext/>
+              <w:jc w:val="left"/>
+              <w:rPr>
+                <w:rFonts w:ascii="Times New Roman" w:hAnsi="Times New Roman" w:cs="Times New Roman"/>
+                <w:sz w:val="14"/>
+                <w:szCs w:val="14"/>
+              </w:rPr>
+            </w:pPr>
+            <w:r>
+              <w:rPr>
+                <w:rFonts w:ascii="Times New Roman" w:hAnsi="Times New Roman" w:cs="Times New Roman"/>
+                <w:color w:val="000000"/>
+                <w:sz w:val="14"/>
+              </w:rPr>
+              <w:t>100 (100–100)</w:t>
+            </w:r>
+          </w:p>
+        </w:tc>
+        <w:tc>
+          <w:tcPr>
+            <w:tcW w:type="dxa" w:w="1037"/>
+          </w:tcPr>
+          <w:p>
+            <w:pPr>
+              <w:keepNext/>
+              <w:jc w:val="left"/>
+              <w:rPr>
+                <w:rFonts w:ascii="Times New Roman" w:hAnsi="Times New Roman" w:cs="Times New Roman"/>
+                <w:sz w:val="14"/>
+                <w:szCs w:val="14"/>
+              </w:rPr>
+            </w:pPr>
+            <w:r>
+              <w:rPr>
+                <w:rFonts w:ascii="Times New Roman" w:hAnsi="Times New Roman" w:cs="Times New Roman"/>
+                <w:color w:val="000000"/>
+                <w:sz w:val="14"/>
+              </w:rPr>
+              <w:t>100 (100–100)</w:t>
+            </w:r>
+          </w:p>
+        </w:tc>
+      </w:tr>
+      <w:tr>
+        <w:trPr>
+          <w:cantSplit/>
+        </w:trPr>
+        <w:tc>
+          <w:tcPr>
+            <w:tcW w:type="dxa" w:w="1123"/>
+          </w:tcPr>
+          <w:p>
+            <w:pPr>
+              <w:keepNext/>
+              <w:jc w:val="left"/>
+              <w:rPr>
+                <w:rFonts w:ascii="Times New Roman" w:hAnsi="Times New Roman" w:cs="Times New Roman"/>
+                <w:sz w:val="14"/>
+                <w:szCs w:val="14"/>
+              </w:rPr>
+            </w:pPr>
+            <w:r>
+              <w:rPr>
+                <w:rFonts w:ascii="Times New Roman" w:hAnsi="Times New Roman" w:cs="Times New Roman"/>
+                <w:color w:val="000000"/>
+                <w:sz w:val="14"/>
+              </w:rPr>
+              <w:t>Contradictory</w:t>
+            </w:r>
+          </w:p>
+        </w:tc>
+        <w:tc>
+          <w:tcPr>
+            <w:tcW w:type="dxa" w:w="576"/>
+          </w:tcPr>
+          <w:p>
+            <w:pPr>
+              <w:keepNext/>
+              <w:jc w:val="left"/>
+              <w:rPr>
+                <w:rFonts w:ascii="Times New Roman" w:hAnsi="Times New Roman" w:cs="Times New Roman"/>
+                <w:sz w:val="14"/>
+                <w:szCs w:val="14"/>
+              </w:rPr>
+            </w:pPr>
+            <w:r>
+              <w:rPr>
+                <w:rFonts w:ascii="Times New Roman" w:hAnsi="Times New Roman" w:cs="Times New Roman"/>
+                <w:color w:val="000000"/>
+                <w:sz w:val="14"/>
+              </w:rPr>
+              <w:t>32</w:t>
+            </w:r>
+          </w:p>
+        </w:tc>
+        <w:tc>
+          <w:tcPr>
+            <w:tcW w:type="dxa" w:w="720"/>
+          </w:tcPr>
+          <w:p>
+            <w:pPr>
+              <w:keepNext/>
+              <w:jc w:val="left"/>
+              <w:rPr>
+                <w:rFonts w:ascii="Times New Roman" w:hAnsi="Times New Roman" w:cs="Times New Roman"/>
+                <w:sz w:val="14"/>
+                <w:szCs w:val="14"/>
+              </w:rPr>
+            </w:pPr>
+            <w:r>
+              <w:rPr>
+                <w:rFonts w:ascii="Times New Roman" w:hAnsi="Times New Roman" w:cs="Times New Roman"/>
+                <w:color w:val="000000"/>
+                <w:sz w:val="14"/>
+              </w:rPr>
+              <w:t>32</w:t>
+            </w:r>
+          </w:p>
+        </w:tc>
+        <w:tc>
+          <w:tcPr>
+            <w:tcW w:type="dxa" w:w="1037"/>
+          </w:tcPr>
+          <w:p>
+            <w:pPr>
+              <w:keepNext/>
+              <w:jc w:val="left"/>
+              <w:rPr>
+                <w:rFonts w:ascii="Times New Roman" w:hAnsi="Times New Roman" w:cs="Times New Roman"/>
+                <w:sz w:val="14"/>
+                <w:szCs w:val="14"/>
+              </w:rPr>
+            </w:pPr>
+            <w:r>
+              <w:rPr>
+                <w:rFonts w:ascii="Times New Roman" w:hAnsi="Times New Roman" w:cs="Times New Roman"/>
+                <w:color w:val="000000"/>
+                <w:sz w:val="14"/>
+              </w:rPr>
+              <w:t>100 (100–100)</w:t>
+            </w:r>
+          </w:p>
+        </w:tc>
+        <w:tc>
+          <w:tcPr>
+            <w:tcW w:type="dxa" w:w="1037"/>
+          </w:tcPr>
+          <w:p>
+            <w:pPr>
+              <w:keepNext/>
+              <w:jc w:val="left"/>
+              <w:rPr>
+                <w:rFonts w:ascii="Times New Roman" w:hAnsi="Times New Roman" w:cs="Times New Roman"/>
+                <w:sz w:val="14"/>
+                <w:szCs w:val="14"/>
+              </w:rPr>
+            </w:pPr>
+            <w:r>
+              <w:rPr>
+                <w:rFonts w:ascii="Times New Roman" w:hAnsi="Times New Roman" w:cs="Times New Roman"/>
+                <w:color w:val="000000"/>
+                <w:sz w:val="14"/>
+              </w:rPr>
+              <w:t>100 (100–100)</w:t>
+            </w:r>
+          </w:p>
+        </w:tc>
+      </w:tr>
+      <w:tr>
+        <w:trPr>
+          <w:cantSplit/>
+        </w:trPr>
+        <w:tc>
+          <w:tcPr>
+            <w:tcW w:type="dxa" w:w="1123"/>
+          </w:tcPr>
+          <w:p>
+            <w:pPr>
+              <w:keepNext/>
+              <w:jc w:val="left"/>
+              <w:rPr>
+                <w:rFonts w:ascii="Times New Roman" w:hAnsi="Times New Roman" w:cs="Times New Roman"/>
+                <w:sz w:val="14"/>
+                <w:szCs w:val="14"/>
+              </w:rPr>
+            </w:pPr>
+            <w:r>
+              <w:rPr>
+                <w:rFonts w:ascii="Times New Roman" w:hAnsi="Times New Roman" w:cs="Times New Roman"/>
+                <w:color w:val="000000"/>
+                <w:sz w:val="14"/>
+              </w:rPr>
+              <w:t>Redundant</w:t>
+            </w:r>
+          </w:p>
+        </w:tc>
+        <w:tc>
+          <w:tcPr>
+            <w:tcW w:type="dxa" w:w="576"/>
+          </w:tcPr>
+          <w:p>
+            <w:pPr>
+              <w:keepNext/>
+              <w:jc w:val="left"/>
+              <w:rPr>
+                <w:rFonts w:ascii="Times New Roman" w:hAnsi="Times New Roman" w:cs="Times New Roman"/>
+                <w:sz w:val="14"/>
+                <w:szCs w:val="14"/>
+              </w:rPr>
+            </w:pPr>
+            <w:r>
+              <w:rPr>
+                <w:rFonts w:ascii="Times New Roman" w:hAnsi="Times New Roman" w:cs="Times New Roman"/>
+                <w:color w:val="000000"/>
+                <w:sz w:val="14"/>
+              </w:rPr>
+              <w:t>64</w:t>
+            </w:r>
+          </w:p>
+        </w:tc>
+        <w:tc>
+          <w:tcPr>
+            <w:tcW w:type="dxa" w:w="720"/>
+          </w:tcPr>
+          <w:p>
+            <w:pPr>
+              <w:keepNext/>
+              <w:jc w:val="left"/>
+              <w:rPr>
+                <w:rFonts w:ascii="Times New Roman" w:hAnsi="Times New Roman" w:cs="Times New Roman"/>
+                <w:sz w:val="14"/>
+                <w:szCs w:val="14"/>
+              </w:rPr>
+            </w:pPr>
+            <w:r>
+              <w:rPr>
+                <w:rFonts w:ascii="Times New Roman" w:hAnsi="Times New Roman" w:cs="Times New Roman"/>
+                <w:color w:val="000000"/>
+                <w:sz w:val="14"/>
+              </w:rPr>
+              <w:t>83</w:t>
+            </w:r>
+          </w:p>
+        </w:tc>
+        <w:tc>
+          <w:tcPr>
+            <w:tcW w:type="dxa" w:w="1037"/>
+          </w:tcPr>
+          <w:p>
+            <w:pPr>
+              <w:keepNext/>
+              <w:jc w:val="left"/>
+              <w:rPr>
+                <w:rFonts w:ascii="Times New Roman" w:hAnsi="Times New Roman" w:cs="Times New Roman"/>
+                <w:sz w:val="14"/>
+                <w:szCs w:val="14"/>
+              </w:rPr>
+            </w:pPr>
+            <w:r>
+              <w:rPr>
+                <w:rFonts w:ascii="Times New Roman" w:hAnsi="Times New Roman" w:cs="Times New Roman"/>
+                <w:color w:val="000000"/>
+                <w:sz w:val="14"/>
+              </w:rPr>
+              <w:t>82 (76–89)</w:t>
+            </w:r>
+          </w:p>
+        </w:tc>
+        <w:tc>
+          <w:tcPr>
+            <w:tcW w:type="dxa" w:w="1037"/>
+          </w:tcPr>
+          <w:p>
+            <w:pPr>
+              <w:keepNext/>
+              <w:jc w:val="left"/>
+              <w:rPr>
+                <w:rFonts w:ascii="Times New Roman" w:hAnsi="Times New Roman" w:cs="Times New Roman"/>
+                <w:sz w:val="14"/>
+                <w:szCs w:val="14"/>
+              </w:rPr>
+            </w:pPr>
+            <w:r>
+              <w:rPr>
+                <w:rFonts w:ascii="Times New Roman" w:hAnsi="Times New Roman" w:cs="Times New Roman"/>
+                <w:color w:val="000000"/>
+                <w:sz w:val="14"/>
+              </w:rPr>
+              <w:t>100 (100–100)</w:t>
+            </w:r>
+          </w:p>
+        </w:tc>
+      </w:tr>
+      <w:tr>
+        <w:trPr>
+          <w:cantSplit/>
+        </w:trPr>
+        <w:tc>
+          <w:tcPr>
+            <w:tcW w:type="dxa" w:w="1123"/>
+          </w:tcPr>
+          <w:p>
+            <w:pPr>
+              <w:keepNext w:val="0"/>
+              <w:jc w:val="left"/>
+              <w:rPr>
+                <w:rFonts w:ascii="Times New Roman" w:hAnsi="Times New Roman" w:cs="Times New Roman"/>
+                <w:sz w:val="14"/>
+                <w:szCs w:val="14"/>
+              </w:rPr>
+            </w:pPr>
+            <w:r>
+              <w:rPr>
+                <w:rFonts w:ascii="Times New Roman" w:hAnsi="Times New Roman" w:cs="Times New Roman"/>
+                <w:color w:val="000000"/>
+                <w:sz w:val="14"/>
+              </w:rPr>
+              <w:t>Irrelevant</w:t>
+            </w:r>
+          </w:p>
+        </w:tc>
+        <w:tc>
+          <w:tcPr>
+            <w:tcW w:type="dxa" w:w="576"/>
+          </w:tcPr>
+          <w:p>
+            <w:pPr>
+              <w:keepNext w:val="0"/>
+              <w:jc w:val="left"/>
+              <w:rPr>
+                <w:rFonts w:ascii="Times New Roman" w:hAnsi="Times New Roman" w:cs="Times New Roman"/>
+                <w:sz w:val="14"/>
+                <w:szCs w:val="14"/>
+              </w:rPr>
+            </w:pPr>
+            <w:r>
+              <w:rPr>
+                <w:rFonts w:ascii="Times New Roman" w:hAnsi="Times New Roman" w:cs="Times New Roman"/>
+                <w:color w:val="000000"/>
+                <w:sz w:val="14"/>
+              </w:rPr>
+              <w:t>93</w:t>
+            </w:r>
+          </w:p>
+        </w:tc>
+        <w:tc>
+          <w:tcPr>
+            <w:tcW w:type="dxa" w:w="720"/>
+          </w:tcPr>
+          <w:p>
+            <w:pPr>
+              <w:keepNext w:val="0"/>
+              <w:jc w:val="left"/>
+              <w:rPr>
+                <w:rFonts w:ascii="Times New Roman" w:hAnsi="Times New Roman" w:cs="Times New Roman"/>
+                <w:sz w:val="14"/>
+                <w:szCs w:val="14"/>
+              </w:rPr>
+            </w:pPr>
+            <w:r>
+              <w:rPr>
+                <w:rFonts w:ascii="Times New Roman" w:hAnsi="Times New Roman" w:cs="Times New Roman"/>
+                <w:color w:val="000000"/>
+                <w:sz w:val="14"/>
+              </w:rPr>
+              <w:t>237</w:t>
+            </w:r>
+          </w:p>
+        </w:tc>
+        <w:tc>
+          <w:tcPr>
+            <w:tcW w:type="dxa" w:w="1037"/>
+          </w:tcPr>
+          <w:p>
+            <w:pPr>
+              <w:keepNext w:val="0"/>
+              <w:jc w:val="left"/>
+              <w:rPr>
+                <w:rFonts w:ascii="Times New Roman" w:hAnsi="Times New Roman" w:cs="Times New Roman"/>
+                <w:sz w:val="14"/>
+                <w:szCs w:val="14"/>
+              </w:rPr>
+            </w:pPr>
+            <w:r>
+              <w:rPr>
+                <w:rFonts w:ascii="Times New Roman" w:hAnsi="Times New Roman" w:cs="Times New Roman"/>
+                <w:color w:val="000000"/>
+                <w:sz w:val="14"/>
+              </w:rPr>
+              <w:t>38 (34–41)</w:t>
+            </w:r>
+          </w:p>
+        </w:tc>
+        <w:tc>
+          <w:tcPr>
+            <w:tcW w:type="dxa" w:w="1037"/>
+          </w:tcPr>
+          <w:p>
+            <w:pPr>
+              <w:keepNext w:val="0"/>
+              <w:jc w:val="left"/>
+              <w:rPr>
+                <w:rFonts w:ascii="Times New Roman" w:hAnsi="Times New Roman" w:cs="Times New Roman"/>
+                <w:sz w:val="14"/>
+                <w:szCs w:val="14"/>
+              </w:rPr>
+            </w:pPr>
+            <w:r>
+              <w:rPr>
+                <w:rFonts w:ascii="Times New Roman" w:hAnsi="Times New Roman" w:cs="Times New Roman"/>
+                <w:color w:val="000000"/>
+                <w:sz w:val="14"/>
+              </w:rPr>
+              <w:t>100 (100–100)</w:t>
+            </w:r>
+          </w:p>
+        </w:tc>
+      </w:tr>
+    </w:tbl>
+    <w:p>
+      <w:pPr>
+        <w:spacing w:after="40"/>
+        <w:jc w:val="both"/>
+        <w:rPr>
+          <w:rFonts w:ascii="Times New Roman" w:hAnsi="Times New Roman" w:cs="Times New Roman"/>
+          <w:sz w:val="12"/>
+          <w:szCs w:val="12"/>
+        </w:rPr>
+      </w:pPr>
+    </w:p>
+    <w:p>
+      <w:pPr>
+        <w:jc w:val="both"/>
+        <w:rPr>
+          <w:rFonts w:ascii="Times New Roman" w:hAnsi="Times New Roman" w:cs="Times New Roman"/>
+          <w:sz w:val="20"/>
+          <w:szCs w:val="20"/>
+        </w:rPr>
+      </w:pPr>
+      <w:r>
+        <w:rPr>
+          <w:rFonts w:ascii="Times New Roman" w:hAnsi="Times New Roman" w:cs="Times New Roman"/>
+          <w:sz w:val="20"/>
+        </w:rPr>
+        <w:t>The onset estimate recovers the injected change point only weakly (Fig. 10b). The mean absolute error is 8.7 turns (95% CI 7.2–10.2), against 11.2 for a guess drawn uniformly over the session; the estimate is biased late by 7.8 turns on average, only 31% of sessions fall within five turns, and the correlation between true and estimated onset is 0.46. The onset found from reader accuracy is no better (mean absolute error 8.2 turns), because reader accuracy is noisy and flat (Fig. 10c). The injected rot also barely hurt the reader: at the end of the session, accuracy was 66% with rot and 71% in the rot-free twin, a difference of +5.2 points (95% CI −5.2 to +15.6; p = 0.42). Adding R̂ to a logistic model that already contains the token count improves the fit only marginally (likelihood-ratio p = 0.07).</w:t>
+      </w:r>
+    </w:p>
+    <w:p>
+      <w:pPr>
+        <w:spacing w:after="0"/>
+        <w:rPr>
+          <w:rFonts w:ascii="Times New Roman" w:hAnsi="Times New Roman" w:cs="Times New Roman"/>
+          <w:sz w:val="4"/>
+          <w:szCs w:val="4"/>
+        </w:rPr>
+        <w:sectPr>
+          <w:type w:val="continuous"/>
+          <w:pgSz w:w="12240" w:h="15840"/>
+          <w:pgMar w:top="1440" w:right="1440" w:bottom="1440" w:left="1440" w:header="720" w:footer="720" w:gutter="0"/>
+          <w:cols w:num="2" w:space="180"/>
+          <w:docGrid w:linePitch="360"/>
+        </w:sectPr>
+      </w:pPr>
+    </w:p>
+    <w:p>
+      <w:pPr>
+        <w:keepNext/>
+        <w:spacing w:before="80"/>
+        <w:jc w:val="center"/>
+        <w:rPr>
+          <w:rFonts w:ascii="Times New Roman" w:hAnsi="Times New Roman" w:cs="Times New Roman"/>
+          <w:sz w:val="20"/>
+          <w:szCs w:val="20"/>
+        </w:rPr>
+      </w:pPr>
+      <w:r>
+        <w:drawing>
+          <wp:inline xmlns:a="http://schemas.openxmlformats.org/drawingml/2006/main" xmlns:pic="http://schemas.openxmlformats.org/drawingml/2006/picture">
+            <wp:extent cx="5852160" cy="1801023"/>
+            <wp:docPr id="10" name="Picture 10"/>
+            <wp:cNvGraphicFramePr>
+              <a:graphicFrameLocks noChangeAspect="1"/>
+            </wp:cNvGraphicFramePr>
+            <a:graphic>
+              <a:graphicData uri="http://schemas.openxmlformats.org/drawingml/2006/picture">
+                <pic:pic>
+                  <pic:nvPicPr>
+                    <pic:cNvPr id="0" name="fig_e3_detect.png"/>
+                    <pic:cNvPicPr/>
+                  </pic:nvPicPr>
+                  <pic:blipFill>
+                    <a:blip r:embed="rId17"/>
+                    <a:stretch>
+                      <a:fillRect/>
+                    </a:stretch>
+                  </pic:blipFill>
+                  <pic:spPr>
+                    <a:xfrm>
+                      <a:off x="0" y="0"/>
+                      <a:ext cx="5852160" cy="1801023"/>
+                    </a:xfrm>
+                    <a:prstGeom prst="rect"/>
+                  </pic:spPr>
+                </pic:pic>
+              </a:graphicData>
+            </a:graphic>
+          </wp:inline>
+        </w:drawing>
+      </w:r>
+    </w:p>
+    <w:p>
+      <w:pPr>
+        <w:pStyle w:val="Caption"/>
+        <w:keepNext w:val="0"/>
+        <w:keepLines/>
+        <w:jc w:val="center"/>
+        <w:rPr>
+          <w:rFonts w:ascii="Times New Roman" w:hAnsi="Times New Roman" w:cs="Times New Roman"/>
+          <w:sz w:val="18"/>
+          <w:szCs w:val="18"/>
+        </w:rPr>
+      </w:pPr>
+      <w:r>
+        <w:rPr>
+          <w:rFonts w:ascii="Times New Roman" w:hAnsi="Times New Roman" w:cs="Times New Roman"/>
+          <w:i w:val="0"/>
+          <w:color w:val="000000"/>
+        </w:rPr>
+        <w:t xml:space="preserve">Figure </w:t>
+      </w:r>
+      <w:r>
+        <w:rPr>
+          <w:rFonts w:ascii="Times New Roman" w:hAnsi="Times New Roman" w:cs="Times New Roman"/>
+          <w:i w:val="0"/>
+          <w:color w:val="000000"/>
+        </w:rPr>
+        <w:fldChar w:fldCharType="begin"/>
+      </w:r>
+      <w:r>
+        <w:rPr>
+          <w:rFonts w:ascii="Times New Roman" w:hAnsi="Times New Roman" w:cs="Times New Roman"/>
+          <w:i w:val="0"/>
+          <w:color w:val="000000"/>
+        </w:rPr>
+        <w:instrText xml:space="preserve"> SEQ Figure \* ARABIC </w:instrText>
+      </w:r>
+      <w:r>
+        <w:rPr>
+          <w:rFonts w:ascii="Times New Roman" w:hAnsi="Times New Roman" w:cs="Times New Roman"/>
+          <w:i w:val="0"/>
+          <w:color w:val="000000"/>
+        </w:rPr>
+        <w:fldChar w:fldCharType="separate"/>
+      </w:r>
+      <w:r>
+        <w:rPr>
+          <w:rFonts w:ascii="Times New Roman" w:hAnsi="Times New Roman" w:cs="Times New Roman"/>
+          <w:i w:val="0"/>
+          <w:color w:val="000000"/>
+        </w:rPr>
+        <w:t>10</w:t>
+      </w:r>
+      <w:r>
+        <w:rPr>
+          <w:rFonts w:ascii="Times New Roman" w:hAnsi="Times New Roman" w:cs="Times New Roman"/>
+          <w:i w:val="0"/>
+          <w:color w:val="000000"/>
+        </w:rPr>
+        <w:fldChar w:fldCharType="end"/>
+      </w:r>
+      <w:r>
+        <w:rPr>
+          <w:rFonts w:ascii="Times New Roman" w:hAnsi="Times New Roman" w:cs="Times New Roman"/>
+          <w:i w:val="0"/>
+          <w:color w:val="000000"/>
+        </w:rPr>
+        <w:t xml:space="preserve">: </w:t>
+      </w:r>
+      <w:r>
+        <w:rPr>
+          <w:rFonts w:ascii="Times New Roman" w:hAnsi="Times New Roman" w:cs="Times New Roman"/>
+          <w:i w:val="0"/>
+          <w:color w:val="000000"/>
+          <w:sz w:val="18"/>
+        </w:rPr>
+        <w:t>E3 (measured, synthetic sessions). (a) Detector precision and recall by decay mode. (b) Estimated onset t* against the injected change point c (dashed line: perfect recovery; points jittered horizontally). (c) Reader accuracy at each checkpoint turn; the shaded band is the range of c.</w:t>
+      </w:r>
+    </w:p>
+    <w:p>
+      <w:pPr>
+        <w:spacing w:after="0"/>
+        <w:rPr>
+          <w:rFonts w:ascii="Times New Roman" w:hAnsi="Times New Roman" w:cs="Times New Roman"/>
+          <w:sz w:val="4"/>
+          <w:szCs w:val="4"/>
+        </w:rPr>
+        <w:sectPr>
+          <w:type w:val="continuous"/>
+          <w:pgSz w:w="12240" w:h="15840"/>
+          <w:pgMar w:top="1440" w:right="1440" w:bottom="1440" w:left="1440" w:header="720" w:footer="720" w:gutter="0"/>
+          <w:cols w:space="180"/>
+          <w:docGrid w:linePitch="360"/>
+        </w:sectPr>
+      </w:pPr>
+    </w:p>
+    <w:p>
+      <w:pPr>
+        <w:pStyle w:val="Heading2"/>
+      </w:pPr>
+      <w:r>
+        <w:t>E4: repair comparison</w:t>
+      </w:r>
+    </w:p>
+    <w:p>
+      <w:pPr>
+        <w:jc w:val="both"/>
+        <w:rPr>
+          <w:rFonts w:ascii="Times New Roman" w:hAnsi="Times New Roman" w:cs="Times New Roman"/>
+          <w:sz w:val="20"/>
+          <w:szCs w:val="20"/>
+        </w:rPr>
+      </w:pPr>
+      <w:r>
+        <w:rPr>
+          <w:rFonts w:ascii="Times New Roman" w:hAnsi="Times New Roman" w:cs="Times New Roman"/>
+          <w:sz w:val="20"/>
+        </w:rPr>
+        <w:t>Table 6 and Fig. 11 compare the strategies on 35 questions. HL repair fired on 100% of questions (mean R̂ = 0.45) and cut the input from 7,983 to 4,908 tokens, but accuracy fell from 54% to 46% and hallucination rose from 31% to 43%. None of the paired differences against HL is significant after Holm's correction (Table 7); the point estimate against full context is −8.6 points, HL ties the sliding window, random removal, and oldest-first removal, and its edge over the rolling summary is +5.7 points. In short, HL is about as good as other ways of shrinking the context by 39%, and none of them matched full context. The oracle, which sees only the evidence sessions, scores 54%, equal to full context, so the reader's own ability, not the distractors, limits accuracy on this subset.</w:t>
+      </w:r>
+    </w:p>
+    <w:p>
+      <w:pPr>
+        <w:spacing w:after="0"/>
+        <w:rPr>
+          <w:rFonts w:ascii="Times New Roman" w:hAnsi="Times New Roman" w:cs="Times New Roman"/>
+          <w:sz w:val="4"/>
+          <w:szCs w:val="4"/>
+        </w:rPr>
+        <w:sectPr>
+          <w:type w:val="continuous"/>
+          <w:pgSz w:w="12240" w:h="15840"/>
+          <w:pgMar w:top="1440" w:right="1440" w:bottom="1440" w:left="1440" w:header="720" w:footer="720" w:gutter="0"/>
+          <w:cols w:num="2" w:space="180"/>
+          <w:docGrid w:linePitch="360"/>
+        </w:sectPr>
+      </w:pPr>
+    </w:p>
+    <w:p>
+      <w:pPr>
+        <w:pStyle w:val="Caption"/>
+        <w:keepNext/>
+        <w:keepLines/>
+        <w:spacing w:after="40"/>
+        <w:jc w:val="center"/>
+        <w:rPr>
+          <w:rFonts w:ascii="Times New Roman" w:hAnsi="Times New Roman" w:cs="Times New Roman"/>
+          <w:sz w:val="18"/>
+          <w:szCs w:val="18"/>
+        </w:rPr>
+      </w:pPr>
+      <w:r>
+        <w:rPr>
+          <w:rFonts w:ascii="Times New Roman" w:hAnsi="Times New Roman" w:cs="Times New Roman"/>
+          <w:i w:val="0"/>
+          <w:color w:val="000000"/>
+        </w:rPr>
+        <w:t xml:space="preserve">Table </w:t>
+      </w:r>
+      <w:r>
+        <w:rPr>
+          <w:rFonts w:ascii="Times New Roman" w:hAnsi="Times New Roman" w:cs="Times New Roman"/>
+          <w:i w:val="0"/>
+          <w:color w:val="000000"/>
+        </w:rPr>
+        <w:fldChar w:fldCharType="begin"/>
+      </w:r>
+      <w:r>
+        <w:rPr>
+          <w:rFonts w:ascii="Times New Roman" w:hAnsi="Times New Roman" w:cs="Times New Roman"/>
+          <w:i w:val="0"/>
+          <w:color w:val="000000"/>
+        </w:rPr>
+        <w:instrText xml:space="preserve"> SEQ Table \* ARABIC </w:instrText>
+      </w:r>
+      <w:r>
+        <w:rPr>
+          <w:rFonts w:ascii="Times New Roman" w:hAnsi="Times New Roman" w:cs="Times New Roman"/>
+          <w:i w:val="0"/>
+          <w:color w:val="000000"/>
+        </w:rPr>
+        <w:fldChar w:fldCharType="separate"/>
+      </w:r>
+      <w:r>
+        <w:rPr>
+          <w:rFonts w:ascii="Times New Roman" w:hAnsi="Times New Roman" w:cs="Times New Roman"/>
+          <w:i w:val="0"/>
+          <w:color w:val="000000"/>
+        </w:rPr>
+        <w:t>6</w:t>
+      </w:r>
+      <w:r>
+        <w:rPr>
+          <w:rFonts w:ascii="Times New Roman" w:hAnsi="Times New Roman" w:cs="Times New Roman"/>
+          <w:i w:val="0"/>
+          <w:color w:val="000000"/>
+        </w:rPr>
+        <w:fldChar w:fldCharType="end"/>
+      </w:r>
+      <w:r>
+        <w:rPr>
+          <w:rFonts w:ascii="Times New Roman" w:hAnsi="Times New Roman" w:cs="Times New Roman"/>
+          <w:i w:val="0"/>
+          <w:color w:val="000000"/>
+        </w:rPr>
+        <w:t xml:space="preserve">: </w:t>
+      </w:r>
+      <w:r>
+        <w:rPr>
+          <w:rFonts w:ascii="Times New Roman" w:hAnsi="Times New Roman" w:cs="Times New Roman"/>
+          <w:i w:val="0"/>
+          <w:color w:val="000000"/>
+          <w:sz w:val="18"/>
+        </w:rPr>
+        <w:t>E4 main comparison (95% bootstrap CIs; reader latency in seconds)</w:t>
+      </w:r>
+    </w:p>
+    <w:tbl>
+      <w:tblPr>
+        <w:tblStyle w:val="TableGrid"/>
+        <w:tblW w:type="dxa" w:w="9142"/>
+        <w:jc w:val="center"/>
+        <w:tblLayout w:type="fixed"/>
+        <w:tblLook w:firstColumn="1" w:firstRow="1" w:lastColumn="0" w:lastRow="0" w:noHBand="0" w:noVBand="1" w:val="04A0"/>
+      </w:tblPr>
+      <w:tblGrid>
+        <w:gridCol w:w="2088"/>
+        <w:gridCol w:w="1728"/>
+        <w:gridCol w:w="936"/>
+        <w:gridCol w:w="1152"/>
+        <w:gridCol w:w="1224"/>
+        <w:gridCol w:w="1007"/>
+        <w:gridCol w:w="1007"/>
+      </w:tblGrid>
+      <w:tr>
+        <w:trPr>
+          <w:cantSplit/>
+          <w:tblHeader/>
+        </w:trPr>
+        <w:tc>
+          <w:tcPr>
+            <w:tcW w:type="dxa" w:w="2088"/>
+          </w:tcPr>
+          <w:p>
+            <w:pPr>
+              <w:keepNext/>
+              <w:jc w:val="left"/>
+              <w:rPr>
+                <w:rFonts w:ascii="Times New Roman" w:hAnsi="Times New Roman" w:cs="Times New Roman"/>
+                <w:sz w:val="16"/>
+                <w:szCs w:val="16"/>
+              </w:rPr>
+            </w:pPr>
+            <w:r>
+              <w:rPr>
+                <w:rFonts w:ascii="Times New Roman" w:hAnsi="Times New Roman" w:cs="Times New Roman"/>
+                <w:b/>
+                <w:color w:val="000000"/>
+                <w:sz w:val="16"/>
+              </w:rPr>
+              <w:t>Condition</w:t>
+            </w:r>
+          </w:p>
+        </w:tc>
+        <w:tc>
+          <w:tcPr>
+            <w:tcW w:type="dxa" w:w="1728"/>
+          </w:tcPr>
+          <w:p>
+            <w:pPr>
+              <w:keepNext/>
+              <w:jc w:val="left"/>
+              <w:rPr>
+                <w:rFonts w:ascii="Times New Roman" w:hAnsi="Times New Roman" w:cs="Times New Roman"/>
+                <w:sz w:val="16"/>
+                <w:szCs w:val="16"/>
+              </w:rPr>
+            </w:pPr>
+            <w:r>
+              <w:rPr>
+                <w:rFonts w:ascii="Times New Roman" w:hAnsi="Times New Roman" w:cs="Times New Roman"/>
+                <w:b/>
+                <w:color w:val="000000"/>
+                <w:sz w:val="16"/>
+              </w:rPr>
+              <w:t>Accuracy (%)</w:t>
+            </w:r>
+          </w:p>
+        </w:tc>
+        <w:tc>
+          <w:tcPr>
+            <w:tcW w:type="dxa" w:w="936"/>
+          </w:tcPr>
+          <w:p>
+            <w:pPr>
+              <w:keepNext/>
+              <w:jc w:val="left"/>
+              <w:rPr>
+                <w:rFonts w:ascii="Times New Roman" w:hAnsi="Times New Roman" w:cs="Times New Roman"/>
+                <w:sz w:val="16"/>
+                <w:szCs w:val="16"/>
+              </w:rPr>
+            </w:pPr>
+            <w:r>
+              <w:rPr>
+                <w:rFonts w:ascii="Times New Roman" w:hAnsi="Times New Roman" w:cs="Times New Roman"/>
+                <w:b/>
+                <w:color w:val="000000"/>
+                <w:sz w:val="16"/>
+              </w:rPr>
+              <w:t>Halluc. (%)</w:t>
+            </w:r>
+          </w:p>
+        </w:tc>
+        <w:tc>
+          <w:tcPr>
+            <w:tcW w:type="dxa" w:w="1152"/>
+          </w:tcPr>
+          <w:p>
+            <w:pPr>
+              <w:keepNext/>
+              <w:jc w:val="left"/>
+              <w:rPr>
+                <w:rFonts w:ascii="Times New Roman" w:hAnsi="Times New Roman" w:cs="Times New Roman"/>
+                <w:sz w:val="16"/>
+                <w:szCs w:val="16"/>
+              </w:rPr>
+            </w:pPr>
+            <w:r>
+              <w:rPr>
+                <w:rFonts w:ascii="Times New Roman" w:hAnsi="Times New Roman" w:cs="Times New Roman"/>
+                <w:b/>
+                <w:color w:val="000000"/>
+                <w:sz w:val="16"/>
+              </w:rPr>
+              <w:t>Input tokens</w:t>
+            </w:r>
+          </w:p>
+        </w:tc>
+        <w:tc>
+          <w:tcPr>
+            <w:tcW w:type="dxa" w:w="1224"/>
+          </w:tcPr>
+          <w:p>
+            <w:pPr>
+              <w:keepNext/>
+              <w:jc w:val="left"/>
+              <w:rPr>
+                <w:rFonts w:ascii="Times New Roman" w:hAnsi="Times New Roman" w:cs="Times New Roman"/>
+                <w:sz w:val="16"/>
+                <w:szCs w:val="16"/>
+              </w:rPr>
+            </w:pPr>
+            <w:r>
+              <w:rPr>
+                <w:rFonts w:ascii="Times New Roman" w:hAnsi="Times New Roman" w:cs="Times New Roman"/>
+                <w:b/>
+                <w:color w:val="000000"/>
+                <w:sz w:val="16"/>
+              </w:rPr>
+              <w:t>Acc. per 1K tok.</w:t>
+            </w:r>
+          </w:p>
+        </w:tc>
+        <w:tc>
+          <w:tcPr>
+            <w:tcW w:type="dxa" w:w="1008"/>
+          </w:tcPr>
+          <w:p>
+            <w:pPr>
+              <w:keepNext/>
+              <w:jc w:val="left"/>
+              <w:rPr>
+                <w:rFonts w:ascii="Times New Roman" w:hAnsi="Times New Roman" w:cs="Times New Roman"/>
+                <w:sz w:val="16"/>
+                <w:szCs w:val="16"/>
+              </w:rPr>
+            </w:pPr>
+            <w:r>
+              <w:rPr>
+                <w:rFonts w:ascii="Times New Roman" w:hAnsi="Times New Roman" w:cs="Times New Roman"/>
+                <w:b/>
+                <w:color w:val="000000"/>
+                <w:sz w:val="16"/>
+              </w:rPr>
+              <w:t>p50 (s)</w:t>
+            </w:r>
+          </w:p>
+        </w:tc>
+        <w:tc>
+          <w:tcPr>
+            <w:tcW w:type="dxa" w:w="1008"/>
+          </w:tcPr>
+          <w:p>
+            <w:pPr>
+              <w:keepNext/>
+              <w:jc w:val="left"/>
+              <w:rPr>
+                <w:rFonts w:ascii="Times New Roman" w:hAnsi="Times New Roman" w:cs="Times New Roman"/>
+                <w:sz w:val="16"/>
+                <w:szCs w:val="16"/>
+              </w:rPr>
+            </w:pPr>
+            <w:r>
+              <w:rPr>
+                <w:rFonts w:ascii="Times New Roman" w:hAnsi="Times New Roman" w:cs="Times New Roman"/>
+                <w:b/>
+                <w:color w:val="000000"/>
+                <w:sz w:val="16"/>
+              </w:rPr>
+              <w:t>p95 (s)</w:t>
+            </w:r>
+          </w:p>
+        </w:tc>
+      </w:tr>
+      <w:tr>
+        <w:trPr>
+          <w:cantSplit/>
+        </w:trPr>
+        <w:tc>
+          <w:tcPr>
+            <w:tcW w:type="dxa" w:w="2088"/>
+          </w:tcPr>
+          <w:p>
+            <w:pPr>
+              <w:keepNext/>
+              <w:jc w:val="left"/>
+              <w:rPr>
+                <w:rFonts w:ascii="Times New Roman" w:hAnsi="Times New Roman" w:cs="Times New Roman"/>
+                <w:sz w:val="16"/>
+                <w:szCs w:val="16"/>
+              </w:rPr>
+            </w:pPr>
+            <w:r>
+              <w:rPr>
+                <w:rFonts w:ascii="Times New Roman" w:hAnsi="Times New Roman" w:cs="Times New Roman"/>
+                <w:color w:val="000000"/>
+                <w:sz w:val="16"/>
+              </w:rPr>
+              <w:t>B0 full context</w:t>
+            </w:r>
+          </w:p>
+        </w:tc>
+        <w:tc>
+          <w:tcPr>
+            <w:tcW w:type="dxa" w:w="1728"/>
+          </w:tcPr>
+          <w:p>
+            <w:pPr>
+              <w:keepNext/>
+              <w:jc w:val="left"/>
+              <w:rPr>
+                <w:rFonts w:ascii="Times New Roman" w:hAnsi="Times New Roman" w:cs="Times New Roman"/>
+                <w:sz w:val="16"/>
+                <w:szCs w:val="16"/>
+              </w:rPr>
+            </w:pPr>
+            <w:r>
+              <w:rPr>
+                <w:rFonts w:ascii="Times New Roman" w:hAnsi="Times New Roman" w:cs="Times New Roman"/>
+                <w:color w:val="000000"/>
+                <w:sz w:val="16"/>
+              </w:rPr>
+              <w:t>54 (37–71)</w:t>
+            </w:r>
+          </w:p>
+        </w:tc>
+        <w:tc>
+          <w:tcPr>
+            <w:tcW w:type="dxa" w:w="936"/>
+          </w:tcPr>
+          <w:p>
+            <w:pPr>
+              <w:keepNext/>
+              <w:jc w:val="left"/>
+              <w:rPr>
+                <w:rFonts w:ascii="Times New Roman" w:hAnsi="Times New Roman" w:cs="Times New Roman"/>
+                <w:sz w:val="16"/>
+                <w:szCs w:val="16"/>
+              </w:rPr>
+            </w:pPr>
+            <w:r>
+              <w:rPr>
+                <w:rFonts w:ascii="Times New Roman" w:hAnsi="Times New Roman" w:cs="Times New Roman"/>
+                <w:color w:val="000000"/>
+                <w:sz w:val="16"/>
+              </w:rPr>
+              <w:t>31</w:t>
+            </w:r>
+          </w:p>
+        </w:tc>
+        <w:tc>
+          <w:tcPr>
+            <w:tcW w:type="dxa" w:w="1152"/>
+          </w:tcPr>
+          <w:p>
+            <w:pPr>
+              <w:keepNext/>
+              <w:jc w:val="left"/>
+              <w:rPr>
+                <w:rFonts w:ascii="Times New Roman" w:hAnsi="Times New Roman" w:cs="Times New Roman"/>
+                <w:sz w:val="16"/>
+                <w:szCs w:val="16"/>
+              </w:rPr>
+            </w:pPr>
+            <w:r>
+              <w:rPr>
+                <w:rFonts w:ascii="Times New Roman" w:hAnsi="Times New Roman" w:cs="Times New Roman"/>
+                <w:color w:val="000000"/>
+                <w:sz w:val="16"/>
+              </w:rPr>
+              <w:t>7,983</w:t>
+            </w:r>
+          </w:p>
+        </w:tc>
+        <w:tc>
+          <w:tcPr>
+            <w:tcW w:type="dxa" w:w="1224"/>
+          </w:tcPr>
+          <w:p>
+            <w:pPr>
+              <w:keepNext/>
+              <w:jc w:val="left"/>
+              <w:rPr>
+                <w:rFonts w:ascii="Times New Roman" w:hAnsi="Times New Roman" w:cs="Times New Roman"/>
+                <w:sz w:val="16"/>
+                <w:szCs w:val="16"/>
+              </w:rPr>
+            </w:pPr>
+            <w:r>
+              <w:rPr>
+                <w:rFonts w:ascii="Times New Roman" w:hAnsi="Times New Roman" w:cs="Times New Roman"/>
+                <w:color w:val="000000"/>
+                <w:sz w:val="16"/>
+              </w:rPr>
+              <w:t>0.068</w:t>
+            </w:r>
+          </w:p>
+        </w:tc>
+        <w:tc>
+          <w:tcPr>
+            <w:tcW w:type="dxa" w:w="1008"/>
+          </w:tcPr>
+          <w:p>
+            <w:pPr>
+              <w:keepNext/>
+              <w:jc w:val="left"/>
+              <w:rPr>
+                <w:rFonts w:ascii="Times New Roman" w:hAnsi="Times New Roman" w:cs="Times New Roman"/>
+                <w:sz w:val="16"/>
+                <w:szCs w:val="16"/>
+              </w:rPr>
+            </w:pPr>
+            <w:r>
+              <w:rPr>
+                <w:rFonts w:ascii="Times New Roman" w:hAnsi="Times New Roman" w:cs="Times New Roman"/>
+                <w:color w:val="000000"/>
+                <w:sz w:val="16"/>
+              </w:rPr>
+              <w:t>3.1</w:t>
+            </w:r>
+          </w:p>
+        </w:tc>
+        <w:tc>
+          <w:tcPr>
+            <w:tcW w:type="dxa" w:w="1008"/>
+          </w:tcPr>
+          <w:p>
+            <w:pPr>
+              <w:keepNext/>
+              <w:jc w:val="left"/>
+              <w:rPr>
+                <w:rFonts w:ascii="Times New Roman" w:hAnsi="Times New Roman" w:cs="Times New Roman"/>
+                <w:sz w:val="16"/>
+                <w:szCs w:val="16"/>
+              </w:rPr>
+            </w:pPr>
+            <w:r>
+              <w:rPr>
+                <w:rFonts w:ascii="Times New Roman" w:hAnsi="Times New Roman" w:cs="Times New Roman"/>
+                <w:color w:val="000000"/>
+                <w:sz w:val="16"/>
+              </w:rPr>
+              <w:t>3.5</w:t>
+            </w:r>
+          </w:p>
+        </w:tc>
+      </w:tr>
+      <w:tr>
+        <w:trPr>
+          <w:cantSplit/>
+        </w:trPr>
+        <w:tc>
+          <w:tcPr>
+            <w:tcW w:type="dxa" w:w="2088"/>
+          </w:tcPr>
+          <w:p>
+            <w:pPr>
+              <w:keepNext/>
+              <w:jc w:val="left"/>
+              <w:rPr>
+                <w:rFonts w:ascii="Times New Roman" w:hAnsi="Times New Roman" w:cs="Times New Roman"/>
+                <w:sz w:val="16"/>
+                <w:szCs w:val="16"/>
+              </w:rPr>
+            </w:pPr>
+            <w:r>
+              <w:rPr>
+                <w:rFonts w:ascii="Times New Roman" w:hAnsi="Times New Roman" w:cs="Times New Roman"/>
+                <w:color w:val="000000"/>
+                <w:sz w:val="16"/>
+              </w:rPr>
+              <w:t>B1 sliding window</w:t>
+            </w:r>
+          </w:p>
+        </w:tc>
+        <w:tc>
+          <w:tcPr>
+            <w:tcW w:type="dxa" w:w="1728"/>
+          </w:tcPr>
+          <w:p>
+            <w:pPr>
+              <w:keepNext/>
+              <w:jc w:val="left"/>
+              <w:rPr>
+                <w:rFonts w:ascii="Times New Roman" w:hAnsi="Times New Roman" w:cs="Times New Roman"/>
+                <w:sz w:val="16"/>
+                <w:szCs w:val="16"/>
+              </w:rPr>
+            </w:pPr>
+            <w:r>
+              <w:rPr>
+                <w:rFonts w:ascii="Times New Roman" w:hAnsi="Times New Roman" w:cs="Times New Roman"/>
+                <w:color w:val="000000"/>
+                <w:sz w:val="16"/>
+              </w:rPr>
+              <w:t>46 (29–63)</w:t>
+            </w:r>
+          </w:p>
+        </w:tc>
+        <w:tc>
+          <w:tcPr>
+            <w:tcW w:type="dxa" w:w="936"/>
+          </w:tcPr>
+          <w:p>
+            <w:pPr>
+              <w:keepNext/>
+              <w:jc w:val="left"/>
+              <w:rPr>
+                <w:rFonts w:ascii="Times New Roman" w:hAnsi="Times New Roman" w:cs="Times New Roman"/>
+                <w:sz w:val="16"/>
+                <w:szCs w:val="16"/>
+              </w:rPr>
+            </w:pPr>
+            <w:r>
+              <w:rPr>
+                <w:rFonts w:ascii="Times New Roman" w:hAnsi="Times New Roman" w:cs="Times New Roman"/>
+                <w:color w:val="000000"/>
+                <w:sz w:val="16"/>
+              </w:rPr>
+              <w:t>29</w:t>
+            </w:r>
+          </w:p>
+        </w:tc>
+        <w:tc>
+          <w:tcPr>
+            <w:tcW w:type="dxa" w:w="1152"/>
+          </w:tcPr>
+          <w:p>
+            <w:pPr>
+              <w:keepNext/>
+              <w:jc w:val="left"/>
+              <w:rPr>
+                <w:rFonts w:ascii="Times New Roman" w:hAnsi="Times New Roman" w:cs="Times New Roman"/>
+                <w:sz w:val="16"/>
+                <w:szCs w:val="16"/>
+              </w:rPr>
+            </w:pPr>
+            <w:r>
+              <w:rPr>
+                <w:rFonts w:ascii="Times New Roman" w:hAnsi="Times New Roman" w:cs="Times New Roman"/>
+                <w:color w:val="000000"/>
+                <w:sz w:val="16"/>
+              </w:rPr>
+              <w:t>4,695</w:t>
+            </w:r>
+          </w:p>
+        </w:tc>
+        <w:tc>
+          <w:tcPr>
+            <w:tcW w:type="dxa" w:w="1224"/>
+          </w:tcPr>
+          <w:p>
+            <w:pPr>
+              <w:keepNext/>
+              <w:jc w:val="left"/>
+              <w:rPr>
+                <w:rFonts w:ascii="Times New Roman" w:hAnsi="Times New Roman" w:cs="Times New Roman"/>
+                <w:sz w:val="16"/>
+                <w:szCs w:val="16"/>
+              </w:rPr>
+            </w:pPr>
+            <w:r>
+              <w:rPr>
+                <w:rFonts w:ascii="Times New Roman" w:hAnsi="Times New Roman" w:cs="Times New Roman"/>
+                <w:color w:val="000000"/>
+                <w:sz w:val="16"/>
+              </w:rPr>
+              <w:t>0.097</w:t>
+            </w:r>
+          </w:p>
+        </w:tc>
+        <w:tc>
+          <w:tcPr>
+            <w:tcW w:type="dxa" w:w="1008"/>
+          </w:tcPr>
+          <w:p>
+            <w:pPr>
+              <w:keepNext/>
+              <w:jc w:val="left"/>
+              <w:rPr>
+                <w:rFonts w:ascii="Times New Roman" w:hAnsi="Times New Roman" w:cs="Times New Roman"/>
+                <w:sz w:val="16"/>
+                <w:szCs w:val="16"/>
+              </w:rPr>
+            </w:pPr>
+            <w:r>
+              <w:rPr>
+                <w:rFonts w:ascii="Times New Roman" w:hAnsi="Times New Roman" w:cs="Times New Roman"/>
+                <w:color w:val="000000"/>
+                <w:sz w:val="16"/>
+              </w:rPr>
+              <w:t>2.0</w:t>
+            </w:r>
+          </w:p>
+        </w:tc>
+        <w:tc>
+          <w:tcPr>
+            <w:tcW w:type="dxa" w:w="1008"/>
+          </w:tcPr>
+          <w:p>
+            <w:pPr>
+              <w:keepNext/>
+              <w:jc w:val="left"/>
+              <w:rPr>
+                <w:rFonts w:ascii="Times New Roman" w:hAnsi="Times New Roman" w:cs="Times New Roman"/>
+                <w:sz w:val="16"/>
+                <w:szCs w:val="16"/>
+              </w:rPr>
+            </w:pPr>
+            <w:r>
+              <w:rPr>
+                <w:rFonts w:ascii="Times New Roman" w:hAnsi="Times New Roman" w:cs="Times New Roman"/>
+                <w:color w:val="000000"/>
+                <w:sz w:val="16"/>
+              </w:rPr>
+              <w:t>2.6</w:t>
+            </w:r>
+          </w:p>
+        </w:tc>
+      </w:tr>
+      <w:tr>
+        <w:trPr>
+          <w:cantSplit/>
+        </w:trPr>
+        <w:tc>
+          <w:tcPr>
+            <w:tcW w:type="dxa" w:w="2088"/>
+          </w:tcPr>
+          <w:p>
+            <w:pPr>
+              <w:keepNext/>
+              <w:jc w:val="left"/>
+              <w:rPr>
+                <w:rFonts w:ascii="Times New Roman" w:hAnsi="Times New Roman" w:cs="Times New Roman"/>
+                <w:sz w:val="16"/>
+                <w:szCs w:val="16"/>
+              </w:rPr>
+            </w:pPr>
+            <w:r>
+              <w:rPr>
+                <w:rFonts w:ascii="Times New Roman" w:hAnsi="Times New Roman" w:cs="Times New Roman"/>
+                <w:color w:val="000000"/>
+                <w:sz w:val="16"/>
+              </w:rPr>
+              <w:t>B2 rolling summary</w:t>
+            </w:r>
+          </w:p>
+        </w:tc>
+        <w:tc>
+          <w:tcPr>
+            <w:tcW w:type="dxa" w:w="1728"/>
+          </w:tcPr>
+          <w:p>
+            <w:pPr>
+              <w:keepNext/>
+              <w:jc w:val="left"/>
+              <w:rPr>
+                <w:rFonts w:ascii="Times New Roman" w:hAnsi="Times New Roman" w:cs="Times New Roman"/>
+                <w:sz w:val="16"/>
+                <w:szCs w:val="16"/>
+              </w:rPr>
+            </w:pPr>
+            <w:r>
+              <w:rPr>
+                <w:rFonts w:ascii="Times New Roman" w:hAnsi="Times New Roman" w:cs="Times New Roman"/>
+                <w:color w:val="000000"/>
+                <w:sz w:val="16"/>
+              </w:rPr>
+              <w:t>40 (23–57)</w:t>
+            </w:r>
+          </w:p>
+        </w:tc>
+        <w:tc>
+          <w:tcPr>
+            <w:tcW w:type="dxa" w:w="936"/>
+          </w:tcPr>
+          <w:p>
+            <w:pPr>
+              <w:keepNext/>
+              <w:jc w:val="left"/>
+              <w:rPr>
+                <w:rFonts w:ascii="Times New Roman" w:hAnsi="Times New Roman" w:cs="Times New Roman"/>
+                <w:sz w:val="16"/>
+                <w:szCs w:val="16"/>
+              </w:rPr>
+            </w:pPr>
+            <w:r>
+              <w:rPr>
+                <w:rFonts w:ascii="Times New Roman" w:hAnsi="Times New Roman" w:cs="Times New Roman"/>
+                <w:color w:val="000000"/>
+                <w:sz w:val="16"/>
+              </w:rPr>
+              <w:t>26</w:t>
+            </w:r>
+          </w:p>
+        </w:tc>
+        <w:tc>
+          <w:tcPr>
+            <w:tcW w:type="dxa" w:w="1152"/>
+          </w:tcPr>
+          <w:p>
+            <w:pPr>
+              <w:keepNext/>
+              <w:jc w:val="left"/>
+              <w:rPr>
+                <w:rFonts w:ascii="Times New Roman" w:hAnsi="Times New Roman" w:cs="Times New Roman"/>
+                <w:sz w:val="16"/>
+                <w:szCs w:val="16"/>
+              </w:rPr>
+            </w:pPr>
+            <w:r>
+              <w:rPr>
+                <w:rFonts w:ascii="Times New Roman" w:hAnsi="Times New Roman" w:cs="Times New Roman"/>
+                <w:color w:val="000000"/>
+                <w:sz w:val="16"/>
+              </w:rPr>
+              <w:t>3,861</w:t>
+            </w:r>
+          </w:p>
+        </w:tc>
+        <w:tc>
+          <w:tcPr>
+            <w:tcW w:type="dxa" w:w="1224"/>
+          </w:tcPr>
+          <w:p>
+            <w:pPr>
+              <w:keepNext/>
+              <w:jc w:val="left"/>
+              <w:rPr>
+                <w:rFonts w:ascii="Times New Roman" w:hAnsi="Times New Roman" w:cs="Times New Roman"/>
+                <w:sz w:val="16"/>
+                <w:szCs w:val="16"/>
+              </w:rPr>
+            </w:pPr>
+            <w:r>
+              <w:rPr>
+                <w:rFonts w:ascii="Times New Roman" w:hAnsi="Times New Roman" w:cs="Times New Roman"/>
+                <w:color w:val="000000"/>
+                <w:sz w:val="16"/>
+              </w:rPr>
+              <w:t>0.104</w:t>
+            </w:r>
+          </w:p>
+        </w:tc>
+        <w:tc>
+          <w:tcPr>
+            <w:tcW w:type="dxa" w:w="1008"/>
+          </w:tcPr>
+          <w:p>
+            <w:pPr>
+              <w:keepNext/>
+              <w:jc w:val="left"/>
+              <w:rPr>
+                <w:rFonts w:ascii="Times New Roman" w:hAnsi="Times New Roman" w:cs="Times New Roman"/>
+                <w:sz w:val="16"/>
+                <w:szCs w:val="16"/>
+              </w:rPr>
+            </w:pPr>
+            <w:r>
+              <w:rPr>
+                <w:rFonts w:ascii="Times New Roman" w:hAnsi="Times New Roman" w:cs="Times New Roman"/>
+                <w:color w:val="000000"/>
+                <w:sz w:val="16"/>
+              </w:rPr>
+              <w:t>1.5</w:t>
+            </w:r>
+          </w:p>
+        </w:tc>
+        <w:tc>
+          <w:tcPr>
+            <w:tcW w:type="dxa" w:w="1008"/>
+          </w:tcPr>
+          <w:p>
+            <w:pPr>
+              <w:keepNext/>
+              <w:jc w:val="left"/>
+              <w:rPr>
+                <w:rFonts w:ascii="Times New Roman" w:hAnsi="Times New Roman" w:cs="Times New Roman"/>
+                <w:sz w:val="16"/>
+                <w:szCs w:val="16"/>
+              </w:rPr>
+            </w:pPr>
+            <w:r>
+              <w:rPr>
+                <w:rFonts w:ascii="Times New Roman" w:hAnsi="Times New Roman" w:cs="Times New Roman"/>
+                <w:color w:val="000000"/>
+                <w:sz w:val="16"/>
+              </w:rPr>
+              <w:t>2.0</w:t>
+            </w:r>
+          </w:p>
+        </w:tc>
+      </w:tr>
+      <w:tr>
+        <w:trPr>
+          <w:cantSplit/>
+        </w:trPr>
+        <w:tc>
+          <w:tcPr>
+            <w:tcW w:type="dxa" w:w="2088"/>
+          </w:tcPr>
+          <w:p>
+            <w:pPr>
+              <w:keepNext/>
+              <w:jc w:val="left"/>
+              <w:rPr>
+                <w:rFonts w:ascii="Times New Roman" w:hAnsi="Times New Roman" w:cs="Times New Roman"/>
+                <w:sz w:val="16"/>
+                <w:szCs w:val="16"/>
+              </w:rPr>
+            </w:pPr>
+            <w:r>
+              <w:rPr>
+                <w:rFonts w:ascii="Times New Roman" w:hAnsi="Times New Roman" w:cs="Times New Roman"/>
+                <w:color w:val="000000"/>
+                <w:sz w:val="16"/>
+              </w:rPr>
+              <w:t>Random removal</w:t>
+            </w:r>
+          </w:p>
+        </w:tc>
+        <w:tc>
+          <w:tcPr>
+            <w:tcW w:type="dxa" w:w="1728"/>
+          </w:tcPr>
+          <w:p>
+            <w:pPr>
+              <w:keepNext/>
+              <w:jc w:val="left"/>
+              <w:rPr>
+                <w:rFonts w:ascii="Times New Roman" w:hAnsi="Times New Roman" w:cs="Times New Roman"/>
+                <w:sz w:val="16"/>
+                <w:szCs w:val="16"/>
+              </w:rPr>
+            </w:pPr>
+            <w:r>
+              <w:rPr>
+                <w:rFonts w:ascii="Times New Roman" w:hAnsi="Times New Roman" w:cs="Times New Roman"/>
+                <w:color w:val="000000"/>
+                <w:sz w:val="16"/>
+              </w:rPr>
+              <w:t>46 (29–63)</w:t>
+            </w:r>
+          </w:p>
+        </w:tc>
+        <w:tc>
+          <w:tcPr>
+            <w:tcW w:type="dxa" w:w="936"/>
+          </w:tcPr>
+          <w:p>
+            <w:pPr>
+              <w:keepNext/>
+              <w:jc w:val="left"/>
+              <w:rPr>
+                <w:rFonts w:ascii="Times New Roman" w:hAnsi="Times New Roman" w:cs="Times New Roman"/>
+                <w:sz w:val="16"/>
+                <w:szCs w:val="16"/>
+              </w:rPr>
+            </w:pPr>
+            <w:r>
+              <w:rPr>
+                <w:rFonts w:ascii="Times New Roman" w:hAnsi="Times New Roman" w:cs="Times New Roman"/>
+                <w:color w:val="000000"/>
+                <w:sz w:val="16"/>
+              </w:rPr>
+              <w:t>26</w:t>
+            </w:r>
+          </w:p>
+        </w:tc>
+        <w:tc>
+          <w:tcPr>
+            <w:tcW w:type="dxa" w:w="1152"/>
+          </w:tcPr>
+          <w:p>
+            <w:pPr>
+              <w:keepNext/>
+              <w:jc w:val="left"/>
+              <w:rPr>
+                <w:rFonts w:ascii="Times New Roman" w:hAnsi="Times New Roman" w:cs="Times New Roman"/>
+                <w:sz w:val="16"/>
+                <w:szCs w:val="16"/>
+              </w:rPr>
+            </w:pPr>
+            <w:r>
+              <w:rPr>
+                <w:rFonts w:ascii="Times New Roman" w:hAnsi="Times New Roman" w:cs="Times New Roman"/>
+                <w:color w:val="000000"/>
+                <w:sz w:val="16"/>
+              </w:rPr>
+              <w:t>4,663</w:t>
+            </w:r>
+          </w:p>
+        </w:tc>
+        <w:tc>
+          <w:tcPr>
+            <w:tcW w:type="dxa" w:w="1224"/>
+          </w:tcPr>
+          <w:p>
+            <w:pPr>
+              <w:keepNext/>
+              <w:jc w:val="left"/>
+              <w:rPr>
+                <w:rFonts w:ascii="Times New Roman" w:hAnsi="Times New Roman" w:cs="Times New Roman"/>
+                <w:sz w:val="16"/>
+                <w:szCs w:val="16"/>
+              </w:rPr>
+            </w:pPr>
+            <w:r>
+              <w:rPr>
+                <w:rFonts w:ascii="Times New Roman" w:hAnsi="Times New Roman" w:cs="Times New Roman"/>
+                <w:color w:val="000000"/>
+                <w:sz w:val="16"/>
+              </w:rPr>
+              <w:t>0.098</w:t>
+            </w:r>
+          </w:p>
+        </w:tc>
+        <w:tc>
+          <w:tcPr>
+            <w:tcW w:type="dxa" w:w="1008"/>
+          </w:tcPr>
+          <w:p>
+            <w:pPr>
+              <w:keepNext/>
+              <w:jc w:val="left"/>
+              <w:rPr>
+                <w:rFonts w:ascii="Times New Roman" w:hAnsi="Times New Roman" w:cs="Times New Roman"/>
+                <w:sz w:val="16"/>
+                <w:szCs w:val="16"/>
+              </w:rPr>
+            </w:pPr>
+            <w:r>
+              <w:rPr>
+                <w:rFonts w:ascii="Times New Roman" w:hAnsi="Times New Roman" w:cs="Times New Roman"/>
+                <w:color w:val="000000"/>
+                <w:sz w:val="16"/>
+              </w:rPr>
+              <w:t>1.8</w:t>
+            </w:r>
+          </w:p>
+        </w:tc>
+        <w:tc>
+          <w:tcPr>
+            <w:tcW w:type="dxa" w:w="1008"/>
+          </w:tcPr>
+          <w:p>
+            <w:pPr>
+              <w:keepNext/>
+              <w:jc w:val="left"/>
+              <w:rPr>
+                <w:rFonts w:ascii="Times New Roman" w:hAnsi="Times New Roman" w:cs="Times New Roman"/>
+                <w:sz w:val="16"/>
+                <w:szCs w:val="16"/>
+              </w:rPr>
+            </w:pPr>
+            <w:r>
+              <w:rPr>
+                <w:rFonts w:ascii="Times New Roman" w:hAnsi="Times New Roman" w:cs="Times New Roman"/>
+                <w:color w:val="000000"/>
+                <w:sz w:val="16"/>
+              </w:rPr>
+              <w:t>2.2</w:t>
+            </w:r>
+          </w:p>
+        </w:tc>
+      </w:tr>
+      <w:tr>
+        <w:trPr>
+          <w:cantSplit/>
+        </w:trPr>
+        <w:tc>
+          <w:tcPr>
+            <w:tcW w:type="dxa" w:w="2088"/>
+          </w:tcPr>
+          <w:p>
+            <w:pPr>
+              <w:keepNext/>
+              <w:jc w:val="left"/>
+              <w:rPr>
+                <w:rFonts w:ascii="Times New Roman" w:hAnsi="Times New Roman" w:cs="Times New Roman"/>
+                <w:sz w:val="16"/>
+                <w:szCs w:val="16"/>
+              </w:rPr>
+            </w:pPr>
+            <w:r>
+              <w:rPr>
+                <w:rFonts w:ascii="Times New Roman" w:hAnsi="Times New Roman" w:cs="Times New Roman"/>
+                <w:color w:val="000000"/>
+                <w:sz w:val="16"/>
+              </w:rPr>
+              <w:t>Oldest first</w:t>
+            </w:r>
+          </w:p>
+        </w:tc>
+        <w:tc>
+          <w:tcPr>
+            <w:tcW w:type="dxa" w:w="1728"/>
+          </w:tcPr>
+          <w:p>
+            <w:pPr>
+              <w:keepNext/>
+              <w:jc w:val="left"/>
+              <w:rPr>
+                <w:rFonts w:ascii="Times New Roman" w:hAnsi="Times New Roman" w:cs="Times New Roman"/>
+                <w:sz w:val="16"/>
+                <w:szCs w:val="16"/>
+              </w:rPr>
+            </w:pPr>
+            <w:r>
+              <w:rPr>
+                <w:rFonts w:ascii="Times New Roman" w:hAnsi="Times New Roman" w:cs="Times New Roman"/>
+                <w:color w:val="000000"/>
+                <w:sz w:val="16"/>
+              </w:rPr>
+              <w:t>46 (29–63)</w:t>
+            </w:r>
+          </w:p>
+        </w:tc>
+        <w:tc>
+          <w:tcPr>
+            <w:tcW w:type="dxa" w:w="936"/>
+          </w:tcPr>
+          <w:p>
+            <w:pPr>
+              <w:keepNext/>
+              <w:jc w:val="left"/>
+              <w:rPr>
+                <w:rFonts w:ascii="Times New Roman" w:hAnsi="Times New Roman" w:cs="Times New Roman"/>
+                <w:sz w:val="16"/>
+                <w:szCs w:val="16"/>
+              </w:rPr>
+            </w:pPr>
+            <w:r>
+              <w:rPr>
+                <w:rFonts w:ascii="Times New Roman" w:hAnsi="Times New Roman" w:cs="Times New Roman"/>
+                <w:color w:val="000000"/>
+                <w:sz w:val="16"/>
+              </w:rPr>
+              <w:t>29</w:t>
+            </w:r>
+          </w:p>
+        </w:tc>
+        <w:tc>
+          <w:tcPr>
+            <w:tcW w:type="dxa" w:w="1152"/>
+          </w:tcPr>
+          <w:p>
+            <w:pPr>
+              <w:keepNext/>
+              <w:jc w:val="left"/>
+              <w:rPr>
+                <w:rFonts w:ascii="Times New Roman" w:hAnsi="Times New Roman" w:cs="Times New Roman"/>
+                <w:sz w:val="16"/>
+                <w:szCs w:val="16"/>
+              </w:rPr>
+            </w:pPr>
+            <w:r>
+              <w:rPr>
+                <w:rFonts w:ascii="Times New Roman" w:hAnsi="Times New Roman" w:cs="Times New Roman"/>
+                <w:color w:val="000000"/>
+                <w:sz w:val="16"/>
+              </w:rPr>
+              <w:t>4,695</w:t>
+            </w:r>
+          </w:p>
+        </w:tc>
+        <w:tc>
+          <w:tcPr>
+            <w:tcW w:type="dxa" w:w="1224"/>
+          </w:tcPr>
+          <w:p>
+            <w:pPr>
+              <w:keepNext/>
+              <w:jc w:val="left"/>
+              <w:rPr>
+                <w:rFonts w:ascii="Times New Roman" w:hAnsi="Times New Roman" w:cs="Times New Roman"/>
+                <w:sz w:val="16"/>
+                <w:szCs w:val="16"/>
+              </w:rPr>
+            </w:pPr>
+            <w:r>
+              <w:rPr>
+                <w:rFonts w:ascii="Times New Roman" w:hAnsi="Times New Roman" w:cs="Times New Roman"/>
+                <w:color w:val="000000"/>
+                <w:sz w:val="16"/>
+              </w:rPr>
+              <w:t>0.097</w:t>
+            </w:r>
+          </w:p>
+        </w:tc>
+        <w:tc>
+          <w:tcPr>
+            <w:tcW w:type="dxa" w:w="1008"/>
+          </w:tcPr>
+          <w:p>
+            <w:pPr>
+              <w:keepNext/>
+              <w:jc w:val="left"/>
+              <w:rPr>
+                <w:rFonts w:ascii="Times New Roman" w:hAnsi="Times New Roman" w:cs="Times New Roman"/>
+                <w:sz w:val="16"/>
+                <w:szCs w:val="16"/>
+              </w:rPr>
+            </w:pPr>
+            <w:r>
+              <w:rPr>
+                <w:rFonts w:ascii="Times New Roman" w:hAnsi="Times New Roman" w:cs="Times New Roman"/>
+                <w:color w:val="000000"/>
+                <w:sz w:val="16"/>
+              </w:rPr>
+              <w:t>2.0</w:t>
+            </w:r>
+          </w:p>
+        </w:tc>
+        <w:tc>
+          <w:tcPr>
+            <w:tcW w:type="dxa" w:w="1008"/>
+          </w:tcPr>
+          <w:p>
+            <w:pPr>
+              <w:keepNext/>
+              <w:jc w:val="left"/>
+              <w:rPr>
+                <w:rFonts w:ascii="Times New Roman" w:hAnsi="Times New Roman" w:cs="Times New Roman"/>
+                <w:sz w:val="16"/>
+                <w:szCs w:val="16"/>
+              </w:rPr>
+            </w:pPr>
+            <w:r>
+              <w:rPr>
+                <w:rFonts w:ascii="Times New Roman" w:hAnsi="Times New Roman" w:cs="Times New Roman"/>
+                <w:color w:val="000000"/>
+                <w:sz w:val="16"/>
+              </w:rPr>
+              <w:t>2.6</w:t>
+            </w:r>
+          </w:p>
+        </w:tc>
+      </w:tr>
+      <w:tr>
+        <w:trPr>
+          <w:cantSplit/>
+        </w:trPr>
+        <w:tc>
+          <w:tcPr>
+            <w:tcW w:type="dxa" w:w="2088"/>
+          </w:tcPr>
+          <w:p>
+            <w:pPr>
+              <w:keepNext/>
+              <w:jc w:val="left"/>
+              <w:rPr>
+                <w:rFonts w:ascii="Times New Roman" w:hAnsi="Times New Roman" w:cs="Times New Roman"/>
+                <w:sz w:val="16"/>
+                <w:szCs w:val="16"/>
+              </w:rPr>
+            </w:pPr>
+            <w:r>
+              <w:rPr>
+                <w:rFonts w:ascii="Times New Roman" w:hAnsi="Times New Roman" w:cs="Times New Roman"/>
+                <w:color w:val="000000"/>
+                <w:sz w:val="16"/>
+              </w:rPr>
+              <w:t>HL repair (this work)</w:t>
+            </w:r>
+          </w:p>
+        </w:tc>
+        <w:tc>
+          <w:tcPr>
+            <w:tcW w:type="dxa" w:w="1728"/>
+          </w:tcPr>
+          <w:p>
+            <w:pPr>
+              <w:keepNext/>
+              <w:jc w:val="left"/>
+              <w:rPr>
+                <w:rFonts w:ascii="Times New Roman" w:hAnsi="Times New Roman" w:cs="Times New Roman"/>
+                <w:sz w:val="16"/>
+                <w:szCs w:val="16"/>
+              </w:rPr>
+            </w:pPr>
+            <w:r>
+              <w:rPr>
+                <w:rFonts w:ascii="Times New Roman" w:hAnsi="Times New Roman" w:cs="Times New Roman"/>
+                <w:color w:val="000000"/>
+                <w:sz w:val="16"/>
+              </w:rPr>
+              <w:t>46 (29–63)</w:t>
+            </w:r>
+          </w:p>
+        </w:tc>
+        <w:tc>
+          <w:tcPr>
+            <w:tcW w:type="dxa" w:w="936"/>
+          </w:tcPr>
+          <w:p>
+            <w:pPr>
+              <w:keepNext/>
+              <w:jc w:val="left"/>
+              <w:rPr>
+                <w:rFonts w:ascii="Times New Roman" w:hAnsi="Times New Roman" w:cs="Times New Roman"/>
+                <w:sz w:val="16"/>
+                <w:szCs w:val="16"/>
+              </w:rPr>
+            </w:pPr>
+            <w:r>
+              <w:rPr>
+                <w:rFonts w:ascii="Times New Roman" w:hAnsi="Times New Roman" w:cs="Times New Roman"/>
+                <w:color w:val="000000"/>
+                <w:sz w:val="16"/>
+              </w:rPr>
+              <w:t>43</w:t>
+            </w:r>
+          </w:p>
+        </w:tc>
+        <w:tc>
+          <w:tcPr>
+            <w:tcW w:type="dxa" w:w="1152"/>
+          </w:tcPr>
+          <w:p>
+            <w:pPr>
+              <w:keepNext/>
+              <w:jc w:val="left"/>
+              <w:rPr>
+                <w:rFonts w:ascii="Times New Roman" w:hAnsi="Times New Roman" w:cs="Times New Roman"/>
+                <w:sz w:val="16"/>
+                <w:szCs w:val="16"/>
+              </w:rPr>
+            </w:pPr>
+            <w:r>
+              <w:rPr>
+                <w:rFonts w:ascii="Times New Roman" w:hAnsi="Times New Roman" w:cs="Times New Roman"/>
+                <w:color w:val="000000"/>
+                <w:sz w:val="16"/>
+              </w:rPr>
+              <w:t>4,908</w:t>
+            </w:r>
+          </w:p>
+        </w:tc>
+        <w:tc>
+          <w:tcPr>
+            <w:tcW w:type="dxa" w:w="1224"/>
+          </w:tcPr>
+          <w:p>
+            <w:pPr>
+              <w:keepNext/>
+              <w:jc w:val="left"/>
+              <w:rPr>
+                <w:rFonts w:ascii="Times New Roman" w:hAnsi="Times New Roman" w:cs="Times New Roman"/>
+                <w:sz w:val="16"/>
+                <w:szCs w:val="16"/>
+              </w:rPr>
+            </w:pPr>
+            <w:r>
+              <w:rPr>
+                <w:rFonts w:ascii="Times New Roman" w:hAnsi="Times New Roman" w:cs="Times New Roman"/>
+                <w:color w:val="000000"/>
+                <w:sz w:val="16"/>
+              </w:rPr>
+              <w:t>0.093</w:t>
+            </w:r>
+          </w:p>
+        </w:tc>
+        <w:tc>
+          <w:tcPr>
+            <w:tcW w:type="dxa" w:w="1008"/>
+          </w:tcPr>
+          <w:p>
+            <w:pPr>
+              <w:keepNext/>
+              <w:jc w:val="left"/>
+              <w:rPr>
+                <w:rFonts w:ascii="Times New Roman" w:hAnsi="Times New Roman" w:cs="Times New Roman"/>
+                <w:sz w:val="16"/>
+                <w:szCs w:val="16"/>
+              </w:rPr>
+            </w:pPr>
+            <w:r>
+              <w:rPr>
+                <w:rFonts w:ascii="Times New Roman" w:hAnsi="Times New Roman" w:cs="Times New Roman"/>
+                <w:color w:val="000000"/>
+                <w:sz w:val="16"/>
+              </w:rPr>
+              <w:t>1.8</w:t>
+            </w:r>
+          </w:p>
+        </w:tc>
+        <w:tc>
+          <w:tcPr>
+            <w:tcW w:type="dxa" w:w="1008"/>
+          </w:tcPr>
+          <w:p>
+            <w:pPr>
+              <w:keepNext/>
+              <w:jc w:val="left"/>
+              <w:rPr>
+                <w:rFonts w:ascii="Times New Roman" w:hAnsi="Times New Roman" w:cs="Times New Roman"/>
+                <w:sz w:val="16"/>
+                <w:szCs w:val="16"/>
+              </w:rPr>
+            </w:pPr>
+            <w:r>
+              <w:rPr>
+                <w:rFonts w:ascii="Times New Roman" w:hAnsi="Times New Roman" w:cs="Times New Roman"/>
+                <w:color w:val="000000"/>
+                <w:sz w:val="16"/>
+              </w:rPr>
+              <w:t>2.6</w:t>
+            </w:r>
+          </w:p>
+        </w:tc>
+      </w:tr>
+      <w:tr>
+        <w:trPr>
+          <w:cantSplit/>
+        </w:trPr>
+        <w:tc>
+          <w:tcPr>
+            <w:tcW w:type="dxa" w:w="2088"/>
+          </w:tcPr>
+          <w:p>
+            <w:pPr>
+              <w:keepNext w:val="0"/>
+              <w:jc w:val="left"/>
+              <w:rPr>
+                <w:rFonts w:ascii="Times New Roman" w:hAnsi="Times New Roman" w:cs="Times New Roman"/>
+                <w:sz w:val="16"/>
+                <w:szCs w:val="16"/>
+              </w:rPr>
+            </w:pPr>
+            <w:r>
+              <w:rPr>
+                <w:rFonts w:ascii="Times New Roman" w:hAnsi="Times New Roman" w:cs="Times New Roman"/>
+                <w:color w:val="000000"/>
+                <w:sz w:val="16"/>
+              </w:rPr>
+              <w:t>Oracle (evidence only)</w:t>
+            </w:r>
+          </w:p>
+        </w:tc>
+        <w:tc>
+          <w:tcPr>
+            <w:tcW w:type="dxa" w:w="1728"/>
+          </w:tcPr>
+          <w:p>
+            <w:pPr>
+              <w:keepNext w:val="0"/>
+              <w:jc w:val="left"/>
+              <w:rPr>
+                <w:rFonts w:ascii="Times New Roman" w:hAnsi="Times New Roman" w:cs="Times New Roman"/>
+                <w:sz w:val="16"/>
+                <w:szCs w:val="16"/>
+              </w:rPr>
+            </w:pPr>
+            <w:r>
+              <w:rPr>
+                <w:rFonts w:ascii="Times New Roman" w:hAnsi="Times New Roman" w:cs="Times New Roman"/>
+                <w:color w:val="000000"/>
+                <w:sz w:val="16"/>
+              </w:rPr>
+              <w:t>54 (37–71)</w:t>
+            </w:r>
+          </w:p>
+        </w:tc>
+        <w:tc>
+          <w:tcPr>
+            <w:tcW w:type="dxa" w:w="936"/>
+          </w:tcPr>
+          <w:p>
+            <w:pPr>
+              <w:keepNext w:val="0"/>
+              <w:jc w:val="left"/>
+              <w:rPr>
+                <w:rFonts w:ascii="Times New Roman" w:hAnsi="Times New Roman" w:cs="Times New Roman"/>
+                <w:sz w:val="16"/>
+                <w:szCs w:val="16"/>
+              </w:rPr>
+            </w:pPr>
+            <w:r>
+              <w:rPr>
+                <w:rFonts w:ascii="Times New Roman" w:hAnsi="Times New Roman" w:cs="Times New Roman"/>
+                <w:color w:val="000000"/>
+                <w:sz w:val="16"/>
+              </w:rPr>
+              <w:t>31</w:t>
+            </w:r>
+          </w:p>
+        </w:tc>
+        <w:tc>
+          <w:tcPr>
+            <w:tcW w:type="dxa" w:w="1152"/>
+          </w:tcPr>
+          <w:p>
+            <w:pPr>
+              <w:keepNext w:val="0"/>
+              <w:jc w:val="left"/>
+              <w:rPr>
+                <w:rFonts w:ascii="Times New Roman" w:hAnsi="Times New Roman" w:cs="Times New Roman"/>
+                <w:sz w:val="16"/>
+                <w:szCs w:val="16"/>
+              </w:rPr>
+            </w:pPr>
+            <w:r>
+              <w:rPr>
+                <w:rFonts w:ascii="Times New Roman" w:hAnsi="Times New Roman" w:cs="Times New Roman"/>
+                <w:color w:val="000000"/>
+                <w:sz w:val="16"/>
+              </w:rPr>
+              <w:t>3,470</w:t>
+            </w:r>
+          </w:p>
+        </w:tc>
+        <w:tc>
+          <w:tcPr>
+            <w:tcW w:type="dxa" w:w="1224"/>
+          </w:tcPr>
+          <w:p>
+            <w:pPr>
+              <w:keepNext w:val="0"/>
+              <w:jc w:val="left"/>
+              <w:rPr>
+                <w:rFonts w:ascii="Times New Roman" w:hAnsi="Times New Roman" w:cs="Times New Roman"/>
+                <w:sz w:val="16"/>
+                <w:szCs w:val="16"/>
+              </w:rPr>
+            </w:pPr>
+            <w:r>
+              <w:rPr>
+                <w:rFonts w:ascii="Times New Roman" w:hAnsi="Times New Roman" w:cs="Times New Roman"/>
+                <w:color w:val="000000"/>
+                <w:sz w:val="16"/>
+              </w:rPr>
+              <w:t>0.156</w:t>
+            </w:r>
+          </w:p>
+        </w:tc>
+        <w:tc>
+          <w:tcPr>
+            <w:tcW w:type="dxa" w:w="1008"/>
+          </w:tcPr>
+          <w:p>
+            <w:pPr>
+              <w:keepNext w:val="0"/>
+              <w:jc w:val="left"/>
+              <w:rPr>
+                <w:rFonts w:ascii="Times New Roman" w:hAnsi="Times New Roman" w:cs="Times New Roman"/>
+                <w:sz w:val="16"/>
+                <w:szCs w:val="16"/>
+              </w:rPr>
+            </w:pPr>
+            <w:r>
+              <w:rPr>
+                <w:rFonts w:ascii="Times New Roman" w:hAnsi="Times New Roman" w:cs="Times New Roman"/>
+                <w:color w:val="000000"/>
+                <w:sz w:val="16"/>
+              </w:rPr>
+              <w:t>1.3</w:t>
+            </w:r>
+          </w:p>
+        </w:tc>
+        <w:tc>
+          <w:tcPr>
+            <w:tcW w:type="dxa" w:w="1008"/>
+          </w:tcPr>
+          <w:p>
+            <w:pPr>
+              <w:keepNext w:val="0"/>
+              <w:jc w:val="left"/>
+              <w:rPr>
+                <w:rFonts w:ascii="Times New Roman" w:hAnsi="Times New Roman" w:cs="Times New Roman"/>
+                <w:sz w:val="16"/>
+                <w:szCs w:val="16"/>
+              </w:rPr>
+            </w:pPr>
+            <w:r>
+              <w:rPr>
+                <w:rFonts w:ascii="Times New Roman" w:hAnsi="Times New Roman" w:cs="Times New Roman"/>
+                <w:color w:val="000000"/>
+                <w:sz w:val="16"/>
+              </w:rPr>
+              <w:t>1.9</w:t>
+            </w:r>
+          </w:p>
+        </w:tc>
+      </w:tr>
+    </w:tbl>
+    <w:p>
+      <w:pPr>
+        <w:spacing w:after="40"/>
+        <w:jc w:val="both"/>
+        <w:rPr>
+          <w:rFonts w:ascii="Times New Roman" w:hAnsi="Times New Roman" w:cs="Times New Roman"/>
+          <w:sz w:val="12"/>
+          <w:szCs w:val="12"/>
+        </w:rPr>
+      </w:pPr>
+    </w:p>
+    <w:p>
+      <w:pPr>
+        <w:keepNext/>
+        <w:spacing w:before="80"/>
+        <w:jc w:val="center"/>
+        <w:rPr>
+          <w:rFonts w:ascii="Times New Roman" w:hAnsi="Times New Roman" w:cs="Times New Roman"/>
+          <w:sz w:val="20"/>
+          <w:szCs w:val="20"/>
+        </w:rPr>
+      </w:pPr>
+      <w:r>
+        <w:drawing>
+          <wp:inline xmlns:a="http://schemas.openxmlformats.org/drawingml/2006/main" xmlns:pic="http://schemas.openxmlformats.org/drawingml/2006/picture">
+            <wp:extent cx="5852160" cy="1958548"/>
+            <wp:docPr id="11" name="Picture 11"/>
+            <wp:cNvGraphicFramePr>
+              <a:graphicFrameLocks noChangeAspect="1"/>
+            </wp:cNvGraphicFramePr>
+            <a:graphic>
+              <a:graphicData uri="http://schemas.openxmlformats.org/drawingml/2006/picture">
+                <pic:pic>
+                  <pic:nvPicPr>
+                    <pic:cNvPr id="0" name="fig_e4_repair.png"/>
+                    <pic:cNvPicPr/>
+                  </pic:nvPicPr>
+                  <pic:blipFill>
+                    <a:blip r:embed="rId18"/>
+                    <a:stretch>
+                      <a:fillRect/>
+                    </a:stretch>
+                  </pic:blipFill>
+                  <pic:spPr>
+                    <a:xfrm>
+                      <a:off x="0" y="0"/>
+                      <a:ext cx="5852160" cy="1958548"/>
+                    </a:xfrm>
+                    <a:prstGeom prst="rect"/>
+                  </pic:spPr>
+                </pic:pic>
+              </a:graphicData>
+            </a:graphic>
+          </wp:inline>
+        </w:drawing>
+      </w:r>
+    </w:p>
+    <w:p>
+      <w:pPr>
+        <w:pStyle w:val="Caption"/>
+        <w:keepNext w:val="0"/>
+        <w:keepLines/>
+        <w:jc w:val="center"/>
+        <w:rPr>
+          <w:rFonts w:ascii="Times New Roman" w:hAnsi="Times New Roman" w:cs="Times New Roman"/>
+          <w:sz w:val="18"/>
+          <w:szCs w:val="18"/>
+        </w:rPr>
+      </w:pPr>
+      <w:r>
+        <w:rPr>
+          <w:rFonts w:ascii="Times New Roman" w:hAnsi="Times New Roman" w:cs="Times New Roman"/>
+          <w:i w:val="0"/>
+          <w:color w:val="000000"/>
+        </w:rPr>
+        <w:t xml:space="preserve">Figure </w:t>
+      </w:r>
+      <w:r>
+        <w:rPr>
+          <w:rFonts w:ascii="Times New Roman" w:hAnsi="Times New Roman" w:cs="Times New Roman"/>
+          <w:i w:val="0"/>
+          <w:color w:val="000000"/>
+        </w:rPr>
+        <w:fldChar w:fldCharType="begin"/>
+      </w:r>
+      <w:r>
+        <w:rPr>
+          <w:rFonts w:ascii="Times New Roman" w:hAnsi="Times New Roman" w:cs="Times New Roman"/>
+          <w:i w:val="0"/>
+          <w:color w:val="000000"/>
+        </w:rPr>
+        <w:instrText xml:space="preserve"> SEQ Figure \* ARABIC </w:instrText>
+      </w:r>
+      <w:r>
+        <w:rPr>
+          <w:rFonts w:ascii="Times New Roman" w:hAnsi="Times New Roman" w:cs="Times New Roman"/>
+          <w:i w:val="0"/>
+          <w:color w:val="000000"/>
+        </w:rPr>
+        <w:fldChar w:fldCharType="separate"/>
+      </w:r>
+      <w:r>
+        <w:rPr>
+          <w:rFonts w:ascii="Times New Roman" w:hAnsi="Times New Roman" w:cs="Times New Roman"/>
+          <w:i w:val="0"/>
+          <w:color w:val="000000"/>
+        </w:rPr>
+        <w:t>11</w:t>
+      </w:r>
+      <w:r>
+        <w:rPr>
+          <w:rFonts w:ascii="Times New Roman" w:hAnsi="Times New Roman" w:cs="Times New Roman"/>
+          <w:i w:val="0"/>
+          <w:color w:val="000000"/>
+        </w:rPr>
+        <w:fldChar w:fldCharType="end"/>
+      </w:r>
+      <w:r>
+        <w:rPr>
+          <w:rFonts w:ascii="Times New Roman" w:hAnsi="Times New Roman" w:cs="Times New Roman"/>
+          <w:i w:val="0"/>
+          <w:color w:val="000000"/>
+        </w:rPr>
+        <w:t xml:space="preserve">: </w:t>
+      </w:r>
+      <w:r>
+        <w:rPr>
+          <w:rFonts w:ascii="Times New Roman" w:hAnsi="Times New Roman" w:cs="Times New Roman"/>
+          <w:i w:val="0"/>
+          <w:color w:val="000000"/>
+          <w:sz w:val="18"/>
+        </w:rPr>
+        <w:t>E4 (measured, 35 LongMemEval questions). (a) Accuracy against mean input tokens with 95% CIs; B1, random, and oldest-first coincide. (b) Accuracy by question type with the number of questions. (c) Median and 95th-percentile reader latency.</w:t>
+      </w:r>
+    </w:p>
+    <w:p>
+      <w:pPr>
+        <w:spacing w:after="0"/>
+        <w:rPr>
+          <w:rFonts w:ascii="Times New Roman" w:hAnsi="Times New Roman" w:cs="Times New Roman"/>
+          <w:sz w:val="4"/>
+          <w:szCs w:val="4"/>
+        </w:rPr>
+        <w:sectPr>
+          <w:type w:val="continuous"/>
+          <w:pgSz w:w="12240" w:h="15840"/>
+          <w:pgMar w:top="1440" w:right="1440" w:bottom="1440" w:left="1440" w:header="720" w:footer="720" w:gutter="0"/>
+          <w:cols w:space="180"/>
+          <w:docGrid w:linePitch="360"/>
+        </w:sectPr>
+      </w:pPr>
+    </w:p>
+    <w:p>
+      <w:pPr>
+        <w:pStyle w:val="Caption"/>
+        <w:keepNext/>
+        <w:keepLines/>
+        <w:spacing w:after="40"/>
+        <w:jc w:val="center"/>
+        <w:rPr>
+          <w:rFonts w:ascii="Times New Roman" w:hAnsi="Times New Roman" w:cs="Times New Roman"/>
+          <w:sz w:val="18"/>
+          <w:szCs w:val="18"/>
+        </w:rPr>
+      </w:pPr>
+      <w:r>
+        <w:rPr>
+          <w:rFonts w:ascii="Times New Roman" w:hAnsi="Times New Roman" w:cs="Times New Roman"/>
+          <w:i w:val="0"/>
+          <w:color w:val="000000"/>
+        </w:rPr>
+        <w:t xml:space="preserve">Table </w:t>
+      </w:r>
+      <w:r>
+        <w:rPr>
+          <w:rFonts w:ascii="Times New Roman" w:hAnsi="Times New Roman" w:cs="Times New Roman"/>
+          <w:i w:val="0"/>
+          <w:color w:val="000000"/>
+        </w:rPr>
+        <w:fldChar w:fldCharType="begin"/>
+      </w:r>
+      <w:r>
+        <w:rPr>
+          <w:rFonts w:ascii="Times New Roman" w:hAnsi="Times New Roman" w:cs="Times New Roman"/>
+          <w:i w:val="0"/>
+          <w:color w:val="000000"/>
+        </w:rPr>
+        <w:instrText xml:space="preserve"> SEQ Table \* ARABIC </w:instrText>
+      </w:r>
+      <w:r>
+        <w:rPr>
+          <w:rFonts w:ascii="Times New Roman" w:hAnsi="Times New Roman" w:cs="Times New Roman"/>
+          <w:i w:val="0"/>
+          <w:color w:val="000000"/>
+        </w:rPr>
+        <w:fldChar w:fldCharType="separate"/>
+      </w:r>
+      <w:r>
+        <w:rPr>
+          <w:rFonts w:ascii="Times New Roman" w:hAnsi="Times New Roman" w:cs="Times New Roman"/>
+          <w:i w:val="0"/>
+          <w:color w:val="000000"/>
+        </w:rPr>
+        <w:t>7</w:t>
+      </w:r>
+      <w:r>
+        <w:rPr>
+          <w:rFonts w:ascii="Times New Roman" w:hAnsi="Times New Roman" w:cs="Times New Roman"/>
+          <w:i w:val="0"/>
+          <w:color w:val="000000"/>
+        </w:rPr>
+        <w:fldChar w:fldCharType="end"/>
+      </w:r>
+      <w:r>
+        <w:rPr>
+          <w:rFonts w:ascii="Times New Roman" w:hAnsi="Times New Roman" w:cs="Times New Roman"/>
+          <w:i w:val="0"/>
+          <w:color w:val="000000"/>
+        </w:rPr>
+        <w:t xml:space="preserve">: </w:t>
+      </w:r>
+      <w:r>
+        <w:rPr>
+          <w:rFonts w:ascii="Times New Roman" w:hAnsi="Times New Roman" w:cs="Times New Roman"/>
+          <w:i w:val="0"/>
+          <w:color w:val="000000"/>
+          <w:sz w:val="18"/>
+        </w:rPr>
+        <w:t>HL against each strategy: paired difference in accuracy</w:t>
+      </w:r>
+    </w:p>
+    <w:tbl>
+      <w:tblPr>
+        <w:tblStyle w:val="TableGrid"/>
+        <w:tblW w:type="dxa" w:w="4536"/>
+        <w:jc w:val="center"/>
+        <w:tblLayout w:type="fixed"/>
+        <w:tblLook w:firstColumn="1" w:firstRow="1" w:lastColumn="0" w:lastRow="0" w:noHBand="0" w:noVBand="1" w:val="04A0"/>
+      </w:tblPr>
+      <w:tblGrid>
+        <w:gridCol w:w="1224"/>
+        <w:gridCol w:w="2376"/>
+        <w:gridCol w:w="936"/>
+      </w:tblGrid>
+      <w:tr>
+        <w:trPr>
+          <w:cantSplit/>
+          <w:tblHeader/>
+        </w:trPr>
+        <w:tc>
+          <w:tcPr>
+            <w:tcW w:type="dxa" w:w="1224"/>
+          </w:tcPr>
+          <w:p>
+            <w:pPr>
+              <w:keepNext/>
+              <w:jc w:val="left"/>
+              <w:rPr>
+                <w:rFonts w:ascii="Times New Roman" w:hAnsi="Times New Roman" w:cs="Times New Roman"/>
+                <w:sz w:val="15"/>
+                <w:szCs w:val="15"/>
+              </w:rPr>
+            </w:pPr>
+            <w:r>
+              <w:rPr>
+                <w:rFonts w:ascii="Times New Roman" w:hAnsi="Times New Roman" w:cs="Times New Roman"/>
+                <w:b/>
+                <w:color w:val="000000"/>
+                <w:sz w:val="15"/>
+              </w:rPr>
+              <w:t>Comparison</w:t>
+            </w:r>
+          </w:p>
+        </w:tc>
+        <w:tc>
+          <w:tcPr>
+            <w:tcW w:type="dxa" w:w="2376"/>
+          </w:tcPr>
+          <w:p>
+            <w:pPr>
+              <w:keepNext/>
+              <w:jc w:val="left"/>
+              <w:rPr>
+                <w:rFonts w:ascii="Times New Roman" w:hAnsi="Times New Roman" w:cs="Times New Roman"/>
+                <w:sz w:val="15"/>
+                <w:szCs w:val="15"/>
+              </w:rPr>
+            </w:pPr>
+            <w:r>
+              <w:rPr>
+                <w:rFonts w:ascii="Times New Roman" w:hAnsi="Times New Roman" w:cs="Times New Roman"/>
+                <w:b/>
+                <w:color w:val="000000"/>
+                <w:sz w:val="15"/>
+              </w:rPr>
+              <w:t>Diff. (points)</w:t>
+            </w:r>
+          </w:p>
+        </w:tc>
+        <w:tc>
+          <w:tcPr>
+            <w:tcW w:type="dxa" w:w="936"/>
+          </w:tcPr>
+          <w:p>
+            <w:pPr>
+              <w:keepNext/>
+              <w:jc w:val="left"/>
+              <w:rPr>
+                <w:rFonts w:ascii="Times New Roman" w:hAnsi="Times New Roman" w:cs="Times New Roman"/>
+                <w:sz w:val="15"/>
+                <w:szCs w:val="15"/>
+              </w:rPr>
+            </w:pPr>
+            <w:r>
+              <w:rPr>
+                <w:rFonts w:ascii="Times New Roman" w:hAnsi="Times New Roman" w:cs="Times New Roman"/>
+                <w:b/>
+                <w:color w:val="000000"/>
+                <w:sz w:val="15"/>
+              </w:rPr>
+              <w:t>Holm p</w:t>
+            </w:r>
+          </w:p>
+        </w:tc>
+      </w:tr>
+      <w:tr>
+        <w:trPr>
+          <w:cantSplit/>
+        </w:trPr>
+        <w:tc>
+          <w:tcPr>
+            <w:tcW w:type="dxa" w:w="1224"/>
+          </w:tcPr>
+          <w:p>
+            <w:pPr>
+              <w:keepNext/>
+              <w:jc w:val="left"/>
+              <w:rPr>
+                <w:rFonts w:ascii="Times New Roman" w:hAnsi="Times New Roman" w:cs="Times New Roman"/>
+                <w:sz w:val="15"/>
+                <w:szCs w:val="15"/>
+              </w:rPr>
+            </w:pPr>
+            <w:r>
+              <w:rPr>
+                <w:rFonts w:ascii="Times New Roman" w:hAnsi="Times New Roman" w:cs="Times New Roman"/>
+                <w:color w:val="000000"/>
+                <w:sz w:val="15"/>
+              </w:rPr>
+              <w:t>HL − B0</w:t>
+            </w:r>
+          </w:p>
+        </w:tc>
+        <w:tc>
+          <w:tcPr>
+            <w:tcW w:type="dxa" w:w="2376"/>
+          </w:tcPr>
+          <w:p>
+            <w:pPr>
+              <w:keepNext/>
+              <w:jc w:val="left"/>
+              <w:rPr>
+                <w:rFonts w:ascii="Times New Roman" w:hAnsi="Times New Roman" w:cs="Times New Roman"/>
+                <w:sz w:val="15"/>
+                <w:szCs w:val="15"/>
+              </w:rPr>
+            </w:pPr>
+            <w:r>
+              <w:rPr>
+                <w:rFonts w:ascii="Times New Roman" w:hAnsi="Times New Roman" w:cs="Times New Roman"/>
+                <w:color w:val="000000"/>
+                <w:sz w:val="15"/>
+              </w:rPr>
+              <w:t>−8.6 (−22.9 to +2.9)</w:t>
+            </w:r>
+          </w:p>
+        </w:tc>
+        <w:tc>
+          <w:tcPr>
+            <w:tcW w:type="dxa" w:w="936"/>
+          </w:tcPr>
+          <w:p>
+            <w:pPr>
+              <w:keepNext/>
+              <w:jc w:val="left"/>
+              <w:rPr>
+                <w:rFonts w:ascii="Times New Roman" w:hAnsi="Times New Roman" w:cs="Times New Roman"/>
+                <w:sz w:val="15"/>
+                <w:szCs w:val="15"/>
+              </w:rPr>
+            </w:pPr>
+            <w:r>
+              <w:rPr>
+                <w:rFonts w:ascii="Times New Roman" w:hAnsi="Times New Roman" w:cs="Times New Roman"/>
+                <w:color w:val="000000"/>
+                <w:sz w:val="15"/>
+              </w:rPr>
+              <w:t>1.00</w:t>
+            </w:r>
+          </w:p>
+        </w:tc>
+      </w:tr>
+      <w:tr>
+        <w:trPr>
+          <w:cantSplit/>
+        </w:trPr>
+        <w:tc>
+          <w:tcPr>
+            <w:tcW w:type="dxa" w:w="1224"/>
+          </w:tcPr>
+          <w:p>
+            <w:pPr>
+              <w:keepNext/>
+              <w:jc w:val="left"/>
+              <w:rPr>
+                <w:rFonts w:ascii="Times New Roman" w:hAnsi="Times New Roman" w:cs="Times New Roman"/>
+                <w:sz w:val="15"/>
+                <w:szCs w:val="15"/>
+              </w:rPr>
+            </w:pPr>
+            <w:r>
+              <w:rPr>
+                <w:rFonts w:ascii="Times New Roman" w:hAnsi="Times New Roman" w:cs="Times New Roman"/>
+                <w:color w:val="000000"/>
+                <w:sz w:val="15"/>
+              </w:rPr>
+              <w:t>HL − B1</w:t>
+            </w:r>
+          </w:p>
+        </w:tc>
+        <w:tc>
+          <w:tcPr>
+            <w:tcW w:type="dxa" w:w="2376"/>
+          </w:tcPr>
+          <w:p>
+            <w:pPr>
+              <w:keepNext/>
+              <w:jc w:val="left"/>
+              <w:rPr>
+                <w:rFonts w:ascii="Times New Roman" w:hAnsi="Times New Roman" w:cs="Times New Roman"/>
+                <w:sz w:val="15"/>
+                <w:szCs w:val="15"/>
+              </w:rPr>
+            </w:pPr>
+            <w:r>
+              <w:rPr>
+                <w:rFonts w:ascii="Times New Roman" w:hAnsi="Times New Roman" w:cs="Times New Roman"/>
+                <w:color w:val="000000"/>
+                <w:sz w:val="15"/>
+              </w:rPr>
+              <w:t>+0.0 (−11.4 to +11.4)</w:t>
+            </w:r>
+          </w:p>
+        </w:tc>
+        <w:tc>
+          <w:tcPr>
+            <w:tcW w:type="dxa" w:w="936"/>
+          </w:tcPr>
+          <w:p>
+            <w:pPr>
+              <w:keepNext/>
+              <w:jc w:val="left"/>
+              <w:rPr>
+                <w:rFonts w:ascii="Times New Roman" w:hAnsi="Times New Roman" w:cs="Times New Roman"/>
+                <w:sz w:val="15"/>
+                <w:szCs w:val="15"/>
+              </w:rPr>
+            </w:pPr>
+            <w:r>
+              <w:rPr>
+                <w:rFonts w:ascii="Times New Roman" w:hAnsi="Times New Roman" w:cs="Times New Roman"/>
+                <w:color w:val="000000"/>
+                <w:sz w:val="15"/>
+              </w:rPr>
+              <w:t>1.00</w:t>
+            </w:r>
+          </w:p>
+        </w:tc>
+      </w:tr>
+      <w:tr>
+        <w:trPr>
+          <w:cantSplit/>
+        </w:trPr>
+        <w:tc>
+          <w:tcPr>
+            <w:tcW w:type="dxa" w:w="1224"/>
+          </w:tcPr>
+          <w:p>
+            <w:pPr>
+              <w:keepNext/>
+              <w:jc w:val="left"/>
+              <w:rPr>
+                <w:rFonts w:ascii="Times New Roman" w:hAnsi="Times New Roman" w:cs="Times New Roman"/>
+                <w:sz w:val="15"/>
+                <w:szCs w:val="15"/>
+              </w:rPr>
+            </w:pPr>
+            <w:r>
+              <w:rPr>
+                <w:rFonts w:ascii="Times New Roman" w:hAnsi="Times New Roman" w:cs="Times New Roman"/>
+                <w:color w:val="000000"/>
+                <w:sz w:val="15"/>
+              </w:rPr>
+              <w:t>HL − B2</w:t>
+            </w:r>
+          </w:p>
+        </w:tc>
+        <w:tc>
+          <w:tcPr>
+            <w:tcW w:type="dxa" w:w="2376"/>
+          </w:tcPr>
+          <w:p>
+            <w:pPr>
+              <w:keepNext/>
+              <w:jc w:val="left"/>
+              <w:rPr>
+                <w:rFonts w:ascii="Times New Roman" w:hAnsi="Times New Roman" w:cs="Times New Roman"/>
+                <w:sz w:val="15"/>
+                <w:szCs w:val="15"/>
+              </w:rPr>
+            </w:pPr>
+            <w:r>
+              <w:rPr>
+                <w:rFonts w:ascii="Times New Roman" w:hAnsi="Times New Roman" w:cs="Times New Roman"/>
+                <w:color w:val="000000"/>
+                <w:sz w:val="15"/>
+              </w:rPr>
+              <w:t>+5.7 (−11.4 to +22.9)</w:t>
+            </w:r>
+          </w:p>
+        </w:tc>
+        <w:tc>
+          <w:tcPr>
+            <w:tcW w:type="dxa" w:w="936"/>
+          </w:tcPr>
+          <w:p>
+            <w:pPr>
+              <w:keepNext/>
+              <w:jc w:val="left"/>
+              <w:rPr>
+                <w:rFonts w:ascii="Times New Roman" w:hAnsi="Times New Roman" w:cs="Times New Roman"/>
+                <w:sz w:val="15"/>
+                <w:szCs w:val="15"/>
+              </w:rPr>
+            </w:pPr>
+            <w:r>
+              <w:rPr>
+                <w:rFonts w:ascii="Times New Roman" w:hAnsi="Times New Roman" w:cs="Times New Roman"/>
+                <w:color w:val="000000"/>
+                <w:sz w:val="15"/>
+              </w:rPr>
+              <w:t>1.00</w:t>
+            </w:r>
+          </w:p>
+        </w:tc>
+      </w:tr>
+      <w:tr>
+        <w:trPr>
+          <w:cantSplit/>
+        </w:trPr>
+        <w:tc>
+          <w:tcPr>
+            <w:tcW w:type="dxa" w:w="1224"/>
+          </w:tcPr>
+          <w:p>
+            <w:pPr>
+              <w:keepNext/>
+              <w:jc w:val="left"/>
+              <w:rPr>
+                <w:rFonts w:ascii="Times New Roman" w:hAnsi="Times New Roman" w:cs="Times New Roman"/>
+                <w:sz w:val="15"/>
+                <w:szCs w:val="15"/>
+              </w:rPr>
+            </w:pPr>
+            <w:r>
+              <w:rPr>
+                <w:rFonts w:ascii="Times New Roman" w:hAnsi="Times New Roman" w:cs="Times New Roman"/>
+                <w:color w:val="000000"/>
+                <w:sz w:val="15"/>
+              </w:rPr>
+              <w:t>HL − Random</w:t>
+            </w:r>
+          </w:p>
+        </w:tc>
+        <w:tc>
+          <w:tcPr>
+            <w:tcW w:type="dxa" w:w="2376"/>
+          </w:tcPr>
+          <w:p>
+            <w:pPr>
+              <w:keepNext/>
+              <w:jc w:val="left"/>
+              <w:rPr>
+                <w:rFonts w:ascii="Times New Roman" w:hAnsi="Times New Roman" w:cs="Times New Roman"/>
+                <w:sz w:val="15"/>
+                <w:szCs w:val="15"/>
+              </w:rPr>
+            </w:pPr>
+            <w:r>
+              <w:rPr>
+                <w:rFonts w:ascii="Times New Roman" w:hAnsi="Times New Roman" w:cs="Times New Roman"/>
+                <w:color w:val="000000"/>
+                <w:sz w:val="15"/>
+              </w:rPr>
+              <w:t>+0.0 (−14.3 to +14.3)</w:t>
+            </w:r>
+          </w:p>
+        </w:tc>
+        <w:tc>
+          <w:tcPr>
+            <w:tcW w:type="dxa" w:w="936"/>
+          </w:tcPr>
+          <w:p>
+            <w:pPr>
+              <w:keepNext/>
+              <w:jc w:val="left"/>
+              <w:rPr>
+                <w:rFonts w:ascii="Times New Roman" w:hAnsi="Times New Roman" w:cs="Times New Roman"/>
+                <w:sz w:val="15"/>
+                <w:szCs w:val="15"/>
+              </w:rPr>
+            </w:pPr>
+            <w:r>
+              <w:rPr>
+                <w:rFonts w:ascii="Times New Roman" w:hAnsi="Times New Roman" w:cs="Times New Roman"/>
+                <w:color w:val="000000"/>
+                <w:sz w:val="15"/>
+              </w:rPr>
+              <w:t>1.00</w:t>
+            </w:r>
+          </w:p>
+        </w:tc>
+      </w:tr>
+      <w:tr>
+        <w:trPr>
+          <w:cantSplit/>
+        </w:trPr>
+        <w:tc>
+          <w:tcPr>
+            <w:tcW w:type="dxa" w:w="1224"/>
+          </w:tcPr>
+          <w:p>
+            <w:pPr>
+              <w:keepNext w:val="0"/>
+              <w:jc w:val="left"/>
+              <w:rPr>
+                <w:rFonts w:ascii="Times New Roman" w:hAnsi="Times New Roman" w:cs="Times New Roman"/>
+                <w:sz w:val="15"/>
+                <w:szCs w:val="15"/>
+              </w:rPr>
+            </w:pPr>
+            <w:r>
+              <w:rPr>
+                <w:rFonts w:ascii="Times New Roman" w:hAnsi="Times New Roman" w:cs="Times New Roman"/>
+                <w:color w:val="000000"/>
+                <w:sz w:val="15"/>
+              </w:rPr>
+              <w:t>HL − Oldest</w:t>
+            </w:r>
+          </w:p>
+        </w:tc>
+        <w:tc>
+          <w:tcPr>
+            <w:tcW w:type="dxa" w:w="2376"/>
+          </w:tcPr>
+          <w:p>
+            <w:pPr>
+              <w:keepNext w:val="0"/>
+              <w:jc w:val="left"/>
+              <w:rPr>
+                <w:rFonts w:ascii="Times New Roman" w:hAnsi="Times New Roman" w:cs="Times New Roman"/>
+                <w:sz w:val="15"/>
+                <w:szCs w:val="15"/>
+              </w:rPr>
+            </w:pPr>
+            <w:r>
+              <w:rPr>
+                <w:rFonts w:ascii="Times New Roman" w:hAnsi="Times New Roman" w:cs="Times New Roman"/>
+                <w:color w:val="000000"/>
+                <w:sz w:val="15"/>
+              </w:rPr>
+              <w:t>+0.0 (−11.4 to +11.4)</w:t>
+            </w:r>
+          </w:p>
+        </w:tc>
+        <w:tc>
+          <w:tcPr>
+            <w:tcW w:type="dxa" w:w="936"/>
+          </w:tcPr>
+          <w:p>
+            <w:pPr>
+              <w:keepNext w:val="0"/>
+              <w:jc w:val="left"/>
+              <w:rPr>
+                <w:rFonts w:ascii="Times New Roman" w:hAnsi="Times New Roman" w:cs="Times New Roman"/>
+                <w:sz w:val="15"/>
+                <w:szCs w:val="15"/>
+              </w:rPr>
+            </w:pPr>
+            <w:r>
+              <w:rPr>
+                <w:rFonts w:ascii="Times New Roman" w:hAnsi="Times New Roman" w:cs="Times New Roman"/>
+                <w:color w:val="000000"/>
+                <w:sz w:val="15"/>
+              </w:rPr>
+              <w:t>1.00</w:t>
+            </w:r>
+          </w:p>
+        </w:tc>
+      </w:tr>
+    </w:tbl>
+    <w:p>
+      <w:pPr>
+        <w:spacing w:after="40"/>
+        <w:jc w:val="both"/>
+        <w:rPr>
+          <w:rFonts w:ascii="Times New Roman" w:hAnsi="Times New Roman" w:cs="Times New Roman"/>
+          <w:sz w:val="12"/>
+          <w:szCs w:val="12"/>
+        </w:rPr>
+      </w:pPr>
+    </w:p>
+    <w:p>
+      <w:pPr>
+        <w:jc w:val="both"/>
+        <w:rPr>
+          <w:rFonts w:ascii="Times New Roman" w:hAnsi="Times New Roman" w:cs="Times New Roman"/>
+          <w:sz w:val="20"/>
+          <w:szCs w:val="20"/>
+        </w:rPr>
+      </w:pPr>
+      <w:r>
+        <w:rPr>
+          <w:rFonts w:ascii="Times New Roman" w:hAnsi="Times New Roman" w:cs="Times New Roman"/>
+          <w:sz w:val="20"/>
+        </w:rPr>
+        <w:t>By question type (Fig. 11b), the picture is mixed and every cell is tiny. On the 12 temporal questions HL scores 17% against 42% for full context, the clearest loss; on the 7 multi-session questions it scores 29% against 14%; on abstention it ties full context at 83%. Only 2 knowledge-update questions fit the length cap, and all strategies answered both, so the case the method is designed for was not tested. The stale-value detector found 0.0 stale segments per question, so UPDATE never fired on real conversations; the detector flagged 0.3 redundant and 18.8 irrelevant segments per question, so nearly all of the token saving comes from REMOVE.</w:t>
+      </w:r>
+    </w:p>
+    <w:p>
+      <w:pPr>
+        <w:jc w:val="both"/>
+        <w:rPr>
+          <w:rFonts w:ascii="Times New Roman" w:hAnsi="Times New Roman" w:cs="Times New Roman"/>
+          <w:sz w:val="20"/>
+          <w:szCs w:val="20"/>
+        </w:rPr>
+      </w:pPr>
+      <w:r>
+        <w:rPr>
+          <w:rFonts w:ascii="Times New Roman" w:hAnsi="Times New Roman" w:cs="Times New Roman"/>
+          <w:sz w:val="20"/>
+        </w:rPr>
+        <w:t>Repair is slow in this implementation. The reader needs 1.9 s on the repaired context against 3.0 s on the full one, a saving of 1.2 s, but detection and repair on the CPU take 6.0 s per question, so the total is 7.9 s.</w:t>
+      </w:r>
+    </w:p>
+    <w:p>
+      <w:pPr>
+        <w:pStyle w:val="Heading2"/>
+      </w:pPr>
+      <w:r>
+        <w:t>E5: ablations</w:t>
+      </w:r>
+    </w:p>
+    <w:p>
+      <w:pPr>
+        <w:jc w:val="both"/>
+        <w:rPr>
+          <w:rFonts w:ascii="Times New Roman" w:hAnsi="Times New Roman" w:cs="Times New Roman"/>
+          <w:sz w:val="20"/>
+          <w:szCs w:val="20"/>
+        </w:rPr>
+      </w:pPr>
+      <w:r>
+        <w:rPr>
+          <w:rFonts w:ascii="Times New Roman" w:hAnsi="Times New Roman" w:cs="Times New Roman"/>
+          <w:sz w:val="20"/>
+        </w:rPr>
+        <w:t>Table 8 removes one component at a time. Without UPDATE, without MERGE, without the protection set, without verification, and with a token-budget trigger, accuracy equals that of full HL, because UPDATE and MERGE almost never fired, the protection set and verification rarely mattered (verification rolled back 2.9% of questions, one question in 35), and the token trigger fired whenever R̂ did. Only removing REMOVE changes anything: accuracy rises to 57% while the input stays at 7,948 tokens, which confirms that REMOVE alone delivers the savings and also the losses.</w:t>
+      </w:r>
+    </w:p>
+    <w:p>
+      <w:pPr>
+        <w:pStyle w:val="Caption"/>
+        <w:keepNext/>
+        <w:keepLines/>
+        <w:spacing w:after="40"/>
+        <w:jc w:val="center"/>
+        <w:rPr>
+          <w:rFonts w:ascii="Times New Roman" w:hAnsi="Times New Roman" w:cs="Times New Roman"/>
+          <w:sz w:val="18"/>
+          <w:szCs w:val="18"/>
+        </w:rPr>
+      </w:pPr>
+      <w:r>
+        <w:rPr>
+          <w:rFonts w:ascii="Times New Roman" w:hAnsi="Times New Roman" w:cs="Times New Roman"/>
+          <w:i w:val="0"/>
+          <w:color w:val="000000"/>
+        </w:rPr>
+        <w:t xml:space="preserve">Table </w:t>
+      </w:r>
+      <w:r>
+        <w:rPr>
+          <w:rFonts w:ascii="Times New Roman" w:hAnsi="Times New Roman" w:cs="Times New Roman"/>
+          <w:i w:val="0"/>
+          <w:color w:val="000000"/>
+        </w:rPr>
+        <w:fldChar w:fldCharType="begin"/>
+      </w:r>
+      <w:r>
+        <w:rPr>
+          <w:rFonts w:ascii="Times New Roman" w:hAnsi="Times New Roman" w:cs="Times New Roman"/>
+          <w:i w:val="0"/>
+          <w:color w:val="000000"/>
+        </w:rPr>
+        <w:instrText xml:space="preserve"> SEQ Table \* ARABIC </w:instrText>
+      </w:r>
+      <w:r>
+        <w:rPr>
+          <w:rFonts w:ascii="Times New Roman" w:hAnsi="Times New Roman" w:cs="Times New Roman"/>
+          <w:i w:val="0"/>
+          <w:color w:val="000000"/>
+        </w:rPr>
+        <w:fldChar w:fldCharType="separate"/>
+      </w:r>
+      <w:r>
+        <w:rPr>
+          <w:rFonts w:ascii="Times New Roman" w:hAnsi="Times New Roman" w:cs="Times New Roman"/>
+          <w:i w:val="0"/>
+          <w:color w:val="000000"/>
+        </w:rPr>
+        <w:t>8</w:t>
+      </w:r>
+      <w:r>
+        <w:rPr>
+          <w:rFonts w:ascii="Times New Roman" w:hAnsi="Times New Roman" w:cs="Times New Roman"/>
+          <w:i w:val="0"/>
+          <w:color w:val="000000"/>
+        </w:rPr>
+        <w:fldChar w:fldCharType="end"/>
+      </w:r>
+      <w:r>
+        <w:rPr>
+          <w:rFonts w:ascii="Times New Roman" w:hAnsi="Times New Roman" w:cs="Times New Roman"/>
+          <w:i w:val="0"/>
+          <w:color w:val="000000"/>
+        </w:rPr>
+        <w:t xml:space="preserve">: </w:t>
+      </w:r>
+      <w:r>
+        <w:rPr>
+          <w:rFonts w:ascii="Times New Roman" w:hAnsi="Times New Roman" w:cs="Times New Roman"/>
+          <w:i w:val="0"/>
+          <w:color w:val="000000"/>
+          <w:sz w:val="18"/>
+        </w:rPr>
+        <w:t>E5 ablations of HL repair (paired difference against full HL)</w:t>
+      </w:r>
+    </w:p>
+    <w:tbl>
+      <w:tblPr>
+        <w:tblStyle w:val="TableGrid"/>
+        <w:tblW w:type="dxa" w:w="4534"/>
+        <w:jc w:val="center"/>
+        <w:tblLayout w:type="fixed"/>
+        <w:tblLook w:firstColumn="1" w:firstRow="1" w:lastColumn="0" w:lastRow="0" w:noHBand="0" w:noVBand="1" w:val="04A0"/>
+      </w:tblPr>
+      <w:tblGrid>
+        <w:gridCol w:w="1036"/>
+        <w:gridCol w:w="604"/>
+        <w:gridCol w:w="1512"/>
+        <w:gridCol w:w="691"/>
+        <w:gridCol w:w="691"/>
+      </w:tblGrid>
+      <w:tr>
+        <w:trPr>
+          <w:cantSplit/>
+          <w:tblHeader/>
+        </w:trPr>
+        <w:tc>
+          <w:tcPr>
+            <w:tcW w:type="dxa" w:w="1037"/>
+          </w:tcPr>
+          <w:p>
+            <w:pPr>
+              <w:keepNext/>
+              <w:jc w:val="left"/>
+              <w:rPr>
+                <w:rFonts w:ascii="Times New Roman" w:hAnsi="Times New Roman" w:cs="Times New Roman"/>
+                <w:sz w:val="14"/>
+                <w:szCs w:val="14"/>
+              </w:rPr>
+            </w:pPr>
+            <w:r>
+              <w:rPr>
+                <w:rFonts w:ascii="Times New Roman" w:hAnsi="Times New Roman" w:cs="Times New Roman"/>
+                <w:b/>
+                <w:color w:val="000000"/>
+                <w:sz w:val="14"/>
+              </w:rPr>
+              <w:t>Variant</w:t>
+            </w:r>
+          </w:p>
+        </w:tc>
+        <w:tc>
+          <w:tcPr>
+            <w:tcW w:type="dxa" w:w="605"/>
+          </w:tcPr>
+          <w:p>
+            <w:pPr>
+              <w:keepNext/>
+              <w:jc w:val="left"/>
+              <w:rPr>
+                <w:rFonts w:ascii="Times New Roman" w:hAnsi="Times New Roman" w:cs="Times New Roman"/>
+                <w:sz w:val="14"/>
+                <w:szCs w:val="14"/>
+              </w:rPr>
+            </w:pPr>
+            <w:r>
+              <w:rPr>
+                <w:rFonts w:ascii="Times New Roman" w:hAnsi="Times New Roman" w:cs="Times New Roman"/>
+                <w:b/>
+                <w:color w:val="000000"/>
+                <w:sz w:val="14"/>
+              </w:rPr>
+              <w:t>Acc. (%)</w:t>
+            </w:r>
+          </w:p>
+        </w:tc>
+        <w:tc>
+          <w:tcPr>
+            <w:tcW w:type="dxa" w:w="1512"/>
+          </w:tcPr>
+          <w:p>
+            <w:pPr>
+              <w:keepNext/>
+              <w:jc w:val="left"/>
+              <w:rPr>
+                <w:rFonts w:ascii="Times New Roman" w:hAnsi="Times New Roman" w:cs="Times New Roman"/>
+                <w:sz w:val="14"/>
+                <w:szCs w:val="14"/>
+              </w:rPr>
+            </w:pPr>
+            <w:r>
+              <w:rPr>
+                <w:rFonts w:ascii="Times New Roman" w:hAnsi="Times New Roman" w:cs="Times New Roman"/>
+                <w:b/>
+                <w:color w:val="000000"/>
+                <w:sz w:val="14"/>
+              </w:rPr>
+              <w:t>Diff. vs HL (points)</w:t>
+            </w:r>
+          </w:p>
+        </w:tc>
+        <w:tc>
+          <w:tcPr>
+            <w:tcW w:type="dxa" w:w="691"/>
+          </w:tcPr>
+          <w:p>
+            <w:pPr>
+              <w:keepNext/>
+              <w:jc w:val="left"/>
+              <w:rPr>
+                <w:rFonts w:ascii="Times New Roman" w:hAnsi="Times New Roman" w:cs="Times New Roman"/>
+                <w:sz w:val="14"/>
+                <w:szCs w:val="14"/>
+              </w:rPr>
+            </w:pPr>
+            <w:r>
+              <w:rPr>
+                <w:rFonts w:ascii="Times New Roman" w:hAnsi="Times New Roman" w:cs="Times New Roman"/>
+                <w:b/>
+                <w:color w:val="000000"/>
+                <w:sz w:val="14"/>
+              </w:rPr>
+              <w:t>Tok.</w:t>
+            </w:r>
+          </w:p>
+        </w:tc>
+        <w:tc>
+          <w:tcPr>
+            <w:tcW w:type="dxa" w:w="691"/>
+          </w:tcPr>
+          <w:p>
+            <w:pPr>
+              <w:keepNext/>
+              <w:jc w:val="left"/>
+              <w:rPr>
+                <w:rFonts w:ascii="Times New Roman" w:hAnsi="Times New Roman" w:cs="Times New Roman"/>
+                <w:sz w:val="14"/>
+                <w:szCs w:val="14"/>
+              </w:rPr>
+            </w:pPr>
+            <w:r>
+              <w:rPr>
+                <w:rFonts w:ascii="Times New Roman" w:hAnsi="Times New Roman" w:cs="Times New Roman"/>
+                <w:b/>
+                <w:color w:val="000000"/>
+                <w:sz w:val="14"/>
+              </w:rPr>
+              <w:t>Hall. (%)</w:t>
+            </w:r>
+          </w:p>
+        </w:tc>
+      </w:tr>
+      <w:tr>
+        <w:trPr>
+          <w:cantSplit/>
+        </w:trPr>
+        <w:tc>
+          <w:tcPr>
+            <w:tcW w:type="dxa" w:w="1037"/>
+          </w:tcPr>
+          <w:p>
+            <w:pPr>
+              <w:keepNext/>
+              <w:jc w:val="left"/>
+              <w:rPr>
+                <w:rFonts w:ascii="Times New Roman" w:hAnsi="Times New Roman" w:cs="Times New Roman"/>
+                <w:sz w:val="14"/>
+                <w:szCs w:val="14"/>
+              </w:rPr>
+            </w:pPr>
+            <w:r>
+              <w:rPr>
+                <w:rFonts w:ascii="Times New Roman" w:hAnsi="Times New Roman" w:cs="Times New Roman"/>
+                <w:color w:val="000000"/>
+                <w:sz w:val="14"/>
+              </w:rPr>
+              <w:t>Full HL</w:t>
+            </w:r>
+          </w:p>
+        </w:tc>
+        <w:tc>
+          <w:tcPr>
+            <w:tcW w:type="dxa" w:w="605"/>
+          </w:tcPr>
+          <w:p>
+            <w:pPr>
+              <w:keepNext/>
+              <w:jc w:val="left"/>
+              <w:rPr>
+                <w:rFonts w:ascii="Times New Roman" w:hAnsi="Times New Roman" w:cs="Times New Roman"/>
+                <w:sz w:val="14"/>
+                <w:szCs w:val="14"/>
+              </w:rPr>
+            </w:pPr>
+            <w:r>
+              <w:rPr>
+                <w:rFonts w:ascii="Times New Roman" w:hAnsi="Times New Roman" w:cs="Times New Roman"/>
+                <w:color w:val="000000"/>
+                <w:sz w:val="14"/>
+              </w:rPr>
+              <w:t>46</w:t>
+            </w:r>
+          </w:p>
+        </w:tc>
+        <w:tc>
+          <w:tcPr>
+            <w:tcW w:type="dxa" w:w="1512"/>
+          </w:tcPr>
+          <w:p>
+            <w:pPr>
+              <w:keepNext/>
+              <w:jc w:val="left"/>
+              <w:rPr>
+                <w:rFonts w:ascii="Times New Roman" w:hAnsi="Times New Roman" w:cs="Times New Roman"/>
+                <w:sz w:val="14"/>
+                <w:szCs w:val="14"/>
+              </w:rPr>
+            </w:pPr>
+            <w:r>
+              <w:rPr>
+                <w:rFonts w:ascii="Times New Roman" w:hAnsi="Times New Roman" w:cs="Times New Roman"/>
+                <w:color w:val="000000"/>
+                <w:sz w:val="14"/>
+              </w:rPr>
+              <w:t>reference</w:t>
+            </w:r>
+          </w:p>
+        </w:tc>
+        <w:tc>
+          <w:tcPr>
+            <w:tcW w:type="dxa" w:w="691"/>
+          </w:tcPr>
+          <w:p>
+            <w:pPr>
+              <w:keepNext/>
+              <w:jc w:val="left"/>
+              <w:rPr>
+                <w:rFonts w:ascii="Times New Roman" w:hAnsi="Times New Roman" w:cs="Times New Roman"/>
+                <w:sz w:val="14"/>
+                <w:szCs w:val="14"/>
+              </w:rPr>
+            </w:pPr>
+            <w:r>
+              <w:rPr>
+                <w:rFonts w:ascii="Times New Roman" w:hAnsi="Times New Roman" w:cs="Times New Roman"/>
+                <w:color w:val="000000"/>
+                <w:sz w:val="14"/>
+              </w:rPr>
+              <w:t>4,908</w:t>
+            </w:r>
+          </w:p>
+        </w:tc>
+        <w:tc>
+          <w:tcPr>
+            <w:tcW w:type="dxa" w:w="691"/>
+          </w:tcPr>
+          <w:p>
+            <w:pPr>
+              <w:keepNext/>
+              <w:jc w:val="left"/>
+              <w:rPr>
+                <w:rFonts w:ascii="Times New Roman" w:hAnsi="Times New Roman" w:cs="Times New Roman"/>
+                <w:sz w:val="14"/>
+                <w:szCs w:val="14"/>
+              </w:rPr>
+            </w:pPr>
+            <w:r>
+              <w:rPr>
+                <w:rFonts w:ascii="Times New Roman" w:hAnsi="Times New Roman" w:cs="Times New Roman"/>
+                <w:color w:val="000000"/>
+                <w:sz w:val="14"/>
+              </w:rPr>
+              <w:t>43</w:t>
+            </w:r>
+          </w:p>
+        </w:tc>
+      </w:tr>
+      <w:tr>
+        <w:trPr>
+          <w:cantSplit/>
+        </w:trPr>
+        <w:tc>
+          <w:tcPr>
+            <w:tcW w:type="dxa" w:w="1037"/>
+          </w:tcPr>
+          <w:p>
+            <w:pPr>
+              <w:keepNext/>
+              <w:jc w:val="left"/>
+              <w:rPr>
+                <w:rFonts w:ascii="Times New Roman" w:hAnsi="Times New Roman" w:cs="Times New Roman"/>
+                <w:sz w:val="14"/>
+                <w:szCs w:val="14"/>
+              </w:rPr>
+            </w:pPr>
+            <w:r>
+              <w:rPr>
+                <w:rFonts w:ascii="Times New Roman" w:hAnsi="Times New Roman" w:cs="Times New Roman"/>
+                <w:color w:val="000000"/>
+                <w:sz w:val="14"/>
+              </w:rPr>
+              <w:t>− UPDATE</w:t>
+            </w:r>
+          </w:p>
+        </w:tc>
+        <w:tc>
+          <w:tcPr>
+            <w:tcW w:type="dxa" w:w="605"/>
+          </w:tcPr>
+          <w:p>
+            <w:pPr>
+              <w:keepNext/>
+              <w:jc w:val="left"/>
+              <w:rPr>
+                <w:rFonts w:ascii="Times New Roman" w:hAnsi="Times New Roman" w:cs="Times New Roman"/>
+                <w:sz w:val="14"/>
+                <w:szCs w:val="14"/>
+              </w:rPr>
+            </w:pPr>
+            <w:r>
+              <w:rPr>
+                <w:rFonts w:ascii="Times New Roman" w:hAnsi="Times New Roman" w:cs="Times New Roman"/>
+                <w:color w:val="000000"/>
+                <w:sz w:val="14"/>
+              </w:rPr>
+              <w:t>46</w:t>
+            </w:r>
+          </w:p>
+        </w:tc>
+        <w:tc>
+          <w:tcPr>
+            <w:tcW w:type="dxa" w:w="1512"/>
+          </w:tcPr>
+          <w:p>
+            <w:pPr>
+              <w:keepNext/>
+              <w:jc w:val="left"/>
+              <w:rPr>
+                <w:rFonts w:ascii="Times New Roman" w:hAnsi="Times New Roman" w:cs="Times New Roman"/>
+                <w:sz w:val="14"/>
+                <w:szCs w:val="14"/>
+              </w:rPr>
+            </w:pPr>
+            <w:r>
+              <w:rPr>
+                <w:rFonts w:ascii="Times New Roman" w:hAnsi="Times New Roman" w:cs="Times New Roman"/>
+                <w:color w:val="000000"/>
+                <w:sz w:val="14"/>
+              </w:rPr>
+              <w:t>+0.0 (+0.0 to +0.0)</w:t>
+            </w:r>
+          </w:p>
+        </w:tc>
+        <w:tc>
+          <w:tcPr>
+            <w:tcW w:type="dxa" w:w="691"/>
+          </w:tcPr>
+          <w:p>
+            <w:pPr>
+              <w:keepNext/>
+              <w:jc w:val="left"/>
+              <w:rPr>
+                <w:rFonts w:ascii="Times New Roman" w:hAnsi="Times New Roman" w:cs="Times New Roman"/>
+                <w:sz w:val="14"/>
+                <w:szCs w:val="14"/>
+              </w:rPr>
+            </w:pPr>
+            <w:r>
+              <w:rPr>
+                <w:rFonts w:ascii="Times New Roman" w:hAnsi="Times New Roman" w:cs="Times New Roman"/>
+                <w:color w:val="000000"/>
+                <w:sz w:val="14"/>
+              </w:rPr>
+              <w:t>4,908</w:t>
+            </w:r>
+          </w:p>
+        </w:tc>
+        <w:tc>
+          <w:tcPr>
+            <w:tcW w:type="dxa" w:w="691"/>
+          </w:tcPr>
+          <w:p>
+            <w:pPr>
+              <w:keepNext/>
+              <w:jc w:val="left"/>
+              <w:rPr>
+                <w:rFonts w:ascii="Times New Roman" w:hAnsi="Times New Roman" w:cs="Times New Roman"/>
+                <w:sz w:val="14"/>
+                <w:szCs w:val="14"/>
+              </w:rPr>
+            </w:pPr>
+            <w:r>
+              <w:rPr>
+                <w:rFonts w:ascii="Times New Roman" w:hAnsi="Times New Roman" w:cs="Times New Roman"/>
+                <w:color w:val="000000"/>
+                <w:sz w:val="14"/>
+              </w:rPr>
+              <w:t>43</w:t>
+            </w:r>
+          </w:p>
+        </w:tc>
+      </w:tr>
+      <w:tr>
+        <w:trPr>
+          <w:cantSplit/>
+        </w:trPr>
+        <w:tc>
+          <w:tcPr>
+            <w:tcW w:type="dxa" w:w="1037"/>
+          </w:tcPr>
+          <w:p>
+            <w:pPr>
+              <w:keepNext/>
+              <w:jc w:val="left"/>
+              <w:rPr>
+                <w:rFonts w:ascii="Times New Roman" w:hAnsi="Times New Roman" w:cs="Times New Roman"/>
+                <w:sz w:val="14"/>
+                <w:szCs w:val="14"/>
+              </w:rPr>
+            </w:pPr>
+            <w:r>
+              <w:rPr>
+                <w:rFonts w:ascii="Times New Roman" w:hAnsi="Times New Roman" w:cs="Times New Roman"/>
+                <w:color w:val="000000"/>
+                <w:sz w:val="14"/>
+              </w:rPr>
+              <w:t>− MERGE</w:t>
+            </w:r>
+          </w:p>
+        </w:tc>
+        <w:tc>
+          <w:tcPr>
+            <w:tcW w:type="dxa" w:w="605"/>
+          </w:tcPr>
+          <w:p>
+            <w:pPr>
+              <w:keepNext/>
+              <w:jc w:val="left"/>
+              <w:rPr>
+                <w:rFonts w:ascii="Times New Roman" w:hAnsi="Times New Roman" w:cs="Times New Roman"/>
+                <w:sz w:val="14"/>
+                <w:szCs w:val="14"/>
+              </w:rPr>
+            </w:pPr>
+            <w:r>
+              <w:rPr>
+                <w:rFonts w:ascii="Times New Roman" w:hAnsi="Times New Roman" w:cs="Times New Roman"/>
+                <w:color w:val="000000"/>
+                <w:sz w:val="14"/>
+              </w:rPr>
+              <w:t>46</w:t>
+            </w:r>
+          </w:p>
+        </w:tc>
+        <w:tc>
+          <w:tcPr>
+            <w:tcW w:type="dxa" w:w="1512"/>
+          </w:tcPr>
+          <w:p>
+            <w:pPr>
+              <w:keepNext/>
+              <w:jc w:val="left"/>
+              <w:rPr>
+                <w:rFonts w:ascii="Times New Roman" w:hAnsi="Times New Roman" w:cs="Times New Roman"/>
+                <w:sz w:val="14"/>
+                <w:szCs w:val="14"/>
+              </w:rPr>
+            </w:pPr>
+            <w:r>
+              <w:rPr>
+                <w:rFonts w:ascii="Times New Roman" w:hAnsi="Times New Roman" w:cs="Times New Roman"/>
+                <w:color w:val="000000"/>
+                <w:sz w:val="14"/>
+              </w:rPr>
+              <w:t>+0.0 (+0.0 to +0.0)</w:t>
+            </w:r>
+          </w:p>
+        </w:tc>
+        <w:tc>
+          <w:tcPr>
+            <w:tcW w:type="dxa" w:w="691"/>
+          </w:tcPr>
+          <w:p>
+            <w:pPr>
+              <w:keepNext/>
+              <w:jc w:val="left"/>
+              <w:rPr>
+                <w:rFonts w:ascii="Times New Roman" w:hAnsi="Times New Roman" w:cs="Times New Roman"/>
+                <w:sz w:val="14"/>
+                <w:szCs w:val="14"/>
+              </w:rPr>
+            </w:pPr>
+            <w:r>
+              <w:rPr>
+                <w:rFonts w:ascii="Times New Roman" w:hAnsi="Times New Roman" w:cs="Times New Roman"/>
+                <w:color w:val="000000"/>
+                <w:sz w:val="14"/>
+              </w:rPr>
+              <w:t>4,921</w:t>
+            </w:r>
+          </w:p>
+        </w:tc>
+        <w:tc>
+          <w:tcPr>
+            <w:tcW w:type="dxa" w:w="691"/>
+          </w:tcPr>
+          <w:p>
+            <w:pPr>
+              <w:keepNext/>
+              <w:jc w:val="left"/>
+              <w:rPr>
+                <w:rFonts w:ascii="Times New Roman" w:hAnsi="Times New Roman" w:cs="Times New Roman"/>
+                <w:sz w:val="14"/>
+                <w:szCs w:val="14"/>
+              </w:rPr>
+            </w:pPr>
+            <w:r>
+              <w:rPr>
+                <w:rFonts w:ascii="Times New Roman" w:hAnsi="Times New Roman" w:cs="Times New Roman"/>
+                <w:color w:val="000000"/>
+                <w:sz w:val="14"/>
+              </w:rPr>
+              <w:t>43</w:t>
+            </w:r>
+          </w:p>
+        </w:tc>
+      </w:tr>
+      <w:tr>
+        <w:trPr>
+          <w:cantSplit/>
+        </w:trPr>
+        <w:tc>
+          <w:tcPr>
+            <w:tcW w:type="dxa" w:w="1037"/>
+          </w:tcPr>
+          <w:p>
+            <w:pPr>
+              <w:keepNext/>
+              <w:jc w:val="left"/>
+              <w:rPr>
+                <w:rFonts w:ascii="Times New Roman" w:hAnsi="Times New Roman" w:cs="Times New Roman"/>
+                <w:sz w:val="14"/>
+                <w:szCs w:val="14"/>
+              </w:rPr>
+            </w:pPr>
+            <w:r>
+              <w:rPr>
+                <w:rFonts w:ascii="Times New Roman" w:hAnsi="Times New Roman" w:cs="Times New Roman"/>
+                <w:color w:val="000000"/>
+                <w:sz w:val="14"/>
+              </w:rPr>
+              <w:t>− REMOVE</w:t>
+            </w:r>
+          </w:p>
+        </w:tc>
+        <w:tc>
+          <w:tcPr>
+            <w:tcW w:type="dxa" w:w="605"/>
+          </w:tcPr>
+          <w:p>
+            <w:pPr>
+              <w:keepNext/>
+              <w:jc w:val="left"/>
+              <w:rPr>
+                <w:rFonts w:ascii="Times New Roman" w:hAnsi="Times New Roman" w:cs="Times New Roman"/>
+                <w:sz w:val="14"/>
+                <w:szCs w:val="14"/>
+              </w:rPr>
+            </w:pPr>
+            <w:r>
+              <w:rPr>
+                <w:rFonts w:ascii="Times New Roman" w:hAnsi="Times New Roman" w:cs="Times New Roman"/>
+                <w:color w:val="000000"/>
+                <w:sz w:val="14"/>
+              </w:rPr>
+              <w:t>57</w:t>
+            </w:r>
+          </w:p>
+        </w:tc>
+        <w:tc>
+          <w:tcPr>
+            <w:tcW w:type="dxa" w:w="1512"/>
+          </w:tcPr>
+          <w:p>
+            <w:pPr>
+              <w:keepNext/>
+              <w:jc w:val="left"/>
+              <w:rPr>
+                <w:rFonts w:ascii="Times New Roman" w:hAnsi="Times New Roman" w:cs="Times New Roman"/>
+                <w:sz w:val="14"/>
+                <w:szCs w:val="14"/>
+              </w:rPr>
+            </w:pPr>
+            <w:r>
+              <w:rPr>
+                <w:rFonts w:ascii="Times New Roman" w:hAnsi="Times New Roman" w:cs="Times New Roman"/>
+                <w:color w:val="000000"/>
+                <w:sz w:val="14"/>
+              </w:rPr>
+              <w:t>+11.4 (+0.0 to +25.7)</w:t>
+            </w:r>
+          </w:p>
+        </w:tc>
+        <w:tc>
+          <w:tcPr>
+            <w:tcW w:type="dxa" w:w="691"/>
+          </w:tcPr>
+          <w:p>
+            <w:pPr>
+              <w:keepNext/>
+              <w:jc w:val="left"/>
+              <w:rPr>
+                <w:rFonts w:ascii="Times New Roman" w:hAnsi="Times New Roman" w:cs="Times New Roman"/>
+                <w:sz w:val="14"/>
+                <w:szCs w:val="14"/>
+              </w:rPr>
+            </w:pPr>
+            <w:r>
+              <w:rPr>
+                <w:rFonts w:ascii="Times New Roman" w:hAnsi="Times New Roman" w:cs="Times New Roman"/>
+                <w:color w:val="000000"/>
+                <w:sz w:val="14"/>
+              </w:rPr>
+              <w:t>7,948</w:t>
+            </w:r>
+          </w:p>
+        </w:tc>
+        <w:tc>
+          <w:tcPr>
+            <w:tcW w:type="dxa" w:w="691"/>
+          </w:tcPr>
+          <w:p>
+            <w:pPr>
+              <w:keepNext/>
+              <w:jc w:val="left"/>
+              <w:rPr>
+                <w:rFonts w:ascii="Times New Roman" w:hAnsi="Times New Roman" w:cs="Times New Roman"/>
+                <w:sz w:val="14"/>
+                <w:szCs w:val="14"/>
+              </w:rPr>
+            </w:pPr>
+            <w:r>
+              <w:rPr>
+                <w:rFonts w:ascii="Times New Roman" w:hAnsi="Times New Roman" w:cs="Times New Roman"/>
+                <w:color w:val="000000"/>
+                <w:sz w:val="14"/>
+              </w:rPr>
+              <w:t>29</w:t>
+            </w:r>
+          </w:p>
+        </w:tc>
+      </w:tr>
+      <w:tr>
+        <w:trPr>
+          <w:cantSplit/>
+        </w:trPr>
+        <w:tc>
+          <w:tcPr>
+            <w:tcW w:type="dxa" w:w="1037"/>
+          </w:tcPr>
+          <w:p>
+            <w:pPr>
+              <w:keepNext/>
+              <w:jc w:val="left"/>
+              <w:rPr>
+                <w:rFonts w:ascii="Times New Roman" w:hAnsi="Times New Roman" w:cs="Times New Roman"/>
+                <w:sz w:val="14"/>
+                <w:szCs w:val="14"/>
+              </w:rPr>
+            </w:pPr>
+            <w:r>
+              <w:rPr>
+                <w:rFonts w:ascii="Times New Roman" w:hAnsi="Times New Roman" w:cs="Times New Roman"/>
+                <w:color w:val="000000"/>
+                <w:sz w:val="14"/>
+              </w:rPr>
+              <w:t>− protection</w:t>
+            </w:r>
+          </w:p>
+        </w:tc>
+        <w:tc>
+          <w:tcPr>
+            <w:tcW w:type="dxa" w:w="605"/>
+          </w:tcPr>
+          <w:p>
+            <w:pPr>
+              <w:keepNext/>
+              <w:jc w:val="left"/>
+              <w:rPr>
+                <w:rFonts w:ascii="Times New Roman" w:hAnsi="Times New Roman" w:cs="Times New Roman"/>
+                <w:sz w:val="14"/>
+                <w:szCs w:val="14"/>
+              </w:rPr>
+            </w:pPr>
+            <w:r>
+              <w:rPr>
+                <w:rFonts w:ascii="Times New Roman" w:hAnsi="Times New Roman" w:cs="Times New Roman"/>
+                <w:color w:val="000000"/>
+                <w:sz w:val="14"/>
+              </w:rPr>
+              <w:t>46</w:t>
+            </w:r>
+          </w:p>
+        </w:tc>
+        <w:tc>
+          <w:tcPr>
+            <w:tcW w:type="dxa" w:w="1512"/>
+          </w:tcPr>
+          <w:p>
+            <w:pPr>
+              <w:keepNext/>
+              <w:jc w:val="left"/>
+              <w:rPr>
+                <w:rFonts w:ascii="Times New Roman" w:hAnsi="Times New Roman" w:cs="Times New Roman"/>
+                <w:sz w:val="14"/>
+                <w:szCs w:val="14"/>
+              </w:rPr>
+            </w:pPr>
+            <w:r>
+              <w:rPr>
+                <w:rFonts w:ascii="Times New Roman" w:hAnsi="Times New Roman" w:cs="Times New Roman"/>
+                <w:color w:val="000000"/>
+                <w:sz w:val="14"/>
+              </w:rPr>
+              <w:t>+0.0 (+0.0 to +0.0)</w:t>
+            </w:r>
+          </w:p>
+        </w:tc>
+        <w:tc>
+          <w:tcPr>
+            <w:tcW w:type="dxa" w:w="691"/>
+          </w:tcPr>
+          <w:p>
+            <w:pPr>
+              <w:keepNext/>
+              <w:jc w:val="left"/>
+              <w:rPr>
+                <w:rFonts w:ascii="Times New Roman" w:hAnsi="Times New Roman" w:cs="Times New Roman"/>
+                <w:sz w:val="14"/>
+                <w:szCs w:val="14"/>
+              </w:rPr>
+            </w:pPr>
+            <w:r>
+              <w:rPr>
+                <w:rFonts w:ascii="Times New Roman" w:hAnsi="Times New Roman" w:cs="Times New Roman"/>
+                <w:color w:val="000000"/>
+                <w:sz w:val="14"/>
+              </w:rPr>
+              <w:t>4,905</w:t>
+            </w:r>
+          </w:p>
+        </w:tc>
+        <w:tc>
+          <w:tcPr>
+            <w:tcW w:type="dxa" w:w="691"/>
+          </w:tcPr>
+          <w:p>
+            <w:pPr>
+              <w:keepNext/>
+              <w:jc w:val="left"/>
+              <w:rPr>
+                <w:rFonts w:ascii="Times New Roman" w:hAnsi="Times New Roman" w:cs="Times New Roman"/>
+                <w:sz w:val="14"/>
+                <w:szCs w:val="14"/>
+              </w:rPr>
+            </w:pPr>
+            <w:r>
+              <w:rPr>
+                <w:rFonts w:ascii="Times New Roman" w:hAnsi="Times New Roman" w:cs="Times New Roman"/>
+                <w:color w:val="000000"/>
+                <w:sz w:val="14"/>
+              </w:rPr>
+              <w:t>43</w:t>
+            </w:r>
+          </w:p>
+        </w:tc>
+      </w:tr>
+      <w:tr>
+        <w:trPr>
+          <w:cantSplit/>
+        </w:trPr>
+        <w:tc>
+          <w:tcPr>
+            <w:tcW w:type="dxa" w:w="1037"/>
+          </w:tcPr>
+          <w:p>
+            <w:pPr>
+              <w:keepNext/>
+              <w:jc w:val="left"/>
+              <w:rPr>
+                <w:rFonts w:ascii="Times New Roman" w:hAnsi="Times New Roman" w:cs="Times New Roman"/>
+                <w:sz w:val="14"/>
+                <w:szCs w:val="14"/>
+              </w:rPr>
+            </w:pPr>
+            <w:r>
+              <w:rPr>
+                <w:rFonts w:ascii="Times New Roman" w:hAnsi="Times New Roman" w:cs="Times New Roman"/>
+                <w:color w:val="000000"/>
+                <w:sz w:val="14"/>
+              </w:rPr>
+              <w:t>− verification</w:t>
+            </w:r>
+          </w:p>
+        </w:tc>
+        <w:tc>
+          <w:tcPr>
+            <w:tcW w:type="dxa" w:w="605"/>
+          </w:tcPr>
+          <w:p>
+            <w:pPr>
+              <w:keepNext/>
+              <w:jc w:val="left"/>
+              <w:rPr>
+                <w:rFonts w:ascii="Times New Roman" w:hAnsi="Times New Roman" w:cs="Times New Roman"/>
+                <w:sz w:val="14"/>
+                <w:szCs w:val="14"/>
+              </w:rPr>
+            </w:pPr>
+            <w:r>
+              <w:rPr>
+                <w:rFonts w:ascii="Times New Roman" w:hAnsi="Times New Roman" w:cs="Times New Roman"/>
+                <w:color w:val="000000"/>
+                <w:sz w:val="14"/>
+              </w:rPr>
+              <w:t>46</w:t>
+            </w:r>
+          </w:p>
+        </w:tc>
+        <w:tc>
+          <w:tcPr>
+            <w:tcW w:type="dxa" w:w="1512"/>
+          </w:tcPr>
+          <w:p>
+            <w:pPr>
+              <w:keepNext/>
+              <w:jc w:val="left"/>
+              <w:rPr>
+                <w:rFonts w:ascii="Times New Roman" w:hAnsi="Times New Roman" w:cs="Times New Roman"/>
+                <w:sz w:val="14"/>
+                <w:szCs w:val="14"/>
+              </w:rPr>
+            </w:pPr>
+            <w:r>
+              <w:rPr>
+                <w:rFonts w:ascii="Times New Roman" w:hAnsi="Times New Roman" w:cs="Times New Roman"/>
+                <w:color w:val="000000"/>
+                <w:sz w:val="14"/>
+              </w:rPr>
+              <w:t>+0.0 (+0.0 to +0.0)</w:t>
+            </w:r>
+          </w:p>
+        </w:tc>
+        <w:tc>
+          <w:tcPr>
+            <w:tcW w:type="dxa" w:w="691"/>
+          </w:tcPr>
+          <w:p>
+            <w:pPr>
+              <w:keepNext/>
+              <w:jc w:val="left"/>
+              <w:rPr>
+                <w:rFonts w:ascii="Times New Roman" w:hAnsi="Times New Roman" w:cs="Times New Roman"/>
+                <w:sz w:val="14"/>
+                <w:szCs w:val="14"/>
+              </w:rPr>
+            </w:pPr>
+            <w:r>
+              <w:rPr>
+                <w:rFonts w:ascii="Times New Roman" w:hAnsi="Times New Roman" w:cs="Times New Roman"/>
+                <w:color w:val="000000"/>
+                <w:sz w:val="14"/>
+              </w:rPr>
+              <w:t>4,908</w:t>
+            </w:r>
+          </w:p>
+        </w:tc>
+        <w:tc>
+          <w:tcPr>
+            <w:tcW w:type="dxa" w:w="691"/>
+          </w:tcPr>
+          <w:p>
+            <w:pPr>
+              <w:keepNext/>
+              <w:jc w:val="left"/>
+              <w:rPr>
+                <w:rFonts w:ascii="Times New Roman" w:hAnsi="Times New Roman" w:cs="Times New Roman"/>
+                <w:sz w:val="14"/>
+                <w:szCs w:val="14"/>
+              </w:rPr>
+            </w:pPr>
+            <w:r>
+              <w:rPr>
+                <w:rFonts w:ascii="Times New Roman" w:hAnsi="Times New Roman" w:cs="Times New Roman"/>
+                <w:color w:val="000000"/>
+                <w:sz w:val="14"/>
+              </w:rPr>
+              <w:t>43</w:t>
+            </w:r>
+          </w:p>
+        </w:tc>
+      </w:tr>
+      <w:tr>
+        <w:trPr>
+          <w:cantSplit/>
+        </w:trPr>
+        <w:tc>
+          <w:tcPr>
+            <w:tcW w:type="dxa" w:w="1037"/>
+          </w:tcPr>
+          <w:p>
+            <w:pPr>
+              <w:keepNext w:val="0"/>
+              <w:jc w:val="left"/>
+              <w:rPr>
+                <w:rFonts w:ascii="Times New Roman" w:hAnsi="Times New Roman" w:cs="Times New Roman"/>
+                <w:sz w:val="14"/>
+                <w:szCs w:val="14"/>
+              </w:rPr>
+            </w:pPr>
+            <w:r>
+              <w:rPr>
+                <w:rFonts w:ascii="Times New Roman" w:hAnsi="Times New Roman" w:cs="Times New Roman"/>
+                <w:color w:val="000000"/>
+                <w:sz w:val="14"/>
+              </w:rPr>
+              <w:t>Token trigger</w:t>
+            </w:r>
+          </w:p>
+        </w:tc>
+        <w:tc>
+          <w:tcPr>
+            <w:tcW w:type="dxa" w:w="605"/>
+          </w:tcPr>
+          <w:p>
+            <w:pPr>
+              <w:keepNext w:val="0"/>
+              <w:jc w:val="left"/>
+              <w:rPr>
+                <w:rFonts w:ascii="Times New Roman" w:hAnsi="Times New Roman" w:cs="Times New Roman"/>
+                <w:sz w:val="14"/>
+                <w:szCs w:val="14"/>
+              </w:rPr>
+            </w:pPr>
+            <w:r>
+              <w:rPr>
+                <w:rFonts w:ascii="Times New Roman" w:hAnsi="Times New Roman" w:cs="Times New Roman"/>
+                <w:color w:val="000000"/>
+                <w:sz w:val="14"/>
+              </w:rPr>
+              <w:t>46</w:t>
+            </w:r>
+          </w:p>
+        </w:tc>
+        <w:tc>
+          <w:tcPr>
+            <w:tcW w:type="dxa" w:w="1512"/>
+          </w:tcPr>
+          <w:p>
+            <w:pPr>
+              <w:keepNext w:val="0"/>
+              <w:jc w:val="left"/>
+              <w:rPr>
+                <w:rFonts w:ascii="Times New Roman" w:hAnsi="Times New Roman" w:cs="Times New Roman"/>
+                <w:sz w:val="14"/>
+                <w:szCs w:val="14"/>
+              </w:rPr>
+            </w:pPr>
+            <w:r>
+              <w:rPr>
+                <w:rFonts w:ascii="Times New Roman" w:hAnsi="Times New Roman" w:cs="Times New Roman"/>
+                <w:color w:val="000000"/>
+                <w:sz w:val="14"/>
+              </w:rPr>
+              <w:t>+0.0 (+0.0 to +0.0)</w:t>
+            </w:r>
+          </w:p>
+        </w:tc>
+        <w:tc>
+          <w:tcPr>
+            <w:tcW w:type="dxa" w:w="691"/>
+          </w:tcPr>
+          <w:p>
+            <w:pPr>
+              <w:keepNext w:val="0"/>
+              <w:jc w:val="left"/>
+              <w:rPr>
+                <w:rFonts w:ascii="Times New Roman" w:hAnsi="Times New Roman" w:cs="Times New Roman"/>
+                <w:sz w:val="14"/>
+                <w:szCs w:val="14"/>
+              </w:rPr>
+            </w:pPr>
+            <w:r>
+              <w:rPr>
+                <w:rFonts w:ascii="Times New Roman" w:hAnsi="Times New Roman" w:cs="Times New Roman"/>
+                <w:color w:val="000000"/>
+                <w:sz w:val="14"/>
+              </w:rPr>
+              <w:t>4,908</w:t>
+            </w:r>
+          </w:p>
+        </w:tc>
+        <w:tc>
+          <w:tcPr>
+            <w:tcW w:type="dxa" w:w="691"/>
+          </w:tcPr>
+          <w:p>
+            <w:pPr>
+              <w:keepNext w:val="0"/>
+              <w:jc w:val="left"/>
+              <w:rPr>
+                <w:rFonts w:ascii="Times New Roman" w:hAnsi="Times New Roman" w:cs="Times New Roman"/>
+                <w:sz w:val="14"/>
+                <w:szCs w:val="14"/>
+              </w:rPr>
+            </w:pPr>
+            <w:r>
+              <w:rPr>
+                <w:rFonts w:ascii="Times New Roman" w:hAnsi="Times New Roman" w:cs="Times New Roman"/>
+                <w:color w:val="000000"/>
+                <w:sz w:val="14"/>
+              </w:rPr>
+              <w:t>43</w:t>
+            </w:r>
+          </w:p>
+        </w:tc>
+      </w:tr>
+    </w:tbl>
+    <w:p>
+      <w:pPr>
+        <w:spacing w:after="40"/>
+        <w:jc w:val="both"/>
+        <w:rPr>
+          <w:rFonts w:ascii="Times New Roman" w:hAnsi="Times New Roman" w:cs="Times New Roman"/>
+          <w:sz w:val="12"/>
+          <w:szCs w:val="12"/>
+        </w:rPr>
+      </w:pPr>
+    </w:p>
+    <w:p>
+      <w:pPr>
+        <w:pStyle w:val="Heading1"/>
+      </w:pPr>
+      <w:r>
+        <w:t>Discussion</w:t>
+      </w:r>
+    </w:p>
+    <w:p>
+      <w:pPr>
+        <w:pStyle w:val="Heading2"/>
+      </w:pPr>
+      <w:r>
+        <w:t>Verdict on each hypothesis</w:t>
+      </w:r>
+    </w:p>
+    <w:p>
+      <w:pPr>
+        <w:jc w:val="both"/>
+        <w:rPr>
+          <w:rFonts w:ascii="Times New Roman" w:hAnsi="Times New Roman" w:cs="Times New Roman"/>
+          <w:sz w:val="20"/>
+          <w:szCs w:val="20"/>
+        </w:rPr>
+      </w:pPr>
+      <w:r>
+        <w:rPr>
+          <w:rFonts w:ascii="Times New Roman" w:hAnsi="Times New Roman" w:cs="Times New Roman"/>
+          <w:sz w:val="20"/>
+        </w:rPr>
+        <w:t>Table 9 gives the verdict on each of the seven hypotheses of Section IV-F, with the evidence that decides it. Two are partly supported, three are not supported or could not be tested, and two are refuted.</w:t>
+      </w:r>
+    </w:p>
+    <w:p>
+      <w:pPr>
+        <w:pStyle w:val="Caption"/>
+        <w:keepNext/>
+        <w:keepLines/>
+        <w:spacing w:after="40"/>
+        <w:jc w:val="center"/>
+        <w:rPr>
+          <w:rFonts w:ascii="Times New Roman" w:hAnsi="Times New Roman" w:cs="Times New Roman"/>
+          <w:sz w:val="18"/>
+          <w:szCs w:val="18"/>
+        </w:rPr>
+      </w:pPr>
+      <w:r>
+        <w:rPr>
+          <w:rFonts w:ascii="Times New Roman" w:hAnsi="Times New Roman" w:cs="Times New Roman"/>
+          <w:i w:val="0"/>
+          <w:color w:val="000000"/>
+        </w:rPr>
+        <w:t xml:space="preserve">Table </w:t>
+      </w:r>
+      <w:r>
+        <w:rPr>
+          <w:rFonts w:ascii="Times New Roman" w:hAnsi="Times New Roman" w:cs="Times New Roman"/>
+          <w:i w:val="0"/>
+          <w:color w:val="000000"/>
+        </w:rPr>
+        <w:fldChar w:fldCharType="begin"/>
+      </w:r>
+      <w:r>
+        <w:rPr>
+          <w:rFonts w:ascii="Times New Roman" w:hAnsi="Times New Roman" w:cs="Times New Roman"/>
+          <w:i w:val="0"/>
+          <w:color w:val="000000"/>
+        </w:rPr>
+        <w:instrText xml:space="preserve"> SEQ Table \* ARABIC </w:instrText>
+      </w:r>
+      <w:r>
+        <w:rPr>
+          <w:rFonts w:ascii="Times New Roman" w:hAnsi="Times New Roman" w:cs="Times New Roman"/>
+          <w:i w:val="0"/>
+          <w:color w:val="000000"/>
+        </w:rPr>
+        <w:fldChar w:fldCharType="separate"/>
+      </w:r>
+      <w:r>
+        <w:rPr>
+          <w:rFonts w:ascii="Times New Roman" w:hAnsi="Times New Roman" w:cs="Times New Roman"/>
+          <w:i w:val="0"/>
+          <w:color w:val="000000"/>
+        </w:rPr>
+        <w:t>9</w:t>
+      </w:r>
+      <w:r>
+        <w:rPr>
+          <w:rFonts w:ascii="Times New Roman" w:hAnsi="Times New Roman" w:cs="Times New Roman"/>
+          <w:i w:val="0"/>
+          <w:color w:val="000000"/>
+        </w:rPr>
+        <w:fldChar w:fldCharType="end"/>
+      </w:r>
+      <w:r>
+        <w:rPr>
+          <w:rFonts w:ascii="Times New Roman" w:hAnsi="Times New Roman" w:cs="Times New Roman"/>
+          <w:i w:val="0"/>
+          <w:color w:val="000000"/>
+        </w:rPr>
+        <w:t xml:space="preserve">: </w:t>
+      </w:r>
+      <w:r>
+        <w:rPr>
+          <w:rFonts w:ascii="Times New Roman" w:hAnsi="Times New Roman" w:cs="Times New Roman"/>
+          <w:i w:val="0"/>
+          <w:color w:val="000000"/>
+          <w:sz w:val="18"/>
+        </w:rPr>
+        <w:t>Verdict on the seven hypotheses</w:t>
+      </w:r>
+    </w:p>
+    <w:tbl>
+      <w:tblPr>
+        <w:tblStyle w:val="TableGrid"/>
+        <w:tblW w:type="dxa" w:w="4535"/>
+        <w:jc w:val="center"/>
+        <w:tblLayout w:type="fixed"/>
+        <w:tblLook w:firstColumn="1" w:firstRow="1" w:lastColumn="0" w:lastRow="0" w:noHBand="0" w:noVBand="1" w:val="04A0"/>
+      </w:tblPr>
+      <w:tblGrid>
+        <w:gridCol w:w="432"/>
+        <w:gridCol w:w="1152"/>
+        <w:gridCol w:w="2951"/>
+      </w:tblGrid>
+      <w:tr>
+        <w:trPr>
+          <w:cantSplit/>
+          <w:tblHeader/>
+        </w:trPr>
+        <w:tc>
+          <w:tcPr>
+            <w:tcW w:type="dxa" w:w="432"/>
+          </w:tcPr>
+          <w:p>
+            <w:pPr>
+              <w:keepNext/>
+              <w:jc w:val="left"/>
+              <w:rPr>
+                <w:rFonts w:ascii="Times New Roman" w:hAnsi="Times New Roman" w:cs="Times New Roman"/>
+                <w:sz w:val="14"/>
+                <w:szCs w:val="14"/>
+              </w:rPr>
+            </w:pPr>
+            <w:r>
+              <w:rPr>
+                <w:rFonts w:ascii="Times New Roman" w:hAnsi="Times New Roman" w:cs="Times New Roman"/>
+                <w:b/>
+                <w:color w:val="000000"/>
+                <w:sz w:val="14"/>
+              </w:rPr>
+              <w:t>H</w:t>
+            </w:r>
+          </w:p>
+        </w:tc>
+        <w:tc>
+          <w:tcPr>
+            <w:tcW w:type="dxa" w:w="1152"/>
+          </w:tcPr>
+          <w:p>
+            <w:pPr>
+              <w:keepNext/>
+              <w:jc w:val="left"/>
+              <w:rPr>
+                <w:rFonts w:ascii="Times New Roman" w:hAnsi="Times New Roman" w:cs="Times New Roman"/>
+                <w:sz w:val="14"/>
+                <w:szCs w:val="14"/>
+              </w:rPr>
+            </w:pPr>
+            <w:r>
+              <w:rPr>
+                <w:rFonts w:ascii="Times New Roman" w:hAnsi="Times New Roman" w:cs="Times New Roman"/>
+                <w:b/>
+                <w:color w:val="000000"/>
+                <w:sz w:val="14"/>
+              </w:rPr>
+              <w:t>Verdict</w:t>
+            </w:r>
+          </w:p>
+        </w:tc>
+        <w:tc>
+          <w:tcPr>
+            <w:tcW w:type="dxa" w:w="2952"/>
+          </w:tcPr>
+          <w:p>
+            <w:pPr>
+              <w:keepNext/>
+              <w:jc w:val="left"/>
+              <w:rPr>
+                <w:rFonts w:ascii="Times New Roman" w:hAnsi="Times New Roman" w:cs="Times New Roman"/>
+                <w:sz w:val="14"/>
+                <w:szCs w:val="14"/>
+              </w:rPr>
+            </w:pPr>
+            <w:r>
+              <w:rPr>
+                <w:rFonts w:ascii="Times New Roman" w:hAnsi="Times New Roman" w:cs="Times New Roman"/>
+                <w:b/>
+                <w:color w:val="000000"/>
+                <w:sz w:val="14"/>
+              </w:rPr>
+              <w:t>Evidence</w:t>
+            </w:r>
+          </w:p>
+        </w:tc>
+      </w:tr>
+      <w:tr>
+        <w:trPr>
+          <w:cantSplit/>
+        </w:trPr>
+        <w:tc>
+          <w:tcPr>
+            <w:tcW w:type="dxa" w:w="432"/>
+          </w:tcPr>
+          <w:p>
+            <w:pPr>
+              <w:keepNext/>
+              <w:jc w:val="left"/>
+              <w:rPr>
+                <w:rFonts w:ascii="Times New Roman" w:hAnsi="Times New Roman" w:cs="Times New Roman"/>
+                <w:sz w:val="14"/>
+                <w:szCs w:val="14"/>
+              </w:rPr>
+            </w:pPr>
+            <w:r>
+              <w:rPr>
+                <w:rFonts w:ascii="Times New Roman" w:hAnsi="Times New Roman" w:cs="Times New Roman"/>
+                <w:color w:val="000000"/>
+                <w:sz w:val="14"/>
+              </w:rPr>
+              <w:t>H1</w:t>
+            </w:r>
+          </w:p>
+        </w:tc>
+        <w:tc>
+          <w:tcPr>
+            <w:tcW w:type="dxa" w:w="1152"/>
+          </w:tcPr>
+          <w:p>
+            <w:pPr>
+              <w:keepNext/>
+              <w:jc w:val="left"/>
+              <w:rPr>
+                <w:rFonts w:ascii="Times New Roman" w:hAnsi="Times New Roman" w:cs="Times New Roman"/>
+                <w:sz w:val="14"/>
+                <w:szCs w:val="14"/>
+              </w:rPr>
+            </w:pPr>
+            <w:r>
+              <w:rPr>
+                <w:rFonts w:ascii="Times New Roman" w:hAnsi="Times New Roman" w:cs="Times New Roman"/>
+                <w:color w:val="000000"/>
+                <w:sz w:val="14"/>
+              </w:rPr>
+              <w:t>Partly supported</w:t>
+            </w:r>
+          </w:p>
+        </w:tc>
+        <w:tc>
+          <w:tcPr>
+            <w:tcW w:type="dxa" w:w="2952"/>
+          </w:tcPr>
+          <w:p>
+            <w:pPr>
+              <w:keepNext/>
+              <w:jc w:val="left"/>
+              <w:rPr>
+                <w:rFonts w:ascii="Times New Roman" w:hAnsi="Times New Roman" w:cs="Times New Roman"/>
+                <w:sz w:val="14"/>
+                <w:szCs w:val="14"/>
+              </w:rPr>
+            </w:pPr>
+            <w:r>
+              <w:rPr>
+                <w:rFonts w:ascii="Times New Roman" w:hAnsi="Times New Roman" w:cs="Times New Roman"/>
+                <w:color w:val="000000"/>
+                <w:sz w:val="14"/>
+              </w:rPr>
+              <w:t>Types separate in the ageing design (log-rank p &lt; 0.001; AUC 0.94; changing κ = 1.8) but not in the length-matched control (p = 0.39); n is small.</w:t>
+            </w:r>
+          </w:p>
+        </w:tc>
+      </w:tr>
+      <w:tr>
+        <w:trPr>
+          <w:cantSplit/>
+        </w:trPr>
+        <w:tc>
+          <w:tcPr>
+            <w:tcW w:type="dxa" w:w="432"/>
+          </w:tcPr>
+          <w:p>
+            <w:pPr>
+              <w:keepNext/>
+              <w:jc w:val="left"/>
+              <w:rPr>
+                <w:rFonts w:ascii="Times New Roman" w:hAnsi="Times New Roman" w:cs="Times New Roman"/>
+                <w:sz w:val="14"/>
+                <w:szCs w:val="14"/>
+              </w:rPr>
+            </w:pPr>
+            <w:r>
+              <w:rPr>
+                <w:rFonts w:ascii="Times New Roman" w:hAnsi="Times New Roman" w:cs="Times New Roman"/>
+                <w:color w:val="000000"/>
+                <w:sz w:val="14"/>
+              </w:rPr>
+              <w:t>H2</w:t>
+            </w:r>
+          </w:p>
+        </w:tc>
+        <w:tc>
+          <w:tcPr>
+            <w:tcW w:type="dxa" w:w="1152"/>
+          </w:tcPr>
+          <w:p>
+            <w:pPr>
+              <w:keepNext/>
+              <w:jc w:val="left"/>
+              <w:rPr>
+                <w:rFonts w:ascii="Times New Roman" w:hAnsi="Times New Roman" w:cs="Times New Roman"/>
+                <w:sz w:val="14"/>
+                <w:szCs w:val="14"/>
+              </w:rPr>
+            </w:pPr>
+            <w:r>
+              <w:rPr>
+                <w:rFonts w:ascii="Times New Roman" w:hAnsi="Times New Roman" w:cs="Times New Roman"/>
+                <w:color w:val="000000"/>
+                <w:sz w:val="14"/>
+              </w:rPr>
+              <w:t>Not supported</w:t>
+            </w:r>
+          </w:p>
+        </w:tc>
+        <w:tc>
+          <w:tcPr>
+            <w:tcW w:type="dxa" w:w="2952"/>
+          </w:tcPr>
+          <w:p>
+            <w:pPr>
+              <w:keepNext/>
+              <w:jc w:val="left"/>
+              <w:rPr>
+                <w:rFonts w:ascii="Times New Roman" w:hAnsi="Times New Roman" w:cs="Times New Roman"/>
+                <w:sz w:val="14"/>
+                <w:szCs w:val="14"/>
+              </w:rPr>
+            </w:pPr>
+            <w:r>
+              <w:rPr>
+                <w:rFonts w:ascii="Times New Roman" w:hAnsi="Times New Roman" w:cs="Times New Roman"/>
+                <w:color w:val="000000"/>
+                <w:sz w:val="14"/>
+              </w:rPr>
+              <w:t>Onset error 8.7 turns vs 11.2 for a uniform guess; R̂ adds little to token count (p = 0.07); rot barely hurt the reader.</w:t>
+            </w:r>
+          </w:p>
+        </w:tc>
+      </w:tr>
+      <w:tr>
+        <w:trPr>
+          <w:cantSplit/>
+        </w:trPr>
+        <w:tc>
+          <w:tcPr>
+            <w:tcW w:type="dxa" w:w="432"/>
+          </w:tcPr>
+          <w:p>
+            <w:pPr>
+              <w:keepNext/>
+              <w:jc w:val="left"/>
+              <w:rPr>
+                <w:rFonts w:ascii="Times New Roman" w:hAnsi="Times New Roman" w:cs="Times New Roman"/>
+                <w:sz w:val="14"/>
+                <w:szCs w:val="14"/>
+              </w:rPr>
+            </w:pPr>
+            <w:r>
+              <w:rPr>
+                <w:rFonts w:ascii="Times New Roman" w:hAnsi="Times New Roman" w:cs="Times New Roman"/>
+                <w:color w:val="000000"/>
+                <w:sz w:val="14"/>
+              </w:rPr>
+              <w:t>H3</w:t>
+            </w:r>
+          </w:p>
+        </w:tc>
+        <w:tc>
+          <w:tcPr>
+            <w:tcW w:type="dxa" w:w="1152"/>
+          </w:tcPr>
+          <w:p>
+            <w:pPr>
+              <w:keepNext/>
+              <w:jc w:val="left"/>
+              <w:rPr>
+                <w:rFonts w:ascii="Times New Roman" w:hAnsi="Times New Roman" w:cs="Times New Roman"/>
+                <w:sz w:val="14"/>
+                <w:szCs w:val="14"/>
+              </w:rPr>
+            </w:pPr>
+            <w:r>
+              <w:rPr>
+                <w:rFonts w:ascii="Times New Roman" w:hAnsi="Times New Roman" w:cs="Times New Roman"/>
+                <w:color w:val="000000"/>
+                <w:sz w:val="14"/>
+              </w:rPr>
+              <w:t>Not supported; mostly not testable</w:t>
+            </w:r>
+          </w:p>
+        </w:tc>
+        <w:tc>
+          <w:tcPr>
+            <w:tcW w:type="dxa" w:w="2952"/>
+          </w:tcPr>
+          <w:p>
+            <w:pPr>
+              <w:keepNext/>
+              <w:jc w:val="left"/>
+              <w:rPr>
+                <w:rFonts w:ascii="Times New Roman" w:hAnsi="Times New Roman" w:cs="Times New Roman"/>
+                <w:sz w:val="14"/>
+                <w:szCs w:val="14"/>
+              </w:rPr>
+            </w:pPr>
+            <w:r>
+              <w:rPr>
+                <w:rFonts w:ascii="Times New Roman" w:hAnsi="Times New Roman" w:cs="Times New Roman"/>
+                <w:color w:val="000000"/>
+                <w:sz w:val="14"/>
+              </w:rPr>
+              <w:t>2 knowledge-update questions; HL −8.6 points vs full context overall.</w:t>
+            </w:r>
+          </w:p>
+        </w:tc>
+      </w:tr>
+      <w:tr>
+        <w:trPr>
+          <w:cantSplit/>
+        </w:trPr>
+        <w:tc>
+          <w:tcPr>
+            <w:tcW w:type="dxa" w:w="432"/>
+          </w:tcPr>
+          <w:p>
+            <w:pPr>
+              <w:keepNext/>
+              <w:jc w:val="left"/>
+              <w:rPr>
+                <w:rFonts w:ascii="Times New Roman" w:hAnsi="Times New Roman" w:cs="Times New Roman"/>
+                <w:sz w:val="14"/>
+                <w:szCs w:val="14"/>
+              </w:rPr>
+            </w:pPr>
+            <w:r>
+              <w:rPr>
+                <w:rFonts w:ascii="Times New Roman" w:hAnsi="Times New Roman" w:cs="Times New Roman"/>
+                <w:color w:val="000000"/>
+                <w:sz w:val="14"/>
+              </w:rPr>
+              <w:t>H4</w:t>
+            </w:r>
+          </w:p>
+        </w:tc>
+        <w:tc>
+          <w:tcPr>
+            <w:tcW w:type="dxa" w:w="1152"/>
+          </w:tcPr>
+          <w:p>
+            <w:pPr>
+              <w:keepNext/>
+              <w:jc w:val="left"/>
+              <w:rPr>
+                <w:rFonts w:ascii="Times New Roman" w:hAnsi="Times New Roman" w:cs="Times New Roman"/>
+                <w:sz w:val="14"/>
+                <w:szCs w:val="14"/>
+              </w:rPr>
+            </w:pPr>
+            <w:r>
+              <w:rPr>
+                <w:rFonts w:ascii="Times New Roman" w:hAnsi="Times New Roman" w:cs="Times New Roman"/>
+                <w:color w:val="000000"/>
+                <w:sz w:val="14"/>
+              </w:rPr>
+              <w:t>Not supported</w:t>
+            </w:r>
+          </w:p>
+        </w:tc>
+        <w:tc>
+          <w:tcPr>
+            <w:tcW w:type="dxa" w:w="2952"/>
+          </w:tcPr>
+          <w:p>
+            <w:pPr>
+              <w:keepNext/>
+              <w:jc w:val="left"/>
+              <w:rPr>
+                <w:rFonts w:ascii="Times New Roman" w:hAnsi="Times New Roman" w:cs="Times New Roman"/>
+                <w:sz w:val="14"/>
+                <w:szCs w:val="14"/>
+              </w:rPr>
+            </w:pPr>
+            <w:r>
+              <w:rPr>
+                <w:rFonts w:ascii="Times New Roman" w:hAnsi="Times New Roman" w:cs="Times New Roman"/>
+                <w:color w:val="000000"/>
+                <w:sz w:val="14"/>
+              </w:rPr>
+              <w:t>HL ties B1, random, and oldest-first; a +5.7-point edge over B2 is not significant; no error analysis was run.</w:t>
+            </w:r>
+          </w:p>
+        </w:tc>
+      </w:tr>
+      <w:tr>
+        <w:trPr>
+          <w:cantSplit/>
+        </w:trPr>
+        <w:tc>
+          <w:tcPr>
+            <w:tcW w:type="dxa" w:w="432"/>
+          </w:tcPr>
+          <w:p>
+            <w:pPr>
+              <w:keepNext/>
+              <w:jc w:val="left"/>
+              <w:rPr>
+                <w:rFonts w:ascii="Times New Roman" w:hAnsi="Times New Roman" w:cs="Times New Roman"/>
+                <w:sz w:val="14"/>
+                <w:szCs w:val="14"/>
+              </w:rPr>
+            </w:pPr>
+            <w:r>
+              <w:rPr>
+                <w:rFonts w:ascii="Times New Roman" w:hAnsi="Times New Roman" w:cs="Times New Roman"/>
+                <w:color w:val="000000"/>
+                <w:sz w:val="14"/>
+              </w:rPr>
+              <w:t>H5</w:t>
+            </w:r>
+          </w:p>
+        </w:tc>
+        <w:tc>
+          <w:tcPr>
+            <w:tcW w:type="dxa" w:w="1152"/>
+          </w:tcPr>
+          <w:p>
+            <w:pPr>
+              <w:keepNext/>
+              <w:jc w:val="left"/>
+              <w:rPr>
+                <w:rFonts w:ascii="Times New Roman" w:hAnsi="Times New Roman" w:cs="Times New Roman"/>
+                <w:sz w:val="14"/>
+                <w:szCs w:val="14"/>
+              </w:rPr>
+            </w:pPr>
+            <w:r>
+              <w:rPr>
+                <w:rFonts w:ascii="Times New Roman" w:hAnsi="Times New Roman" w:cs="Times New Roman"/>
+                <w:color w:val="000000"/>
+                <w:sz w:val="14"/>
+              </w:rPr>
+              <w:t>Partly supported</w:t>
+            </w:r>
+          </w:p>
+        </w:tc>
+        <w:tc>
+          <w:tcPr>
+            <w:tcW w:type="dxa" w:w="2952"/>
+          </w:tcPr>
+          <w:p>
+            <w:pPr>
+              <w:keepNext/>
+              <w:jc w:val="left"/>
+              <w:rPr>
+                <w:rFonts w:ascii="Times New Roman" w:hAnsi="Times New Roman" w:cs="Times New Roman"/>
+                <w:sz w:val="14"/>
+                <w:szCs w:val="14"/>
+              </w:rPr>
+            </w:pPr>
+            <w:r>
+              <w:rPr>
+                <w:rFonts w:ascii="Times New Roman" w:hAnsi="Times New Roman" w:cs="Times New Roman"/>
+                <w:color w:val="000000"/>
+                <w:sz w:val="14"/>
+              </w:rPr>
+              <w:t>REMOVE alone gives the token savings; UPDATE and MERGE never fired, so their signatures could not be tested.</w:t>
+            </w:r>
+          </w:p>
+        </w:tc>
+      </w:tr>
+      <w:tr>
+        <w:trPr>
+          <w:cantSplit/>
+        </w:trPr>
+        <w:tc>
+          <w:tcPr>
+            <w:tcW w:type="dxa" w:w="432"/>
+          </w:tcPr>
+          <w:p>
+            <w:pPr>
+              <w:keepNext/>
+              <w:jc w:val="left"/>
+              <w:rPr>
+                <w:rFonts w:ascii="Times New Roman" w:hAnsi="Times New Roman" w:cs="Times New Roman"/>
+                <w:sz w:val="14"/>
+                <w:szCs w:val="14"/>
+              </w:rPr>
+            </w:pPr>
+            <w:r>
+              <w:rPr>
+                <w:rFonts w:ascii="Times New Roman" w:hAnsi="Times New Roman" w:cs="Times New Roman"/>
+                <w:color w:val="000000"/>
+                <w:sz w:val="14"/>
+              </w:rPr>
+              <w:t>H6</w:t>
+            </w:r>
+          </w:p>
+        </w:tc>
+        <w:tc>
+          <w:tcPr>
+            <w:tcW w:type="dxa" w:w="1152"/>
+          </w:tcPr>
+          <w:p>
+            <w:pPr>
+              <w:keepNext/>
+              <w:jc w:val="left"/>
+              <w:rPr>
+                <w:rFonts w:ascii="Times New Roman" w:hAnsi="Times New Roman" w:cs="Times New Roman"/>
+                <w:sz w:val="14"/>
+                <w:szCs w:val="14"/>
+              </w:rPr>
+            </w:pPr>
+            <w:r>
+              <w:rPr>
+                <w:rFonts w:ascii="Times New Roman" w:hAnsi="Times New Roman" w:cs="Times New Roman"/>
+                <w:color w:val="000000"/>
+                <w:sz w:val="14"/>
+              </w:rPr>
+              <w:t>Refuted</w:t>
+            </w:r>
+          </w:p>
+        </w:tc>
+        <w:tc>
+          <w:tcPr>
+            <w:tcW w:type="dxa" w:w="2952"/>
+          </w:tcPr>
+          <w:p>
+            <w:pPr>
+              <w:keepNext/>
+              <w:jc w:val="left"/>
+              <w:rPr>
+                <w:rFonts w:ascii="Times New Roman" w:hAnsi="Times New Roman" w:cs="Times New Roman"/>
+                <w:sz w:val="14"/>
+                <w:szCs w:val="14"/>
+              </w:rPr>
+            </w:pPr>
+            <w:r>
+              <w:rPr>
+                <w:rFonts w:ascii="Times New Roman" w:hAnsi="Times New Roman" w:cs="Times New Roman"/>
+                <w:color w:val="000000"/>
+                <w:sz w:val="14"/>
+              </w:rPr>
+              <w:t>Hallucination 31% → 43%; abstention accuracy unchanged (83%).</w:t>
+            </w:r>
+          </w:p>
+        </w:tc>
+      </w:tr>
+      <w:tr>
+        <w:trPr>
+          <w:cantSplit/>
+        </w:trPr>
+        <w:tc>
+          <w:tcPr>
+            <w:tcW w:type="dxa" w:w="432"/>
+          </w:tcPr>
+          <w:p>
+            <w:pPr>
+              <w:keepNext w:val="0"/>
+              <w:jc w:val="left"/>
+              <w:rPr>
+                <w:rFonts w:ascii="Times New Roman" w:hAnsi="Times New Roman" w:cs="Times New Roman"/>
+                <w:sz w:val="14"/>
+                <w:szCs w:val="14"/>
+              </w:rPr>
+            </w:pPr>
+            <w:r>
+              <w:rPr>
+                <w:rFonts w:ascii="Times New Roman" w:hAnsi="Times New Roman" w:cs="Times New Roman"/>
+                <w:color w:val="000000"/>
+                <w:sz w:val="14"/>
+              </w:rPr>
+              <w:t>H7</w:t>
+            </w:r>
+          </w:p>
+        </w:tc>
+        <w:tc>
+          <w:tcPr>
+            <w:tcW w:type="dxa" w:w="1152"/>
+          </w:tcPr>
+          <w:p>
+            <w:pPr>
+              <w:keepNext w:val="0"/>
+              <w:jc w:val="left"/>
+              <w:rPr>
+                <w:rFonts w:ascii="Times New Roman" w:hAnsi="Times New Roman" w:cs="Times New Roman"/>
+                <w:sz w:val="14"/>
+                <w:szCs w:val="14"/>
+              </w:rPr>
+            </w:pPr>
+            <w:r>
+              <w:rPr>
+                <w:rFonts w:ascii="Times New Roman" w:hAnsi="Times New Roman" w:cs="Times New Roman"/>
+                <w:color w:val="000000"/>
+                <w:sz w:val="14"/>
+              </w:rPr>
+              <w:t>Refuted at 8K tokens</w:t>
+            </w:r>
+          </w:p>
+        </w:tc>
+        <w:tc>
+          <w:tcPr>
+            <w:tcW w:type="dxa" w:w="2952"/>
+          </w:tcPr>
+          <w:p>
+            <w:pPr>
+              <w:keepNext w:val="0"/>
+              <w:jc w:val="left"/>
+              <w:rPr>
+                <w:rFonts w:ascii="Times New Roman" w:hAnsi="Times New Roman" w:cs="Times New Roman"/>
+                <w:sz w:val="14"/>
+                <w:szCs w:val="14"/>
+              </w:rPr>
+            </w:pPr>
+            <w:r>
+              <w:rPr>
+                <w:rFonts w:ascii="Times New Roman" w:hAnsi="Times New Roman" w:cs="Times New Roman"/>
+                <w:color w:val="000000"/>
+                <w:sz w:val="14"/>
+              </w:rPr>
+              <w:t>Total time 7.9 s vs 3.0 s; no break-even in the lengths measured.</w:t>
+            </w:r>
+          </w:p>
+        </w:tc>
+      </w:tr>
+    </w:tbl>
+    <w:p>
+      <w:pPr>
+        <w:spacing w:after="40"/>
+        <w:jc w:val="both"/>
+        <w:rPr>
+          <w:rFonts w:ascii="Times New Roman" w:hAnsi="Times New Roman" w:cs="Times New Roman"/>
+          <w:sz w:val="12"/>
+          <w:szCs w:val="12"/>
+        </w:rPr>
+      </w:pPr>
+    </w:p>
+    <w:p>
+      <w:pPr>
+        <w:pStyle w:val="Heading2"/>
+      </w:pPr>
+      <w:r>
+        <w:t>What the results do and do not show</w:t>
+      </w:r>
+    </w:p>
+    <w:p>
+      <w:pPr>
+        <w:jc w:val="both"/>
+        <w:rPr>
+          <w:rFonts w:ascii="Times New Roman" w:hAnsi="Times New Roman" w:cs="Times New Roman"/>
+          <w:sz w:val="20"/>
+          <w:szCs w:val="20"/>
+        </w:rPr>
+      </w:pPr>
+      <w:r>
+        <w:rPr>
+          <w:rFonts w:ascii="Times New Roman" w:hAnsi="Times New Roman" w:cs="Times New Roman"/>
+          <w:sz w:val="20"/>
+        </w:rPr>
+        <w:t>The strongest finding is empirical and supports the premise: information decays at different rates depending on what it is, and the decay can be measured with ordinary survival tools even on a 3B model. The changing value, the case that is stale by construction, decays with an increasing hazard, and the model's mistakes are the old value rather than random errors; a stable preference does not decay at all. This pattern is what the half-life idea predicts. The needle-in-a-haystack result adds that retrieval depends heavily on question wording, in line with earlier reports that matching words inflate long-context scores [4], while the position effect reported for larger models [2] is not visible for this one.</w:t>
+      </w:r>
+    </w:p>
+    <w:p>
+      <w:pPr>
+        <w:jc w:val="both"/>
+        <w:rPr>
+          <w:rFonts w:ascii="Times New Roman" w:hAnsi="Times New Roman" w:cs="Times New Roman"/>
+          <w:sz w:val="20"/>
+          <w:szCs w:val="20"/>
+        </w:rPr>
+      </w:pPr>
+      <w:r>
+        <w:rPr>
+          <w:rFonts w:ascii="Times New Roman" w:hAnsi="Times New Roman" w:cs="Times New Roman"/>
+          <w:sz w:val="20"/>
+        </w:rPr>
+        <w:t>The weakest finding is the second half of the thesis: using the measurement to repair the context did not help. Several explanations are plausible, and our data do not separate them. The reader is small, and the oracle result shows that it fails on about half of the questions even when given only the evidence, so there is little headroom for any context repair. The judge is a 3B model that agrees with string matching on about three answers in four, so accuracy differences of a few points are within its noise. The relevance detector is crude: it uses sentence-embedding similarity to the question, which removes evidence for multi-hop and temporal questions whose evidence does not resemble the question, and it fired on every question. The stale-value detector depends on the same small model and found nothing. Finally, all contexts were about 8K tokens, a length at which a 3B model is not yet overwhelmed, so the potential gain from shrinking was small, and the embedding and extraction steps were slow on a laptop CPU. None of these is evidence that half-life-guided repair cannot work; each is a reason the present test was weak.</w:t>
+      </w:r>
+    </w:p>
+    <w:p>
+      <w:pPr>
+        <w:jc w:val="both"/>
+        <w:rPr>
+          <w:rFonts w:ascii="Times New Roman" w:hAnsi="Times New Roman" w:cs="Times New Roman"/>
+          <w:sz w:val="20"/>
+          <w:szCs w:val="20"/>
+        </w:rPr>
+      </w:pPr>
+      <w:r>
+        <w:rPr>
+          <w:rFonts w:ascii="Times New Roman" w:hAnsi="Times New Roman" w:cs="Times New Roman"/>
+          <w:sz w:val="20"/>
+        </w:rPr>
+        <w:t>The synthetic E3 results should be read with caution. They show that the machinery works when the rot is cleanly templated, but the generator and the detectors were written by the same authors, the detectors' thresholds were tuned on the same generator, and the one measurable effect we hoped for, a drop in reader accuracy after the change point, did not appear at this scale.</w:t>
+      </w:r>
+    </w:p>
+    <w:p>
+      <w:pPr>
+        <w:pStyle w:val="Heading2"/>
+      </w:pPr>
+      <w:r>
+        <w:t>Implications</w:t>
+      </w:r>
+    </w:p>
+    <w:p>
+      <w:pPr>
+        <w:jc w:val="both"/>
+        <w:rPr>
+          <w:rFonts w:ascii="Times New Roman" w:hAnsi="Times New Roman" w:cs="Times New Roman"/>
+          <w:sz w:val="20"/>
+          <w:szCs w:val="20"/>
+        </w:rPr>
+      </w:pPr>
+      <w:r>
+        <w:rPr>
+          <w:rFonts w:ascii="Times New Roman" w:hAnsi="Times New Roman" w:cs="Times New Roman"/>
+          <w:sz w:val="20"/>
+        </w:rPr>
+        <w:t>Three practical points follow. First, measure staleness separately from length: content-dependent decay appeared even with a short, constant context, and a fixed truncation rule would discard stable preferences and changing values alike. Second, any context-repair method needs a ceiling check such as our oracle condition; here it showed immediately that the reader, not the context, was the bottleneck. Third, repair that costs more compute than the reader time it saves needs long contexts or cheaper detectors to pay off, so detector cost belongs in the evaluation, not just in the discussion.</w:t>
+      </w:r>
+    </w:p>
+    <w:p>
+      <w:pPr>
+        <w:pStyle w:val="Heading2"/>
+      </w:pPr>
+      <w:r>
+        <w:t>Threats to validity and limitations</w:t>
+      </w:r>
+    </w:p>
+    <w:p>
+      <w:pPr>
+        <w:pStyle w:val="ListParagraph"/>
+        <w:numPr>
+          <w:ilvl w:val="0"/>
+          <w:numId w:val="15"/>
+        </w:numPr>
+        <w:jc w:val="both"/>
+        <w:rPr>
+          <w:rFonts w:ascii="Times New Roman" w:hAnsi="Times New Roman" w:cs="Times New Roman"/>
+          <w:sz w:val="20"/>
+          <w:szCs w:val="20"/>
+        </w:rPr>
+      </w:pPr>
+      <w:r>
+        <w:rPr>
+          <w:rFonts w:ascii="Times New Roman" w:hAnsi="Times New Roman" w:cs="Times New Roman"/>
           <w:b/>
           <w:sz w:val="20"/>
         </w:rPr>
+        <w:t>Scale and power:</w:t>
+      </w:r>
+      <w:r>
+        <w:rPr>
+          <w:rFonts w:ascii="Times New Roman" w:hAnsi="Times New Roman" w:cs="Times New Roman"/>
+          <w:sz w:val="20"/>
+        </w:rPr>
+        <w:t xml:space="preserve"> one 3B model, one seed, 20 facts per age, and 35 questions give wide intervals; differences of ten points are not detectable. Failure to find an effect is not evidence of no effect.</w:t>
+      </w:r>
+    </w:p>
+    <w:p>
+      <w:pPr>
+        <w:pStyle w:val="ListParagraph"/>
+        <w:numPr>
+          <w:ilvl w:val="0"/>
+          <w:numId w:val="15"/>
+        </w:numPr>
+        <w:jc w:val="both"/>
+        <w:rPr>
+          <w:rFonts w:ascii="Times New Roman" w:hAnsi="Times New Roman" w:cs="Times New Roman"/>
+          <w:sz w:val="20"/>
+          <w:szCs w:val="20"/>
+        </w:rPr>
+      </w:pPr>
+      <w:r>
+        <w:rPr>
+          <w:rFonts w:ascii="Times New Roman" w:hAnsi="Times New Roman" w:cs="Times New Roman"/>
+          <w:b/>
+          <w:sz w:val="20"/>
+        </w:rPr>
+        <w:t>Confounding:</w:t>
+      </w:r>
+      <w:r>
+        <w:rPr>
+          <w:rFonts w:ascii="Times New Roman" w:hAnsi="Times New Roman" w:cs="Times New Roman"/>
+          <w:sz w:val="20"/>
+        </w:rPr>
+        <w:t xml:space="preserve"> in E2 age and length grow together; the length-matched control is half the size and did not replicate the separation of types.</w:t>
+      </w:r>
+    </w:p>
+    <w:p>
+      <w:pPr>
+        <w:pStyle w:val="ListParagraph"/>
+        <w:numPr>
+          <w:ilvl w:val="0"/>
+          <w:numId w:val="15"/>
+        </w:numPr>
+        <w:jc w:val="both"/>
+        <w:rPr>
+          <w:rFonts w:ascii="Times New Roman" w:hAnsi="Times New Roman" w:cs="Times New Roman"/>
+          <w:sz w:val="20"/>
+          <w:szCs w:val="20"/>
+        </w:rPr>
+      </w:pPr>
+      <w:r>
+        <w:rPr>
+          <w:rFonts w:ascii="Times New Roman" w:hAnsi="Times New Roman" w:cs="Times New Roman"/>
+          <w:b/>
+          <w:sz w:val="20"/>
+        </w:rPr>
+        <w:t>Synthetic data:</w:t>
+      </w:r>
+      <w:r>
+        <w:rPr>
+          <w:rFonts w:ascii="Times New Roman" w:hAnsi="Times New Roman" w:cs="Times New Roman"/>
+          <w:sz w:val="20"/>
+        </w:rPr>
+        <w:t xml:space="preserve"> E2 facts and all E3 sessions are template-generated, the detectors read the same templates, and real conversations are messier.</w:t>
+      </w:r>
+    </w:p>
+    <w:p>
+      <w:pPr>
+        <w:pStyle w:val="ListParagraph"/>
+        <w:numPr>
+          <w:ilvl w:val="0"/>
+          <w:numId w:val="15"/>
+        </w:numPr>
+        <w:jc w:val="both"/>
+        <w:rPr>
+          <w:rFonts w:ascii="Times New Roman" w:hAnsi="Times New Roman" w:cs="Times New Roman"/>
+          <w:sz w:val="20"/>
+          <w:szCs w:val="20"/>
+        </w:rPr>
+      </w:pPr>
+      <w:r>
+        <w:rPr>
+          <w:rFonts w:ascii="Times New Roman" w:hAnsi="Times New Roman" w:cs="Times New Roman"/>
+          <w:b/>
+          <w:sz w:val="20"/>
+        </w:rPr>
+        <w:t>Evaluation:</w:t>
+      </w:r>
+      <w:r>
+        <w:rPr>
+          <w:rFonts w:ascii="Times New Roman" w:hAnsi="Times New Roman" w:cs="Times New Roman"/>
+          <w:sz w:val="20"/>
+        </w:rPr>
+        <w:t xml:space="preserve"> the judge is a weak, same-scale model with 77% agreement with string matching [43]; LongMemEval items may be contaminated; no human audit was done.</w:t>
+      </w:r>
+    </w:p>
+    <w:p>
+      <w:pPr>
+        <w:pStyle w:val="ListParagraph"/>
+        <w:numPr>
+          <w:ilvl w:val="0"/>
+          <w:numId w:val="15"/>
+        </w:numPr>
+        <w:jc w:val="both"/>
+        <w:rPr>
+          <w:rFonts w:ascii="Times New Roman" w:hAnsi="Times New Roman" w:cs="Times New Roman"/>
+          <w:sz w:val="20"/>
+          <w:szCs w:val="20"/>
+        </w:rPr>
+      </w:pPr>
+      <w:r>
+        <w:rPr>
+          <w:rFonts w:ascii="Times New Roman" w:hAnsi="Times New Roman" w:cs="Times New Roman"/>
+          <w:b/>
+          <w:sz w:val="20"/>
+        </w:rPr>
+        <w:t>Coverage:</w:t>
+      </w:r>
+      <w:r>
+        <w:rPr>
+          <w:rFonts w:ascii="Times New Roman" w:hAnsi="Times New Roman" w:cs="Times New Roman"/>
+          <w:sz w:val="20"/>
+        </w:rPr>
+        <w:t xml:space="preserve"> hosted and larger models, LongBench v2, NoLiMa, the Chroma toolkit, and other memory systems were not evaluated, and the knowledge-update stratum was almost empty.</w:t>
+      </w:r>
+    </w:p>
+    <w:p>
+      <w:pPr>
+        <w:pStyle w:val="ListParagraph"/>
+        <w:numPr>
+          <w:ilvl w:val="0"/>
+          <w:numId w:val="15"/>
+        </w:numPr>
+        <w:jc w:val="both"/>
+        <w:rPr>
+          <w:rFonts w:ascii="Times New Roman" w:hAnsi="Times New Roman" w:cs="Times New Roman"/>
+          <w:sz w:val="20"/>
+          <w:szCs w:val="20"/>
+        </w:rPr>
+      </w:pPr>
+      <w:r>
+        <w:rPr>
+          <w:rFonts w:ascii="Times New Roman" w:hAnsi="Times New Roman" w:cs="Times New Roman"/>
+          <w:b/>
+          <w:sz w:val="20"/>
+        </w:rPr>
         <w:t>Systems and security:</w:t>
       </w:r>
       <w:r>
@@ -7323,7 +14117,7 @@
           <w:rFonts w:ascii="Times New Roman" w:hAnsi="Times New Roman" w:cs="Times New Roman"/>
           <w:sz w:val="20"/>
         </w:rPr>
-        <w:t xml:space="preserve"> editing early context can invalidate prompt caches, and a repair layer is itself an attack surface (a poisoned tool result could trigger removal of real constraints), so every operation is logged and protected instructions are never changed unverified.</w:t>
+        <w:t xml:space="preserve"> editing early context can invalidate prompt caches, and a repair layer is itself an attack surface, since a poisoned tool result could trigger removal of real constraints.</w:t>
       </w:r>
     </w:p>
     <w:p>
@@ -7348,7 +14142,24 @@
           <w:rFonts w:ascii="Times New Roman" w:hAnsi="Times New Roman" w:cs="Times New Roman"/>
           <w:sz w:val="20"/>
         </w:rPr>
-        <w:t>Long-horizon reliability is usually treated as a capacity problem; the evidence reviewed here shows it is also a maintenance problem. This paper proposed to measure decay directly. Context Half-Life defines it through a segment's counterfactual usefulness and summarises it as a median survival age, while the Rot Index and session half-life show where and when rot sets in. A three-tier estimator makes the metric usable with black-box models, and a verified update–merge–remove loop acts on it without retraining. The pre-registered evaluation is designed so that each claim can fail: if the hypotheses hold, long conversations depend less on window size and more on routine upkeep; if they fail, the results will show how much degradation is intrinsic to length [5]. Future work includes learned hazard and repair policies [28], models for information that becomes relevant again, per-channel half-lives in multi-agent systems, modality-specific detectors for code and tool logs, cache-aware repair scheduling, a dedicated decay benchmark with ground-truth half-lives, and comparison with human forgetting curves [24].</w:t>
+        <w:t>We proposed to measure how quickly the contents of an LLM context lose value and to repair the context accordingly. In a small, fully reported study with a 3B open model we found that decay does depend on content type, that a changing value loses usefulness with an accelerating hazard while a stable preference does not, and that question wording matters more than context length. We did not find that the measurement improves repair: half-life-guided repair saved about 39% of the tokens, did not raise accuracy, increased hallucination, and cost more time than it saved. Two of seven hypotheses were partly supported, three were not supported or could not be tested, and two were refuted at this scale.</w:t>
+      </w:r>
+    </w:p>
+    <w:p>
+      <w:pPr>
+        <w:jc w:val="both"/>
+        <w:rPr>
+          <w:rFonts w:ascii="Times New Roman" w:hAnsi="Times New Roman" w:cs="Times New Roman"/>
+          <w:sz w:val="20"/>
+          <w:szCs w:val="20"/>
+        </w:rPr>
+      </w:pPr>
+      <w:r>
+        <w:rPr>
+          <w:rFonts w:ascii="Times New Roman" w:hAnsi="Times New Roman" w:cs="Times New Roman"/>
+          <w:sz w:val="20"/>
+        </w:rPr>
+        <w:t>The next steps are to test the same protocol where the claim is most likely to hold: readers of 8B parameters and above and a hosted model [35]; a larger knowledge-update subset with an entailment-based staleness detector instead of small-model extraction; contexts of 32K tokens and more, where shrinking should matter and where LongBench v2 and NoLiMa apply; GPU-side embeddings to reduce overhead; recall from the archive; learned hazard and repair policies [28]; a human audit of the judge; and a dedicated decay benchmark with ground-truth half-lives, compared with human forgetting curves [24]. Cache-aware repair scheduling and defences against poisoned tool outputs remain open. The code and every raw log are public so that these studies can start from our negative results rather than repeat them.</w:t>
       </w:r>
     </w:p>
     <w:p>
@@ -8400,6 +15211,183 @@
           <w:rFonts w:ascii="Times New Roman" w:hAnsi="Times New Roman" w:cs="Times New Roman"/>
           <w:sz w:val="18"/>
         </w:rPr>
+        <w:t xml:space="preserve">C. Davidson-Pilon, "lifelines: Survival analysis in Python," </w:t>
+      </w:r>
+      <w:r>
+        <w:rPr>
+          <w:rFonts w:ascii="Times New Roman" w:hAnsi="Times New Roman" w:cs="Times New Roman"/>
+          <w:i/>
+          <w:sz w:val="18"/>
+        </w:rPr>
+        <w:t>J. Open Source Softw.</w:t>
+      </w:r>
+      <w:r>
+        <w:rPr>
+          <w:rFonts w:ascii="Times New Roman" w:hAnsi="Times New Roman" w:cs="Times New Roman"/>
+          <w:sz w:val="18"/>
+        </w:rPr>
+        <w:t>, vol. 4, no. 40, p. 1317, 2019.</w:t>
+      </w:r>
+    </w:p>
+    <w:p>
+      <w:pPr>
+        <w:pStyle w:val="ListParagraph"/>
+        <w:numPr>
+          <w:ilvl w:val="0"/>
+          <w:numId w:val="12"/>
+        </w:numPr>
+        <w:jc w:val="both"/>
+        <w:rPr>
+          <w:rFonts w:ascii="Times New Roman" w:hAnsi="Times New Roman" w:cs="Times New Roman"/>
+          <w:sz w:val="18"/>
+          <w:szCs w:val="18"/>
+        </w:rPr>
+      </w:pPr>
+      <w:r>
+        <w:rPr>
+          <w:rFonts w:ascii="Times New Roman" w:hAnsi="Times New Roman" w:cs="Times New Roman"/>
+          <w:sz w:val="18"/>
+        </w:rPr>
+        <w:t>A. Grattafiori et al., "The Llama 3 herd of models," arXiv:2407.21783, 2024.</w:t>
+      </w:r>
+    </w:p>
+    <w:p>
+      <w:pPr>
+        <w:pStyle w:val="ListParagraph"/>
+        <w:numPr>
+          <w:ilvl w:val="0"/>
+          <w:numId w:val="12"/>
+        </w:numPr>
+        <w:jc w:val="both"/>
+        <w:rPr>
+          <w:rFonts w:ascii="Times New Roman" w:hAnsi="Times New Roman" w:cs="Times New Roman"/>
+          <w:sz w:val="18"/>
+          <w:szCs w:val="18"/>
+        </w:rPr>
+      </w:pPr>
+      <w:r>
+        <w:rPr>
+          <w:rFonts w:ascii="Times New Roman" w:hAnsi="Times New Roman" w:cs="Times New Roman"/>
+          <w:sz w:val="18"/>
+        </w:rPr>
+        <w:t>A. Yang et al., "Qwen2.5 technical report," arXiv:2412.15115, 2024.</w:t>
+      </w:r>
+    </w:p>
+    <w:p>
+      <w:pPr>
+        <w:pStyle w:val="ListParagraph"/>
+        <w:numPr>
+          <w:ilvl w:val="0"/>
+          <w:numId w:val="12"/>
+        </w:numPr>
+        <w:jc w:val="both"/>
+        <w:rPr>
+          <w:rFonts w:ascii="Times New Roman" w:hAnsi="Times New Roman" w:cs="Times New Roman"/>
+          <w:sz w:val="18"/>
+          <w:szCs w:val="18"/>
+        </w:rPr>
+      </w:pPr>
+      <w:r>
+        <w:rPr>
+          <w:rFonts w:ascii="Times New Roman" w:hAnsi="Times New Roman" w:cs="Times New Roman"/>
+          <w:sz w:val="18"/>
+        </w:rPr>
+        <w:t xml:space="preserve">W. Wang, F. Wei, L. Dong, H. Bao, N. Yang, and M. Zhou, "MiniLM: Deep self-attention distillation for task-agnostic compression of pre-trained transformers," in </w:t>
+      </w:r>
+      <w:r>
+        <w:rPr>
+          <w:rFonts w:ascii="Times New Roman" w:hAnsi="Times New Roman" w:cs="Times New Roman"/>
+          <w:i/>
+          <w:sz w:val="18"/>
+        </w:rPr>
+        <w:t>Advances in Neural Information Processing Systems (NeurIPS)</w:t>
+      </w:r>
+      <w:r>
+        <w:rPr>
+          <w:rFonts w:ascii="Times New Roman" w:hAnsi="Times New Roman" w:cs="Times New Roman"/>
+          <w:sz w:val="18"/>
+        </w:rPr>
+        <w:t>, vol. 33, 2020, pp. 5776–5788.</w:t>
+      </w:r>
+    </w:p>
+    <w:p>
+      <w:pPr>
+        <w:pStyle w:val="ListParagraph"/>
+        <w:numPr>
+          <w:ilvl w:val="0"/>
+          <w:numId w:val="12"/>
+        </w:numPr>
+        <w:jc w:val="both"/>
+        <w:rPr>
+          <w:rFonts w:ascii="Times New Roman" w:hAnsi="Times New Roman" w:cs="Times New Roman"/>
+          <w:sz w:val="18"/>
+          <w:szCs w:val="18"/>
+        </w:rPr>
+      </w:pPr>
+      <w:r>
+        <w:rPr>
+          <w:rFonts w:ascii="Times New Roman" w:hAnsi="Times New Roman" w:cs="Times New Roman"/>
+          <w:sz w:val="18"/>
+        </w:rPr>
+        <w:t xml:space="preserve">P. He, J. Gao, and W. Chen, "DeBERTaV3: Improving DeBERTa using ELECTRA-style pre-training with gradient-disentangled embedding sharing," in </w:t>
+      </w:r>
+      <w:r>
+        <w:rPr>
+          <w:rFonts w:ascii="Times New Roman" w:hAnsi="Times New Roman" w:cs="Times New Roman"/>
+          <w:i/>
+          <w:sz w:val="18"/>
+        </w:rPr>
+        <w:t>Proc. Int. Conf. Learning Representations (ICLR)</w:t>
+      </w:r>
+      <w:r>
+        <w:rPr>
+          <w:rFonts w:ascii="Times New Roman" w:hAnsi="Times New Roman" w:cs="Times New Roman"/>
+          <w:sz w:val="18"/>
+        </w:rPr>
+        <w:t>, 2023, arXiv:2111.09543.</w:t>
+      </w:r>
+    </w:p>
+    <w:p>
+      <w:pPr>
+        <w:pStyle w:val="ListParagraph"/>
+        <w:numPr>
+          <w:ilvl w:val="0"/>
+          <w:numId w:val="12"/>
+        </w:numPr>
+        <w:jc w:val="both"/>
+        <w:rPr>
+          <w:rFonts w:ascii="Times New Roman" w:hAnsi="Times New Roman" w:cs="Times New Roman"/>
+          <w:sz w:val="18"/>
+          <w:szCs w:val="18"/>
+        </w:rPr>
+      </w:pPr>
+      <w:r>
+        <w:rPr>
+          <w:rFonts w:ascii="Times New Roman" w:hAnsi="Times New Roman" w:cs="Times New Roman"/>
+          <w:sz w:val="18"/>
+        </w:rPr>
+        <w:t>Project Gutenberg, "Free eBooks." [Online]. Available: https:/​/​www.gutenberg.org</w:t>
+      </w:r>
+    </w:p>
+    <w:p>
+      <w:pPr>
+        <w:pStyle w:val="ListParagraph"/>
+        <w:numPr>
+          <w:ilvl w:val="0"/>
+          <w:numId w:val="12"/>
+        </w:numPr>
+        <w:jc w:val="both"/>
+        <w:rPr>
+          <w:rFonts w:ascii="Times New Roman" w:hAnsi="Times New Roman" w:cs="Times New Roman"/>
+          <w:sz w:val="18"/>
+          <w:szCs w:val="18"/>
+        </w:rPr>
+      </w:pPr>
+      <w:r>
+        <w:rPr>
+          <w:rFonts w:ascii="Times New Roman" w:hAnsi="Times New Roman" w:cs="Times New Roman"/>
+          <w:sz w:val="18"/>
+        </w:rPr>
         <w:t xml:space="preserve">Q. McNemar, "Note on the sampling error of the difference between correlated proportions or percentages," </w:t>
       </w:r>
       <w:r>
@@ -8416,6 +15404,65 @@
           <w:sz w:val="18"/>
         </w:rPr>
         <w:t>, vol. 12, no. 2, pp. 153–157, 1947.</w:t>
+      </w:r>
+    </w:p>
+    <w:p>
+      <w:pPr>
+        <w:pStyle w:val="ListParagraph"/>
+        <w:numPr>
+          <w:ilvl w:val="0"/>
+          <w:numId w:val="12"/>
+        </w:numPr>
+        <w:jc w:val="both"/>
+        <w:rPr>
+          <w:rFonts w:ascii="Times New Roman" w:hAnsi="Times New Roman" w:cs="Times New Roman"/>
+          <w:sz w:val="18"/>
+          <w:szCs w:val="18"/>
+        </w:rPr>
+      </w:pPr>
+      <w:r>
+        <w:rPr>
+          <w:rFonts w:ascii="Times New Roman" w:hAnsi="Times New Roman" w:cs="Times New Roman"/>
+          <w:sz w:val="18"/>
+        </w:rPr>
+        <w:t xml:space="preserve">S. Holm, "A simple sequentially rejective multiple test procedure," </w:t>
+      </w:r>
+      <w:r>
+        <w:rPr>
+          <w:rFonts w:ascii="Times New Roman" w:hAnsi="Times New Roman" w:cs="Times New Roman"/>
+          <w:i/>
+          <w:sz w:val="18"/>
+        </w:rPr>
+        <w:t>Scand. J. Statist.</w:t>
+      </w:r>
+      <w:r>
+        <w:rPr>
+          <w:rFonts w:ascii="Times New Roman" w:hAnsi="Times New Roman" w:cs="Times New Roman"/>
+          <w:sz w:val="18"/>
+        </w:rPr>
+        <w:t>, vol. 6, no. 2, pp. 65–70, 1979.</w:t>
+      </w:r>
+    </w:p>
+    <w:p>
+      <w:pPr>
+        <w:pStyle w:val="ListParagraph"/>
+        <w:numPr>
+          <w:ilvl w:val="0"/>
+          <w:numId w:val="12"/>
+        </w:numPr>
+        <w:jc w:val="both"/>
+        <w:rPr>
+          <w:rFonts w:ascii="Times New Roman" w:hAnsi="Times New Roman" w:cs="Times New Roman"/>
+          <w:sz w:val="18"/>
+          <w:szCs w:val="18"/>
+        </w:rPr>
+      </w:pPr>
+      <w:r>
+        <w:rPr>
+          <w:rFonts w:ascii="Times New Roman" w:hAnsi="Times New Roman" w:cs="Times New Roman"/>
+          <w:sz w:val="18"/>
+        </w:rPr>
+        <w:t>N. Nayak, M. Singh, J. Singh, and S. Garg, "context-half-life: Code, raw logs, and paper source," GitHub repository, 2026. [Online]. Available: https:/​/​github.com/​Namann-14/​context-half-life</w:t>
       </w:r>
     </w:p>
     <w:p>
